--- a/docs/operations-runbook.docx
+++ b/docs/operations-runbook.docx
@@ -156,10 +156,7 @@
               <w:pStyle w:val="Compact"/>
             </w:pPr>
             <w:r>
-              <w:t xml:space="preserve">Check with:</w:t>
-            </w:r>
-            <w:r>
-              <w:t xml:space="preserve"> </w:t>
+              <w:t xml:space="preserve">Check with: </w:t>
             </w:r>
             <w:r>
               <w:rPr>
@@ -355,8 +352,6 @@
       </w:r>
       <w:r>
         <w:br/>
-      </w:r>
-      <w:r>
         <w:br/>
       </w:r>
       <w:r>
@@ -613,10 +608,7 @@
         <w:pStyle w:val="FirstParagraph"/>
       </w:pPr>
       <w:r>
-        <w:t xml:space="preserve">Choose one authentication mode and set</w:t>
-      </w:r>
-      <w:r>
-        <w:t xml:space="preserve"> </w:t>
+        <w:t xml:space="preserve">Choose one authentication mode and set </w:t>
       </w:r>
       <w:r>
         <w:rPr>
@@ -625,13 +617,7 @@
         <w:t xml:space="preserve">authenticationMode</w:t>
       </w:r>
       <w:r>
-        <w:t xml:space="preserve"> </w:t>
-      </w:r>
-      <w:r>
-        <w:t xml:space="preserve">in</w:t>
-      </w:r>
-      <w:r>
-        <w:t xml:space="preserve"> </w:t>
+        <w:t xml:space="preserve"> in </w:t>
       </w:r>
       <w:r>
         <w:rPr>
@@ -640,10 +626,7 @@
         <w:t xml:space="preserve">settings.json</w:t>
       </w:r>
       <w:r>
-        <w:t xml:space="preserve"> </w:t>
-      </w:r>
-      <w:r>
-        <w:t xml:space="preserve">accordingly. The three modes are mutually exclusive.</w:t>
+        <w:t xml:space="preserve"> accordingly. The three modes are mutually exclusive.</w:t>
       </w:r>
     </w:p>
     <w:bookmarkStart w:id="21" w:name="choosing-an-authentication-mode"/>
@@ -847,72 +830,90 @@
         <w:pStyle w:val="FirstParagraph"/>
       </w:pPr>
       <w:r>
-        <w:t xml:space="preserve">Set</w:t>
-      </w:r>
-      <w:r>
+        <w:t xml:space="preserve">Set </w:t>
+      </w:r>
+      <w:r>
+        <w:rPr>
+          <w:rStyle w:val="VerbatimChar"/>
+        </w:rPr>
+        <w:t xml:space="preserve">authenticationMode</w:t>
+      </w:r>
+      <w:r>
+        <w:t xml:space="preserve"> to </w:t>
+      </w:r>
+      <w:r>
+        <w:rPr>
+          <w:rStyle w:val="VerbatimChar"/>
+        </w:rPr>
+        <w:t xml:space="preserve">basic</w:t>
+      </w:r>
+      <w:r>
+        <w:t xml:space="preserve"> in </w:t>
+      </w:r>
+      <w:r>
+        <w:rPr>
+          <w:rStyle w:val="VerbatimChar"/>
+        </w:rPr>
+        <w:t xml:space="preserve">settings.json</w:t>
+      </w:r>
+      <w:r>
+        <w:t xml:space="preserve">. Provide credentials via environment variables only — never in the settings file, which may be committed to source control.</w:t>
+      </w:r>
+    </w:p>
+    <w:p>
+      <w:pPr>
+        <w:pStyle w:val="SourceCode"/>
+      </w:pPr>
+      <w:r>
+        <w:rPr>
+          <w:rStyle w:val="BuiltInTok"/>
+        </w:rPr>
+        <w:t xml:space="preserve">export</w:t>
+      </w:r>
+      <w:r>
+        <w:rPr>
+          <w:rStyle w:val="NormalTok"/>
+        </w:rPr>
         <w:t xml:space="preserve"> </w:t>
       </w:r>
       <w:r>
         <w:rPr>
-          <w:rStyle w:val="VerbatimChar"/>
-        </w:rPr>
-        <w:t xml:space="preserve">authenticationMode</w:t>
-      </w:r>
-      <w:r>
+          <w:rStyle w:val="VariableTok"/>
+        </w:rPr>
+        <w:t xml:space="preserve">ANAPLAN_AUDIT_BASIC_USERNAME</w:t>
+      </w:r>
+      <w:r>
+        <w:rPr>
+          <w:rStyle w:val="OperatorTok"/>
+        </w:rPr>
+        <w:t xml:space="preserve">=</w:t>
+      </w:r>
+      <w:r>
+        <w:rPr>
+          <w:rStyle w:val="StringTok"/>
+        </w:rPr>
+        <w:t xml:space="preserve">"user@company.com"</w:t>
+      </w:r>
+      <w:r>
+        <w:br/>
+      </w:r>
+      <w:r>
+        <w:rPr>
+          <w:rStyle w:val="BuiltInTok"/>
+        </w:rPr>
+        <w:t xml:space="preserve">export</w:t>
+      </w:r>
+      <w:r>
+        <w:rPr>
+          <w:rStyle w:val="NormalTok"/>
+        </w:rPr>
         <w:t xml:space="preserve"> </w:t>
       </w:r>
       <w:r>
-        <w:t xml:space="preserve">to</w:t>
-      </w:r>
-      <w:r>
-        <w:t xml:space="preserve"> </w:t>
-      </w:r>
-      <w:r>
-        <w:rPr>
-          <w:rStyle w:val="VerbatimChar"/>
-        </w:rPr>
-        <w:t xml:space="preserve">basic</w:t>
-      </w:r>
-      <w:r>
-        <w:t xml:space="preserve"> </w:t>
-      </w:r>
-      <w:r>
-        <w:t xml:space="preserve">in</w:t>
-      </w:r>
-      <w:r>
-        <w:t xml:space="preserve"> </w:t>
-      </w:r>
-      <w:r>
-        <w:rPr>
-          <w:rStyle w:val="VerbatimChar"/>
-        </w:rPr>
-        <w:t xml:space="preserve">settings.json</w:t>
-      </w:r>
-      <w:r>
-        <w:t xml:space="preserve">. Provide credentials via environment variables only — never in the settings file, which may be committed to source control.</w:t>
-      </w:r>
-    </w:p>
-    <w:p>
-      <w:pPr>
-        <w:pStyle w:val="SourceCode"/>
-      </w:pPr>
-      <w:r>
-        <w:rPr>
-          <w:rStyle w:val="BuiltInTok"/>
-        </w:rPr>
-        <w:t xml:space="preserve">export</w:t>
-      </w:r>
-      <w:r>
-        <w:rPr>
-          <w:rStyle w:val="NormalTok"/>
-        </w:rPr>
-        <w:t xml:space="preserve"> </w:t>
-      </w:r>
-      <w:r>
         <w:rPr>
           <w:rStyle w:val="VariableTok"/>
         </w:rPr>
-        <w:t xml:space="preserve">ANAPLAN_AUDIT_BASIC_USERNAME</w:t>
+        <w:t xml:space="preserve">ANAPLAN_AUDIT_BASIC_PASSWORD</w:t>
       </w:r>
       <w:r>
         <w:rPr>
@@ -924,45 +925,10 @@
         <w:rPr>
           <w:rStyle w:val="StringTok"/>
         </w:rPr>
-        <w:t xml:space="preserve">"user@company.com"</w:t>
+        <w:t xml:space="preserve">"yourpassword"</w:t>
       </w:r>
       <w:r>
         <w:br/>
-      </w:r>
-      <w:r>
-        <w:rPr>
-          <w:rStyle w:val="BuiltInTok"/>
-        </w:rPr>
-        <w:t xml:space="preserve">export</w:t>
-      </w:r>
-      <w:r>
-        <w:rPr>
-          <w:rStyle w:val="NormalTok"/>
-        </w:rPr>
-        <w:t xml:space="preserve"> </w:t>
-      </w:r>
-      <w:r>
-        <w:rPr>
-          <w:rStyle w:val="VariableTok"/>
-        </w:rPr>
-        <w:t xml:space="preserve">ANAPLAN_AUDIT_BASIC_PASSWORD</w:t>
-      </w:r>
-      <w:r>
-        <w:rPr>
-          <w:rStyle w:val="OperatorTok"/>
-        </w:rPr>
-        <w:t xml:space="preserve">=</w:t>
-      </w:r>
-      <w:r>
-        <w:rPr>
-          <w:rStyle w:val="StringTok"/>
-        </w:rPr>
-        <w:t xml:space="preserve">"yourpassword"</w:t>
-      </w:r>
-      <w:r>
-        <w:br/>
-      </w:r>
-      <w:r>
         <w:br/>
       </w:r>
       <w:r>
@@ -1014,10 +980,7 @@
         <w:t xml:space="preserve">Warning:</w:t>
       </w:r>
       <w:r>
-        <w:t xml:space="preserve"> </w:t>
-      </w:r>
-      <w:r>
-        <w:t xml:space="preserve">Do not pass credentials via command-line arguments (</w:t>
+        <w:t xml:space="preserve"> Do not pass credentials via command-line arguments (</w:t>
       </w:r>
       <w:r>
         <w:rPr>
@@ -1026,13 +989,7 @@
         <w:t xml:space="preserve">-u</w:t>
       </w:r>
       <w:r>
-        <w:t xml:space="preserve"> </w:t>
-      </w:r>
-      <w:r>
-        <w:t xml:space="preserve">/</w:t>
-      </w:r>
-      <w:r>
-        <w:t xml:space="preserve"> </w:t>
+        <w:t xml:space="preserve"> / </w:t>
       </w:r>
       <w:r>
         <w:rPr>
@@ -1041,10 +998,7 @@
         <w:t xml:space="preserve">-p</w:t>
       </w:r>
       <w:r>
-        <w:t xml:space="preserve"> </w:t>
-      </w:r>
-      <w:r>
-        <w:t xml:space="preserve">from v1 are removed). CLI flags appear in process tables and shell history.</w:t>
+        <w:t xml:space="preserve"> from v1 are removed). CLI flags appear in process tables and shell history.</w:t>
       </w:r>
     </w:p>
     <w:bookmarkEnd w:id="22"/>
@@ -1062,10 +1016,7 @@
         <w:pStyle w:val="FirstParagraph"/>
       </w:pPr>
       <w:r>
-        <w:t xml:space="preserve">Set</w:t>
-      </w:r>
-      <w:r>
-        <w:t xml:space="preserve"> </w:t>
+        <w:t xml:space="preserve">Set </w:t>
       </w:r>
       <w:r>
         <w:rPr>
@@ -1074,13 +1025,7 @@
         <w:t xml:space="preserve">authenticationMode</w:t>
       </w:r>
       <w:r>
-        <w:t xml:space="preserve"> </w:t>
-      </w:r>
-      <w:r>
-        <w:t xml:space="preserve">to</w:t>
-      </w:r>
-      <w:r>
-        <w:t xml:space="preserve"> </w:t>
+        <w:t xml:space="preserve"> to </w:t>
       </w:r>
       <w:r>
         <w:rPr>
@@ -1089,13 +1034,7 @@
         <w:t xml:space="preserve">cert_auth</w:t>
       </w:r>
       <w:r>
-        <w:t xml:space="preserve"> </w:t>
-      </w:r>
-      <w:r>
-        <w:t xml:space="preserve">and provide paths to your PEM certificate files in</w:t>
-      </w:r>
-      <w:r>
-        <w:t xml:space="preserve"> </w:t>
+        <w:t xml:space="preserve"> and provide paths to your PEM certificate files in </w:t>
       </w:r>
       <w:r>
         <w:rPr>
@@ -1287,13 +1226,7 @@
         <w:t xml:space="preserve">Tip:</w:t>
       </w:r>
       <w:r>
-        <w:t xml:space="preserve"> </w:t>
-      </w:r>
-      <w:r>
-        <w:t xml:space="preserve">Set file permissions to 600 on private key files:</w:t>
-      </w:r>
-      <w:r>
-        <w:t xml:space="preserve"> </w:t>
+        <w:t xml:space="preserve"> Set file permissions to 600 on private key files: </w:t>
       </w:r>
       <w:r>
         <w:rPr>
@@ -1337,10 +1270,7 @@
         </w:numPr>
       </w:pPr>
       <w:r>
-        <w:t xml:space="preserve">Obtain your OAuth</w:t>
-      </w:r>
-      <w:r>
-        <w:t xml:space="preserve"> </w:t>
+        <w:t xml:space="preserve">Obtain your OAuth </w:t>
       </w:r>
       <w:r>
         <w:rPr>
@@ -1349,10 +1279,7 @@
         <w:t xml:space="preserve">client_id</w:t>
       </w:r>
       <w:r>
-        <w:t xml:space="preserve"> </w:t>
-      </w:r>
-      <w:r>
-        <w:t xml:space="preserve">from your Anaplan administrator.</w:t>
+        <w:t xml:space="preserve"> from your Anaplan administrator.</w:t>
       </w:r>
     </w:p>
     <w:p>
@@ -1414,10 +1341,7 @@
         </w:numPr>
       </w:pPr>
       <w:r>
-        <w:t xml:space="preserve">The refresh token is encrypted and stored locally in</w:t>
-      </w:r>
-      <w:r>
-        <w:t xml:space="preserve"> </w:t>
+        <w:t xml:space="preserve">The refresh token is encrypted and stored locally in </w:t>
       </w:r>
       <w:r>
         <w:rPr>
@@ -1591,13 +1515,7 @@
         <w:t xml:space="preserve">Warning:</w:t>
       </w:r>
       <w:r>
-        <w:t xml:space="preserve"> </w:t>
-      </w:r>
-      <w:r>
-        <w:t xml:space="preserve">If</w:t>
-      </w:r>
-      <w:r>
-        <w:t xml:space="preserve"> </w:t>
+        <w:t xml:space="preserve"> If </w:t>
       </w:r>
       <w:r>
         <w:rPr>
@@ -1606,13 +1524,7 @@
         <w:t xml:space="preserve">rotatableToken</w:t>
       </w:r>
       <w:r>
-        <w:t xml:space="preserve"> </w:t>
-      </w:r>
-      <w:r>
-        <w:t xml:space="preserve">is</w:t>
-      </w:r>
-      <w:r>
-        <w:t xml:space="preserve"> </w:t>
+        <w:t xml:space="preserve"> is </w:t>
       </w:r>
       <w:r>
         <w:rPr>
@@ -1621,10 +1533,7 @@
         <w:t xml:space="preserve">true</w:t>
       </w:r>
       <w:r>
-        <w:t xml:space="preserve">, the refresh token is rotated on every refresh. The new token is stored automatically. Do not delete the</w:t>
-      </w:r>
-      <w:r>
-        <w:t xml:space="preserve"> </w:t>
+        <w:t xml:space="preserve">, the refresh token is rotated on every refresh. The new token is stored automatically. Do not delete the </w:t>
       </w:r>
       <w:r>
         <w:rPr>
@@ -1633,10 +1542,7 @@
         <w:t xml:space="preserve">tokens.db</w:t>
       </w:r>
       <w:r>
-        <w:t xml:space="preserve"> </w:t>
-      </w:r>
-      <w:r>
-        <w:t xml:space="preserve">file between runs.</w:t>
+        <w:t xml:space="preserve"> file between runs.</w:t>
       </w:r>
     </w:p>
     <w:p>
@@ -1680,10 +1586,7 @@
         <w:pStyle w:val="FirstParagraph"/>
       </w:pPr>
       <w:r>
-        <w:t xml:space="preserve">Create a plist file in</w:t>
-      </w:r>
-      <w:r>
-        <w:t xml:space="preserve"> </w:t>
+        <w:t xml:space="preserve">Create a plist file in </w:t>
       </w:r>
       <w:r>
         <w:rPr>
@@ -1692,10 +1595,7 @@
         <w:t xml:space="preserve">~/Library/LaunchAgents/</w:t>
       </w:r>
       <w:r>
-        <w:t xml:space="preserve"> </w:t>
-      </w:r>
-      <w:r>
-        <w:t xml:space="preserve">to run the tool on a schedule:</w:t>
+        <w:t xml:space="preserve"> to run the tool on a schedule:</w:t>
       </w:r>
     </w:p>
     <w:p>
@@ -2549,8 +2449,6 @@
       </w:r>
       <w:r>
         <w:br/>
-      </w:r>
-      <w:r>
         <w:br/>
       </w:r>
       <w:r>
@@ -2692,13 +2590,7 @@
         <w:t xml:space="preserve">Tip:</w:t>
       </w:r>
       <w:r>
-        <w:t xml:space="preserve"> </w:t>
-      </w:r>
-      <w:r>
-        <w:t xml:space="preserve">Use the full path to the</w:t>
-      </w:r>
-      <w:r>
-        <w:t xml:space="preserve"> </w:t>
+        <w:t xml:space="preserve"> Use the full path to the </w:t>
       </w:r>
       <w:r>
         <w:rPr>
@@ -2707,13 +2599,7 @@
         <w:t xml:space="preserve">.venv</w:t>
       </w:r>
       <w:r>
-        <w:t xml:space="preserve"> </w:t>
-      </w:r>
-      <w:r>
-        <w:t xml:space="preserve">binary rather than</w:t>
-      </w:r>
-      <w:r>
-        <w:t xml:space="preserve"> </w:t>
+        <w:t xml:space="preserve"> binary rather than </w:t>
       </w:r>
       <w:r>
         <w:rPr>
@@ -2722,10 +2608,7 @@
         <w:t xml:space="preserve">uv run</w:t>
       </w:r>
       <w:r>
-        <w:t xml:space="preserve"> </w:t>
-      </w:r>
-      <w:r>
-        <w:t xml:space="preserve">for scheduled tasks — it avoids requiring uv to be in PATH for the scheduler user.</w:t>
+        <w:t xml:space="preserve"> for scheduled tasks — it avoids requiring uv to be in PATH for the scheduler user.</w:t>
       </w:r>
     </w:p>
     <w:bookmarkEnd w:id="30"/>
@@ -2824,16 +2707,7 @@
         </w:numPr>
       </w:pPr>
       <w:r>
-        <w:t xml:space="preserve">Under Settings, check</w:t>
-      </w:r>
-      <w:r>
-        <w:t xml:space="preserve"> </w:t>
-      </w:r>
-      <w:r>
-        <w:t xml:space="preserve">“Run task as soon as possible after a scheduled start is missed”</w:t>
-      </w:r>
-      <w:r>
-        <w:t xml:space="preserve">.</w:t>
+        <w:t>Under Settings, check “Run task as soon as possible after a scheduled start is missed”.</w:t>
       </w:r>
     </w:p>
     <w:bookmarkEnd w:id="31"/>
@@ -3026,13 +2900,7 @@
         <w:t xml:space="preserve">Warning:</w:t>
       </w:r>
       <w:r>
-        <w:t xml:space="preserve"> </w:t>
-      </w:r>
-      <w:r>
-        <w:t xml:space="preserve">Anaplan retains audit data for 30 days only. If</w:t>
-      </w:r>
-      <w:r>
-        <w:t xml:space="preserve"> </w:t>
+        <w:t xml:space="preserve"> Anaplan retains audit data for 30 days only. If </w:t>
       </w:r>
       <w:r>
         <w:rPr>
@@ -3041,10 +2909,7 @@
         <w:t xml:space="preserve">lastRun</w:t>
       </w:r>
       <w:r>
-        <w:t xml:space="preserve"> </w:t>
-      </w:r>
-      <w:r>
-        <w:t xml:space="preserve">is older than 30 days, records in the gap are unrecoverable. Run at least once every 25 days.</w:t>
+        <w:t xml:space="preserve"> is older than 30 days, records in the gap are unrecoverable. Run at least once every 25 days.</w:t>
       </w:r>
     </w:p>
     <w:p>
@@ -3244,10 +3109,7 @@
               <w:pStyle w:val="Compact"/>
             </w:pPr>
             <w:r>
-              <w:t xml:space="preserve">Fix</w:t>
-            </w:r>
-            <w:r>
-              <w:t xml:space="preserve"> </w:t>
+              <w:t xml:space="preserve">Fix </w:t>
             </w:r>
             <w:r>
               <w:rPr>
@@ -3256,10 +3118,7 @@
               <w:t xml:space="preserve">settings.json</w:t>
             </w:r>
             <w:r>
-              <w:t xml:space="preserve"> </w:t>
-            </w:r>
-            <w:r>
-              <w:t xml:space="preserve">or environment variables.</w:t>
+              <w:t xml:space="preserve"> or environment variables.</w:t>
             </w:r>
           </w:p>
         </w:tc>
@@ -3399,10 +3258,7 @@
               <w:pStyle w:val="Compact"/>
             </w:pPr>
             <w:r>
-              <w:t xml:space="preserve">Audit pipeline completed successfully. Check logs for</w:t>
-            </w:r>
-            <w:r>
-              <w:t xml:space="preserve"> </w:t>
+              <w:t xml:space="preserve">Audit pipeline completed successfully. Check logs for </w:t>
             </w:r>
             <w:r>
               <w:rPr>
@@ -3411,10 +3267,7 @@
               <w:t xml:space="preserve">model_history_model_error</w:t>
             </w:r>
             <w:r>
-              <w:t xml:space="preserve"> </w:t>
-            </w:r>
-            <w:r>
-              <w:t xml:space="preserve">events.</w:t>
+              <w:t xml:space="preserve"> events.</w:t>
             </w:r>
           </w:p>
         </w:tc>
@@ -3449,10 +3302,7 @@
               <w:pStyle w:val="Compact"/>
             </w:pPr>
             <w:r>
-              <w:t xml:space="preserve">Another instance is already running. Wait for it to finish or remove the stale</w:t>
-            </w:r>
-            <w:r>
-              <w:t xml:space="preserve"> </w:t>
+              <w:t xml:space="preserve">Another instance is already running. Wait for it to finish or remove the stale </w:t>
             </w:r>
             <w:r>
               <w:rPr>
@@ -3461,10 +3311,7 @@
               <w:t xml:space="preserve">.lock</w:t>
             </w:r>
             <w:r>
-              <w:t xml:space="preserve"> </w:t>
-            </w:r>
-            <w:r>
-              <w:t xml:space="preserve">file.</w:t>
+              <w:t xml:space="preserve"> file.</w:t>
             </w:r>
           </w:p>
         </w:tc>
@@ -3720,10 +3567,7 @@
         <w:pStyle w:val="FirstParagraph"/>
       </w:pPr>
       <w:r>
-        <w:t xml:space="preserve">The</w:t>
-      </w:r>
-      <w:r>
-        <w:t xml:space="preserve"> </w:t>
+        <w:t xml:space="preserve">The </w:t>
       </w:r>
       <w:r>
         <w:rPr>
@@ -3732,13 +3576,7 @@
         <w:t xml:space="preserve">run_id</w:t>
       </w:r>
       <w:r>
-        <w:t xml:space="preserve"> </w:t>
-      </w:r>
-      <w:r>
-        <w:t xml:space="preserve">field is unique per invocation. All log lines from a single run share the same</w:t>
-      </w:r>
-      <w:r>
-        <w:t xml:space="preserve"> </w:t>
+        <w:t xml:space="preserve"> field is unique per invocation. All log lines from a single run share the same </w:t>
       </w:r>
       <w:r>
         <w:rPr>
@@ -3955,10 +3793,7 @@
               <w:pStyle w:val="Compact"/>
             </w:pPr>
             <w:r>
-              <w:t xml:space="preserve">No new events since</w:t>
-            </w:r>
-            <w:r>
-              <w:t xml:space="preserve"> </w:t>
+              <w:t xml:space="preserve">No new events since </w:t>
             </w:r>
             <w:r>
               <w:rPr>
@@ -4043,10 +3878,7 @@
               <w:pStyle w:val="Compact"/>
             </w:pPr>
             <w:r>
-              <w:t xml:space="preserve">Events written to SQLite. Includes</w:t>
-            </w:r>
-            <w:r>
-              <w:t xml:space="preserve"> </w:t>
+              <w:t xml:space="preserve">Events written to SQLite. Includes </w:t>
             </w:r>
             <w:r>
               <w:rPr>
@@ -4093,10 +3925,7 @@
               <w:pStyle w:val="Compact"/>
             </w:pPr>
             <w:r>
-              <w:t xml:space="preserve">SQL transform complete. Includes</w:t>
-            </w:r>
-            <w:r>
-              <w:t xml:space="preserve"> </w:t>
+              <w:t xml:space="preserve">SQL transform complete. Includes </w:t>
             </w:r>
             <w:r>
               <w:rPr>
@@ -4105,13 +3934,7 @@
               <w:t xml:space="preserve">row_count</w:t>
             </w:r>
             <w:r>
-              <w:t xml:space="preserve"> </w:t>
-            </w:r>
-            <w:r>
-              <w:t xml:space="preserve">and</w:t>
-            </w:r>
-            <w:r>
-              <w:t xml:space="preserve"> </w:t>
+              <w:t xml:space="preserve"> and </w:t>
             </w:r>
             <w:r>
               <w:rPr>
@@ -4158,10 +3981,7 @@
               <w:pStyle w:val="Compact"/>
             </w:pPr>
             <w:r>
-              <w:t xml:space="preserve">Data uploaded to Anaplan. Includes</w:t>
-            </w:r>
-            <w:r>
-              <w:t xml:space="preserve"> </w:t>
+              <w:t xml:space="preserve">Data uploaded to Anaplan. Includes </w:t>
             </w:r>
             <w:r>
               <w:rPr>
@@ -4208,10 +4028,7 @@
               <w:pStyle w:val="Compact"/>
             </w:pPr>
             <w:r>
-              <w:t xml:space="preserve">Run finished successfully. Includes total</w:t>
-            </w:r>
-            <w:r>
-              <w:t xml:space="preserve"> </w:t>
+              <w:t xml:space="preserve">Run finished successfully. Includes total </w:t>
             </w:r>
             <w:r>
               <w:rPr>
@@ -4258,10 +4075,7 @@
               <w:pStyle w:val="Compact"/>
             </w:pPr>
             <w:r>
-              <w:t xml:space="preserve">Model history CSV parsed. Includes</w:t>
-            </w:r>
-            <w:r>
-              <w:t xml:space="preserve"> </w:t>
+              <w:t xml:space="preserve">Model history CSV parsed. Includes </w:t>
             </w:r>
             <w:r>
               <w:rPr>
@@ -4270,13 +4084,7 @@
               <w:t xml:space="preserve">row_count</w:t>
             </w:r>
             <w:r>
-              <w:t xml:space="preserve"> </w:t>
-            </w:r>
-            <w:r>
-              <w:t xml:space="preserve">and</w:t>
-            </w:r>
-            <w:r>
-              <w:t xml:space="preserve"> </w:t>
+              <w:t xml:space="preserve"> and </w:t>
             </w:r>
             <w:r>
               <w:rPr>
@@ -4323,10 +4131,7 @@
               <w:pStyle w:val="Compact"/>
             </w:pPr>
             <w:r>
-              <w:t xml:space="preserve">Model history rows written to SQLite. Includes</w:t>
-            </w:r>
-            <w:r>
-              <w:t xml:space="preserve"> </w:t>
+              <w:t xml:space="preserve">Model history rows written to SQLite. Includes </w:t>
             </w:r>
             <w:r>
               <w:rPr>
@@ -4335,10 +4140,7 @@
               <w:t xml:space="preserve">normalized_rows</w:t>
             </w:r>
             <w:r>
-              <w:t xml:space="preserve">,</w:t>
-            </w:r>
-            <w:r>
-              <w:t xml:space="preserve"> </w:t>
+              <w:t xml:space="preserve">, </w:t>
             </w:r>
             <w:r>
               <w:rPr>
@@ -4385,10 +4187,7 @@
               <w:pStyle w:val="Compact"/>
             </w:pPr>
             <w:r>
-              <w:t xml:space="preserve">Model history file uploaded to Anaplan. Includes</w:t>
-            </w:r>
-            <w:r>
-              <w:t xml:space="preserve"> </w:t>
+              <w:t xml:space="preserve">Model history file uploaded to Anaplan. Includes </w:t>
             </w:r>
             <w:r>
               <w:rPr>
@@ -4397,13 +4196,7 @@
               <w:t xml:space="preserve">row_count</w:t>
             </w:r>
             <w:r>
-              <w:t xml:space="preserve"> </w:t>
-            </w:r>
-            <w:r>
-              <w:t xml:space="preserve">and</w:t>
-            </w:r>
-            <w:r>
-              <w:t xml:space="preserve"> </w:t>
+              <w:t xml:space="preserve"> and </w:t>
             </w:r>
             <w:r>
               <w:rPr>
@@ -4450,10 +4243,7 @@
               <w:pStyle w:val="Compact"/>
             </w:pPr>
             <w:r>
-              <w:t xml:space="preserve">Last-run timestamp uploaded to Anaplan. Only logged when</w:t>
-            </w:r>
-            <w:r>
-              <w:t xml:space="preserve"> </w:t>
+              <w:t xml:space="preserve">Last-run timestamp uploaded to Anaplan. Only logged when </w:t>
             </w:r>
             <w:r>
               <w:rPr>
@@ -4471,10 +4261,7 @@
               <w:t xml:space="preserve">lastRunImportId</w:t>
             </w:r>
             <w:r>
-              <w:t xml:space="preserve"> </w:t>
-            </w:r>
-            <w:r>
-              <w:t xml:space="preserve">are configured.</w:t>
+              <w:t xml:space="preserve"> are configured.</w:t>
             </w:r>
           </w:p>
         </w:tc>
@@ -4531,13 +4318,7 @@
               <w:t xml:space="preserve">run_lock_acquired</w:t>
             </w:r>
             <w:r>
-              <w:t xml:space="preserve"> </w:t>
-            </w:r>
-            <w:r>
-              <w:t xml:space="preserve">/</w:t>
-            </w:r>
-            <w:r>
-              <w:t xml:space="preserve"> </w:t>
+              <w:t xml:space="preserve"> / </w:t>
             </w:r>
             <w:r>
               <w:rPr>
@@ -4641,10 +4422,7 @@
               <w:pStyle w:val="Compact"/>
             </w:pPr>
             <w:r>
-              <w:t xml:space="preserve">API returned 429 — rate limited. Reduce</w:t>
-            </w:r>
-            <w:r>
-              <w:t xml:space="preserve"> </w:t>
+              <w:t xml:space="preserve">API returned 429 — rate limited. Reduce </w:t>
             </w:r>
             <w:r>
               <w:rPr>
@@ -4653,10 +4431,7 @@
               <w:t xml:space="preserve">auditBatchSize</w:t>
             </w:r>
             <w:r>
-              <w:t xml:space="preserve"> </w:t>
-            </w:r>
-            <w:r>
-              <w:t xml:space="preserve">or run less frequently.</w:t>
+              <w:t xml:space="preserve"> or run less frequently.</w:t>
             </w:r>
           </w:p>
         </w:tc>
@@ -4694,10 +4469,7 @@
         <w:pStyle w:val="FirstParagraph"/>
       </w:pPr>
       <w:r>
-        <w:t xml:space="preserve">No. If the Audit API returns zero events for the period since</w:t>
-      </w:r>
-      <w:r>
-        <w:t xml:space="preserve"> </w:t>
+        <w:t xml:space="preserve">No. If the Audit API returns zero events for the period since </w:t>
       </w:r>
       <w:r>
         <w:rPr>
@@ -4706,10 +4478,7 @@
         <w:t xml:space="preserve">lastRun</w:t>
       </w:r>
       <w:r>
-        <w:t xml:space="preserve">, the tool logs</w:t>
-      </w:r>
-      <w:r>
-        <w:t xml:space="preserve"> </w:t>
+        <w:t xml:space="preserve">, the tool logs </w:t>
       </w:r>
       <w:r>
         <w:rPr>
@@ -4718,10 +4487,7 @@
         <w:t xml:space="preserve">audit_api_returned_zero_events</w:t>
       </w:r>
       <w:r>
-        <w:t xml:space="preserve"> </w:t>
-      </w:r>
-      <w:r>
-        <w:t xml:space="preserve">at warning level and exits 0. This is a legitimate outcome when no activity occurred. It is explicitly logged (unlike v1, which silently succeeded without indicating why).</w:t>
+        <w:t xml:space="preserve"> at warning level and exits 0. This is a legitimate outcome when no activity occurred. It is explicitly logged (unlike v1, which silently succeeded without indicating why).</w:t>
       </w:r>
     </w:p>
     <w:p>
@@ -4729,10 +4495,7 @@
         <w:pStyle w:val="BodyText"/>
       </w:pPr>
       <w:r>
-        <w:t xml:space="preserve">If you expected records but got zero: check that</w:t>
-      </w:r>
-      <w:r>
-        <w:t xml:space="preserve"> </w:t>
+        <w:t xml:space="preserve">If you expected records but got zero: check that </w:t>
       </w:r>
       <w:r>
         <w:rPr>
@@ -4741,13 +4504,7 @@
         <w:t xml:space="preserve">lastRun</w:t>
       </w:r>
       <w:r>
-        <w:t xml:space="preserve"> </w:t>
-      </w:r>
-      <w:r>
-        <w:t xml:space="preserve">in</w:t>
-      </w:r>
-      <w:r>
-        <w:t xml:space="preserve"> </w:t>
+        <w:t xml:space="preserve"> in </w:t>
       </w:r>
       <w:r>
         <w:rPr>
@@ -4756,13 +4513,7 @@
         <w:t xml:space="preserve">settings.json</w:t>
       </w:r>
       <w:r>
-        <w:t xml:space="preserve"> </w:t>
-      </w:r>
-      <w:r>
-        <w:t xml:space="preserve">is within the last 30 days. If</w:t>
-      </w:r>
-      <w:r>
-        <w:t xml:space="preserve"> </w:t>
+        <w:t xml:space="preserve"> is within the last 30 days. If </w:t>
       </w:r>
       <w:r>
         <w:rPr>
@@ -4771,13 +4522,7 @@
         <w:t xml:space="preserve">lastRun</w:t>
       </w:r>
       <w:r>
-        <w:t xml:space="preserve"> </w:t>
-      </w:r>
-      <w:r>
-        <w:t xml:space="preserve">is</w:t>
-      </w:r>
-      <w:r>
-        <w:t xml:space="preserve"> </w:t>
+        <w:t xml:space="preserve"> is </w:t>
       </w:r>
       <w:r>
         <w:rPr>
@@ -4817,10 +4562,7 @@
         </w:numPr>
       </w:pPr>
       <w:r>
-        <w:t xml:space="preserve">Verify</w:t>
-      </w:r>
-      <w:r>
-        <w:t xml:space="preserve"> </w:t>
+        <w:t xml:space="preserve">Verify </w:t>
       </w:r>
       <w:r>
         <w:rPr>
@@ -4829,13 +4571,7 @@
         <w:t xml:space="preserve">ANAPLAN_AUDIT_BASIC_USERNAME</w:t>
       </w:r>
       <w:r>
-        <w:t xml:space="preserve"> </w:t>
-      </w:r>
-      <w:r>
-        <w:t xml:space="preserve">and</w:t>
-      </w:r>
-      <w:r>
-        <w:t xml:space="preserve"> </w:t>
+        <w:t xml:space="preserve"> and </w:t>
       </w:r>
       <w:r>
         <w:rPr>
@@ -4844,10 +4580,7 @@
         <w:t xml:space="preserve">ANAPLAN_AUDIT_BASIC_PASSWORD</w:t>
       </w:r>
       <w:r>
-        <w:t xml:space="preserve"> </w:t>
-      </w:r>
-      <w:r>
-        <w:t xml:space="preserve">are set in the environment where the scheduler runs (not just your interactive session).</w:t>
+        <w:t xml:space="preserve"> are set in the environment where the scheduler runs (not just your interactive session).</w:t>
       </w:r>
     </w:p>
     <w:p>
@@ -4859,10 +4592,7 @@
         </w:numPr>
       </w:pPr>
       <w:r>
-        <w:t xml:space="preserve">Test the credentials directly:</w:t>
-      </w:r>
-      <w:r>
-        <w:t xml:space="preserve"> </w:t>
+        <w:t xml:space="preserve">Test the credentials directly: </w:t>
       </w:r>
       <w:r>
         <w:rPr>
@@ -4893,10 +4623,7 @@
         </w:numPr>
       </w:pPr>
       <w:r>
-        <w:t xml:space="preserve">The stored refresh token may have expired or been revoked. Re-run registration:</w:t>
-      </w:r>
-      <w:r>
-        <w:t xml:space="preserve"> </w:t>
+        <w:t xml:space="preserve">The stored refresh token may have expired or been revoked. Re-run registration: </w:t>
       </w:r>
       <w:r>
         <w:rPr>
@@ -4917,10 +4644,7 @@
         </w:numPr>
       </w:pPr>
       <w:r>
-        <w:t xml:space="preserve">If</w:t>
-      </w:r>
-      <w:r>
-        <w:t xml:space="preserve"> </w:t>
+        <w:t xml:space="preserve">If </w:t>
       </w:r>
       <w:r>
         <w:rPr>
@@ -4929,13 +4653,7 @@
         <w:t xml:space="preserve">rotatableToken</w:t>
       </w:r>
       <w:r>
-        <w:t xml:space="preserve"> </w:t>
-      </w:r>
-      <w:r>
-        <w:t xml:space="preserve">is</w:t>
-      </w:r>
-      <w:r>
-        <w:t xml:space="preserve"> </w:t>
+        <w:t xml:space="preserve"> is </w:t>
       </w:r>
       <w:r>
         <w:rPr>
@@ -4944,10 +4662,7 @@
         <w:t xml:space="preserve">true</w:t>
       </w:r>
       <w:r>
-        <w:t xml:space="preserve">, ensure the</w:t>
-      </w:r>
-      <w:r>
-        <w:t xml:space="preserve"> </w:t>
+        <w:t xml:space="preserve">, ensure the </w:t>
       </w:r>
       <w:r>
         <w:rPr>
@@ -4956,10 +4671,7 @@
         <w:t xml:space="preserve">tokens.db</w:t>
       </w:r>
       <w:r>
-        <w:t xml:space="preserve"> </w:t>
-      </w:r>
-      <w:r>
-        <w:t xml:space="preserve">file is not being deleted between runs.</w:t>
+        <w:t xml:space="preserve"> file is not being deleted between runs.</w:t>
       </w:r>
     </w:p>
     <w:p>
@@ -4971,10 +4683,7 @@
         </w:numPr>
       </w:pPr>
       <w:r>
-        <w:t xml:space="preserve">Check that</w:t>
-      </w:r>
-      <w:r>
-        <w:t xml:space="preserve"> </w:t>
+        <w:t xml:space="preserve">Check that </w:t>
       </w:r>
       <w:r>
         <w:rPr>
@@ -4983,10 +4692,7 @@
         <w:t xml:space="preserve">~/.anaplan_audit/tokens.db</w:t>
       </w:r>
       <w:r>
-        <w:t xml:space="preserve"> </w:t>
-      </w:r>
-      <w:r>
-        <w:t xml:space="preserve">exists and has correct permissions (</w:t>
+        <w:t xml:space="preserve"> exists and has correct permissions (</w:t>
       </w:r>
       <w:r>
         <w:rPr>
@@ -5017,10 +4723,7 @@
         </w:numPr>
       </w:pPr>
       <w:r>
-        <w:t xml:space="preserve">Verify the PEM file paths in</w:t>
-      </w:r>
-      <w:r>
-        <w:t xml:space="preserve"> </w:t>
+        <w:t xml:space="preserve">Verify the PEM file paths in </w:t>
       </w:r>
       <w:r>
         <w:rPr>
@@ -5029,10 +4732,7 @@
         <w:t xml:space="preserve">settings.json</w:t>
       </w:r>
       <w:r>
-        <w:t xml:space="preserve"> </w:t>
-      </w:r>
-      <w:r>
-        <w:t xml:space="preserve">exist and are readable by the process user.</w:t>
+        <w:t xml:space="preserve"> exist and are readable by the process user.</w:t>
       </w:r>
     </w:p>
     <w:p>
@@ -5075,10 +4775,7 @@
         <w:pStyle w:val="FirstParagraph"/>
       </w:pPr>
       <w:r>
-        <w:t xml:space="preserve">API errors after all retries are exhausted log an</w:t>
-      </w:r>
-      <w:r>
-        <w:t xml:space="preserve"> </w:t>
+        <w:t xml:space="preserve">API errors after all retries are exhausted log an </w:t>
       </w:r>
       <w:r>
         <w:rPr>
@@ -5087,13 +4784,7 @@
         <w:t xml:space="preserve">UpstreamError</w:t>
       </w:r>
       <w:r>
-        <w:t xml:space="preserve"> </w:t>
-      </w:r>
-      <w:r>
-        <w:t xml:space="preserve">or</w:t>
-      </w:r>
-      <w:r>
-        <w:t xml:space="preserve"> </w:t>
+        <w:t xml:space="preserve"> or </w:t>
       </w:r>
       <w:r>
         <w:rPr>
@@ -5102,10 +4793,7 @@
         <w:t xml:space="preserve">RateLimitError</w:t>
       </w:r>
       <w:r>
-        <w:t xml:space="preserve"> </w:t>
-      </w:r>
-      <w:r>
-        <w:t xml:space="preserve">with the full response body in context. Steps:</w:t>
+        <w:t xml:space="preserve"> with the full response body in context. Steps:</w:t>
       </w:r>
     </w:p>
     <w:p>
@@ -5129,10 +4817,7 @@
         </w:numPr>
       </w:pPr>
       <w:r>
-        <w:t xml:space="preserve">Inspect the log entry for the</w:t>
-      </w:r>
-      <w:r>
-        <w:t xml:space="preserve"> </w:t>
+        <w:t xml:space="preserve">Inspect the log entry for the </w:t>
       </w:r>
       <w:r>
         <w:rPr>
@@ -5141,13 +4826,7 @@
         <w:t xml:space="preserve">status_code</w:t>
       </w:r>
       <w:r>
-        <w:t xml:space="preserve"> </w:t>
-      </w:r>
-      <w:r>
-        <w:t xml:space="preserve">and</w:t>
-      </w:r>
-      <w:r>
-        <w:t xml:space="preserve"> </w:t>
+        <w:t xml:space="preserve"> and </w:t>
       </w:r>
       <w:r>
         <w:rPr>
@@ -5156,10 +4835,7 @@
         <w:t xml:space="preserve">url</w:t>
       </w:r>
       <w:r>
-        <w:t xml:space="preserve"> </w:t>
-      </w:r>
-      <w:r>
-        <w:t xml:space="preserve">fields to identify which API is failing.</w:t>
+        <w:t xml:space="preserve"> fields to identify which API is failing.</w:t>
       </w:r>
     </w:p>
     <w:p>
@@ -5171,10 +4847,7 @@
         </w:numPr>
       </w:pPr>
       <w:r>
-        <w:t xml:space="preserve">For 429 (rate limit): reduce</w:t>
-      </w:r>
-      <w:r>
-        <w:t xml:space="preserve"> </w:t>
+        <w:t xml:space="preserve">For 429 (rate limit): reduce </w:t>
       </w:r>
       <w:r>
         <w:rPr>
@@ -5183,13 +4856,7 @@
         <w:t xml:space="preserve">auditBatchSize</w:t>
       </w:r>
       <w:r>
-        <w:t xml:space="preserve"> </w:t>
-      </w:r>
-      <w:r>
-        <w:t xml:space="preserve">in</w:t>
-      </w:r>
-      <w:r>
-        <w:t xml:space="preserve"> </w:t>
+        <w:t xml:space="preserve"> in </w:t>
       </w:r>
       <w:r>
         <w:rPr>
@@ -5198,10 +4865,7 @@
         <w:t xml:space="preserve">settings.json</w:t>
       </w:r>
       <w:r>
-        <w:t xml:space="preserve"> </w:t>
-      </w:r>
-      <w:r>
-        <w:t xml:space="preserve">or increase the scheduling interval.</w:t>
+        <w:t xml:space="preserve"> or increase the scheduling interval.</w:t>
       </w:r>
     </w:p>
     <w:p>
@@ -5213,10 +4877,7 @@
         </w:numPr>
       </w:pPr>
       <w:r>
-        <w:t xml:space="preserve">For persistent 5xx: wait for Anaplan service recovery, then re-run. The</w:t>
-      </w:r>
-      <w:r>
-        <w:t xml:space="preserve"> </w:t>
+        <w:t xml:space="preserve">For persistent 5xx: wait for Anaplan service recovery, then re-run. The </w:t>
       </w:r>
       <w:r>
         <w:rPr>
@@ -5225,10 +4886,7 @@
         <w:t xml:space="preserve">lastRun</w:t>
       </w:r>
       <w:r>
-        <w:t xml:space="preserve"> </w:t>
-      </w:r>
-      <w:r>
-        <w:t xml:space="preserve">value is only updated on success, so a failed run will be retried in full on the next attempt.</w:t>
+        <w:t xml:space="preserve"> value is only updated on success, so a failed run will be retried in full on the next attempt.</w:t>
       </w:r>
     </w:p>
     <w:bookmarkEnd w:id="43"/>
@@ -5252,13 +4910,7 @@
         <w:t xml:space="preserve">SQLiteLoadError</w:t>
       </w:r>
       <w:r>
-        <w:t xml:space="preserve"> </w:t>
-      </w:r>
-      <w:r>
-        <w:t xml:space="preserve">or</w:t>
-      </w:r>
-      <w:r>
-        <w:t xml:space="preserve"> </w:t>
+        <w:t xml:space="preserve"> or </w:t>
       </w:r>
       <w:r>
         <w:rPr>
@@ -5267,10 +4919,7 @@
         <w:t xml:space="preserve">QueryExecutionError</w:t>
       </w:r>
       <w:r>
-        <w:t xml:space="preserve"> </w:t>
-      </w:r>
-      <w:r>
-        <w:t xml:space="preserve">indicates a problem with the local database. Possible causes:</w:t>
+        <w:t xml:space="preserve"> indicates a problem with the local database. Possible causes:</w:t>
       </w:r>
     </w:p>
     <w:p>
@@ -5282,10 +4931,7 @@
         </w:numPr>
       </w:pPr>
       <w:r>
-        <w:t xml:space="preserve">The SQLite database file is corrupted — check with</w:t>
-      </w:r>
-      <w:r>
-        <w:t xml:space="preserve"> </w:t>
+        <w:t xml:space="preserve">The SQLite database file is corrupted — check with </w:t>
       </w:r>
       <w:r>
         <w:rPr>
@@ -5315,10 +4961,7 @@
         </w:numPr>
       </w:pPr>
       <w:r>
-        <w:t xml:space="preserve">Schema mismatch — if you manually altered the database or are running after a code change that changed the column set. Delete the</w:t>
-      </w:r>
-      <w:r>
-        <w:t xml:space="preserve"> </w:t>
+        <w:t xml:space="preserve">Schema mismatch — if you manually altered the database or are running after a code change that changed the column set. Delete the </w:t>
       </w:r>
       <w:r>
         <w:rPr>
@@ -5327,10 +4970,7 @@
         <w:t xml:space="preserve">.db</w:t>
       </w:r>
       <w:r>
-        <w:t xml:space="preserve"> </w:t>
-      </w:r>
-      <w:r>
-        <w:t xml:space="preserve">file and run again to rebuild from scratch.</w:t>
+        <w:t xml:space="preserve"> file and run again to rebuild from scratch.</w:t>
       </w:r>
     </w:p>
     <w:p>
@@ -5345,13 +4985,7 @@
         <w:t xml:space="preserve">Warning:</w:t>
       </w:r>
       <w:r>
-        <w:t xml:space="preserve"> </w:t>
-      </w:r>
-      <w:r>
-        <w:t xml:space="preserve">Deleting</w:t>
-      </w:r>
-      <w:r>
-        <w:t xml:space="preserve"> </w:t>
+        <w:t xml:space="preserve"> Deleting </w:t>
       </w:r>
       <w:r>
         <w:rPr>
@@ -5360,10 +4994,7 @@
         <w:t xml:space="preserve">anaplan_audit.db</w:t>
       </w:r>
       <w:r>
-        <w:t xml:space="preserve"> </w:t>
-      </w:r>
-      <w:r>
-        <w:t xml:space="preserve">loses all accumulated audit history beyond Anaplan’s 30-day window. Only do this if the database is genuinely corrupted and unrecoverable.</w:t>
+        <w:t xml:space="preserve"> loses all accumulated audit history beyond Anaplan’s 30-day window. Only do this if the database is genuinely corrupted and unrecoverable.</w:t>
       </w:r>
     </w:p>
     <w:bookmarkEnd w:id="44"/>
@@ -5452,13 +5083,7 @@
               <w:t xml:space="preserve">-u</w:t>
             </w:r>
             <w:r>
-              <w:t xml:space="preserve"> </w:t>
-            </w:r>
-            <w:r>
-              <w:t xml:space="preserve">/</w:t>
-            </w:r>
-            <w:r>
-              <w:t xml:space="preserve"> </w:t>
+              <w:t xml:space="preserve"> / </w:t>
             </w:r>
             <w:r>
               <w:rPr>
@@ -5467,10 +5092,7 @@
               <w:t xml:space="preserve">-p</w:t>
             </w:r>
             <w:r>
-              <w:t xml:space="preserve"> </w:t>
-            </w:r>
-            <w:r>
-              <w:t xml:space="preserve">flags</w:t>
+              <w:t xml:space="preserve"> flags</w:t>
             </w:r>
           </w:p>
         </w:tc>
@@ -5487,13 +5109,7 @@
               <w:t xml:space="preserve">ANAPLAN_AUDIT_BASIC_USERNAME</w:t>
             </w:r>
             <w:r>
-              <w:t xml:space="preserve"> </w:t>
-            </w:r>
-            <w:r>
-              <w:t xml:space="preserve">/</w:t>
-            </w:r>
-            <w:r>
-              <w:t xml:space="preserve"> </w:t>
+              <w:t xml:space="preserve"> / </w:t>
             </w:r>
             <w:r>
               <w:rPr>
@@ -5502,10 +5118,7 @@
               <w:t xml:space="preserve">ANAPLAN_AUDIT_BASIC_PASSWORD</w:t>
             </w:r>
             <w:r>
-              <w:t xml:space="preserve"> </w:t>
-            </w:r>
-            <w:r>
-              <w:t xml:space="preserve">env vars</w:t>
+              <w:t xml:space="preserve"> env vars</w:t>
             </w:r>
           </w:p>
         </w:tc>
@@ -5535,24 +5148,18 @@
               <w:t xml:space="preserve">apsw</w:t>
             </w:r>
             <w:r>
-              <w:t xml:space="preserve"> </w:t>
-            </w:r>
-            <w:r>
-              <w:t xml:space="preserve">(C package)</w:t>
-            </w:r>
-          </w:p>
-        </w:tc>
-        <w:tc>
-          <w:tcPr/>
-          <w:p>
-            <w:pPr>
-              <w:pStyle w:val="Compact"/>
-            </w:pPr>
-            <w:r>
-              <w:t xml:space="preserve">stdlib</w:t>
-            </w:r>
-            <w:r>
-              <w:t xml:space="preserve"> </w:t>
+              <w:t xml:space="preserve"> (C package)</w:t>
+            </w:r>
+          </w:p>
+        </w:tc>
+        <w:tc>
+          <w:tcPr/>
+          <w:p>
+            <w:pPr>
+              <w:pStyle w:val="Compact"/>
+            </w:pPr>
+            <w:r>
+              <w:t xml:space="preserve">stdlib </w:t>
             </w:r>
             <w:r>
               <w:rPr>
@@ -5569,10 +5176,7 @@
               <w:pStyle w:val="Compact"/>
             </w:pPr>
             <w:r>
-              <w:t xml:space="preserve">No action —</w:t>
-            </w:r>
-            <w:r>
-              <w:t xml:space="preserve"> </w:t>
+              <w:t xml:space="preserve">No action — </w:t>
             </w:r>
             <w:r>
               <w:rPr>
@@ -5581,10 +5185,7 @@
               <w:t xml:space="preserve">uv sync</w:t>
             </w:r>
             <w:r>
-              <w:t xml:space="preserve"> </w:t>
-            </w:r>
-            <w:r>
-              <w:t xml:space="preserve">handles this automatically.</w:t>
+              <w:t xml:space="preserve"> handles this automatically.</w:t>
             </w:r>
           </w:p>
         </w:tc>
@@ -5603,10 +5204,7 @@
               <w:t xml:space="preserve">pycryptodome</w:t>
             </w:r>
             <w:r>
-              <w:t xml:space="preserve"> </w:t>
-            </w:r>
-            <w:r>
-              <w:t xml:space="preserve">token</w:t>
+              <w:t xml:space="preserve"> token</w:t>
             </w:r>
           </w:p>
         </w:tc>
@@ -5623,24 +5221,18 @@
               <w:t xml:space="preserve">cryptography</w:t>
             </w:r>
             <w:r>
-              <w:t xml:space="preserve"> </w:t>
-            </w:r>
-            <w:r>
-              <w:t xml:space="preserve">Fernet token</w:t>
-            </w:r>
-          </w:p>
-        </w:tc>
-        <w:tc>
-          <w:tcPr/>
-          <w:p>
-            <w:pPr>
-              <w:pStyle w:val="Compact"/>
-            </w:pPr>
-            <w:r>
-              <w:t xml:space="preserve">Re-run:</w:t>
-            </w:r>
-            <w:r>
-              <w:t xml:space="preserve"> </w:t>
+              <w:t xml:space="preserve"> Fernet token</w:t>
+            </w:r>
+          </w:p>
+        </w:tc>
+        <w:tc>
+          <w:tcPr/>
+          <w:p>
+            <w:pPr>
+              <w:pStyle w:val="Compact"/>
+            </w:pPr>
+            <w:r>
+              <w:t xml:space="preserve">Re-run: </w:t>
             </w:r>
             <w:r>
               <w:rPr>
@@ -5738,10 +5330,7 @@
               <w:t xml:space="preserve">settings.json</w:t>
             </w:r>
             <w:r>
-              <w:t xml:space="preserve"> </w:t>
-            </w:r>
-            <w:r>
-              <w:t xml:space="preserve">keys</w:t>
+              <w:t xml:space="preserve"> keys</w:t>
             </w:r>
           </w:p>
         </w:tc>
@@ -5763,10 +5352,7 @@
               <w:pStyle w:val="Compact"/>
             </w:pPr>
             <w:r>
-              <w:t xml:space="preserve">No action — existing</w:t>
-            </w:r>
-            <w:r>
-              <w:t xml:space="preserve"> </w:t>
+              <w:t xml:space="preserve">No action — existing </w:t>
             </w:r>
             <w:r>
               <w:rPr>
@@ -5775,10 +5361,7 @@
               <w:t xml:space="preserve">settings.json</w:t>
             </w:r>
             <w:r>
-              <w:t xml:space="preserve"> </w:t>
-            </w:r>
-            <w:r>
-              <w:t xml:space="preserve">files work without edits.</w:t>
+              <w:t xml:space="preserve"> files work without edits.</w:t>
             </w:r>
           </w:p>
         </w:tc>
@@ -5870,13 +5453,7 @@
               <w:t xml:space="preserve">writeSampleFilesOverride: true</w:t>
             </w:r>
             <w:r>
-              <w:t xml:space="preserve"> </w:t>
-            </w:r>
-            <w:r>
-              <w:t xml:space="preserve">in</w:t>
-            </w:r>
-            <w:r>
-              <w:t xml:space="preserve"> </w:t>
+              <w:t xml:space="preserve"> in </w:t>
             </w:r>
             <w:r>
               <w:rPr>
@@ -5893,10 +5470,7 @@
               <w:pStyle w:val="Compact"/>
             </w:pPr>
             <w:r>
-              <w:t xml:space="preserve">Field removed — use</w:t>
-            </w:r>
-            <w:r>
-              <w:t xml:space="preserve"> </w:t>
+              <w:t xml:space="preserve">Field removed — use </w:t>
             </w:r>
             <w:r>
               <w:rPr>
@@ -5905,24 +5479,18 @@
               <w:t xml:space="preserve">--dry-run</w:t>
             </w:r>
             <w:r>
-              <w:t xml:space="preserve"> </w:t>
-            </w:r>
-            <w:r>
-              <w:t xml:space="preserve">instead</w:t>
-            </w:r>
-          </w:p>
-        </w:tc>
-        <w:tc>
-          <w:tcPr/>
-          <w:p>
-            <w:pPr>
-              <w:pStyle w:val="Compact"/>
-            </w:pPr>
-            <w:r>
-              <w:t xml:space="preserve">Remove from</w:t>
-            </w:r>
-            <w:r>
-              <w:t xml:space="preserve"> </w:t>
+              <w:t xml:space="preserve"> instead</w:t>
+            </w:r>
+          </w:p>
+        </w:tc>
+        <w:tc>
+          <w:tcPr/>
+          <w:p>
+            <w:pPr>
+              <w:pStyle w:val="Compact"/>
+            </w:pPr>
+            <w:r>
+              <w:t xml:space="preserve">Remove from </w:t>
             </w:r>
             <w:r>
               <w:rPr>
@@ -5931,10 +5499,7 @@
               <w:t xml:space="preserve">settings.json</w:t>
             </w:r>
             <w:r>
-              <w:t xml:space="preserve">; add</w:t>
-            </w:r>
-            <w:r>
-              <w:t xml:space="preserve"> </w:t>
+              <w:t xml:space="preserve">; add </w:t>
             </w:r>
             <w:r>
               <w:rPr>
@@ -5943,10 +5508,7 @@
               <w:t xml:space="preserve">--dry-run</w:t>
             </w:r>
             <w:r>
-              <w:t xml:space="preserve"> </w:t>
-            </w:r>
-            <w:r>
-              <w:t xml:space="preserve">to command when testing</w:t>
+              <w:t xml:space="preserve"> to command when testing</w:t>
             </w:r>
           </w:p>
         </w:tc>
@@ -5959,10 +5521,7 @@
               <w:pStyle w:val="Compact"/>
             </w:pPr>
             <w:r>
-              <w:t xml:space="preserve">14-column</w:t>
-            </w:r>
-            <w:r>
-              <w:t xml:space="preserve"> </w:t>
+              <w:t xml:space="preserve">14-column </w:t>
             </w:r>
             <w:r>
               <w:rPr>
@@ -5971,10 +5530,7 @@
               <w:t xml:space="preserve">model_history_normalized</w:t>
             </w:r>
             <w:r>
-              <w:t xml:space="preserve"> </w:t>
-            </w:r>
-            <w:r>
-              <w:t xml:space="preserve">schema</w:t>
+              <w:t xml:space="preserve"> schema</w:t>
             </w:r>
           </w:p>
         </w:tc>
@@ -5996,10 +5552,7 @@
               <w:pStyle w:val="Compact"/>
             </w:pPr>
             <w:r>
-              <w:t xml:space="preserve">Run once —</w:t>
-            </w:r>
-            <w:r>
-              <w:t xml:space="preserve"> </w:t>
+              <w:t xml:space="preserve">Run once — </w:t>
             </w:r>
             <w:r>
               <w:rPr>
@@ -6008,13 +5561,7 @@
               <w:t xml:space="preserve">ensure_model_history_tables()</w:t>
             </w:r>
             <w:r>
-              <w:t xml:space="preserve"> </w:t>
-            </w:r>
-            <w:r>
-              <w:t xml:space="preserve">auto-migrates existing databases via</w:t>
-            </w:r>
-            <w:r>
-              <w:t xml:space="preserve"> </w:t>
+              <w:t xml:space="preserve"> auto-migrates existing databases via </w:t>
             </w:r>
             <w:r>
               <w:rPr>
@@ -6044,10 +5591,7 @@
               <w:pStyle w:val="Compact"/>
             </w:pPr>
             <w:r>
-              <w:t xml:space="preserve">Add 4 new line items to Model History Detail module:</w:t>
-            </w:r>
-            <w:r>
-              <w:t xml:space="preserve"> </w:t>
+              <w:t xml:space="preserve">Add 4 new line items to Model History Detail module: </w:t>
             </w:r>
             <w:r>
               <w:rPr>
@@ -6056,10 +5600,7 @@
               <w:t xml:space="preserve">anaplan_record_id</w:t>
             </w:r>
             <w:r>
-              <w:t xml:space="preserve">,</w:t>
-            </w:r>
-            <w:r>
-              <w:t xml:space="preserve"> </w:t>
+              <w:t xml:space="preserve">, </w:t>
             </w:r>
             <w:r>
               <w:rPr>
@@ -6068,10 +5609,7 @@
               <w:t xml:space="preserve">import_action</w:t>
             </w:r>
             <w:r>
-              <w:t xml:space="preserve">,</w:t>
-            </w:r>
-            <w:r>
-              <w:t xml:space="preserve"> </w:t>
+              <w:t xml:space="preserve">, </w:t>
             </w:r>
             <w:r>
               <w:rPr>
@@ -6080,10 +5618,7 @@
               <w:t xml:space="preserve">data_types</w:t>
             </w:r>
             <w:r>
-              <w:t xml:space="preserve">,</w:t>
-            </w:r>
-            <w:r>
-              <w:t xml:space="preserve"> </w:t>
+              <w:t xml:space="preserve">, </w:t>
             </w:r>
             <w:r>
               <w:rPr>
@@ -6113,10 +5648,7 @@
               <w:pStyle w:val="Compact"/>
             </w:pPr>
             <w:r>
-              <w:t xml:space="preserve">Record IDs based on Anaplan’s batch</w:t>
-            </w:r>
-            <w:r>
-              <w:t xml:space="preserve"> </w:t>
+              <w:t xml:space="preserve">Record IDs based on Anaplan’s batch </w:t>
             </w:r>
             <w:r>
               <w:rPr>
@@ -6125,10 +5657,7 @@
               <w:t xml:space="preserve">ID</w:t>
             </w:r>
             <w:r>
-              <w:t xml:space="preserve"> </w:t>
-            </w:r>
-            <w:r>
-              <w:t xml:space="preserve">column</w:t>
+              <w:t xml:space="preserve"> column</w:t>
             </w:r>
           </w:p>
         </w:tc>
@@ -6150,10 +5679,7 @@
               <w:pStyle w:val="Compact"/>
             </w:pPr>
             <w:r>
-              <w:t xml:space="preserve">Clear model history tables before first v3 run to avoid ID collisions:</w:t>
-            </w:r>
-            <w:r>
-              <w:t xml:space="preserve"> </w:t>
+              <w:t xml:space="preserve">Clear model history tables before first v3 run to avoid ID collisions: </w:t>
             </w:r>
             <w:r>
               <w:rPr>
@@ -6183,10 +5709,7 @@
               <w:pStyle w:val="Compact"/>
             </w:pPr>
             <w:r>
-              <w:t xml:space="preserve">Optional: configure</w:t>
-            </w:r>
-            <w:r>
-              <w:t xml:space="preserve"> </w:t>
+              <w:t xml:space="preserve">Optional: configure </w:t>
             </w:r>
             <w:r>
               <w:rPr>
@@ -6204,10 +5727,7 @@
               <w:t xml:space="preserve">lastRunImportId</w:t>
             </w:r>
             <w:r>
-              <w:t xml:space="preserve"> </w:t>
-            </w:r>
-            <w:r>
-              <w:t xml:space="preserve">to display last sync in Anaplan</w:t>
+              <w:t xml:space="preserve"> to display last sync in Anaplan</w:t>
             </w:r>
           </w:p>
         </w:tc>
@@ -6239,56 +5759,50 @@
         <w:pStyle w:val="FirstParagraph"/>
       </w:pPr>
       <w:r>
-        <w:t xml:space="preserve">Use</w:t>
-      </w:r>
-      <w:r>
+        <w:t xml:space="preserve">Use </w:t>
+      </w:r>
+      <w:r>
+        <w:rPr>
+          <w:rStyle w:val="VerbatimChar"/>
+        </w:rPr>
+        <w:t xml:space="preserve">--dry-run</w:t>
+      </w:r>
+      <w:r>
+        <w:t xml:space="preserve"> to run the full extract and transform pipeline without uploading to Anaplan. This is useful for verifying configuration and data quality before committing to a production load:</w:t>
+      </w:r>
+    </w:p>
+    <w:p>
+      <w:pPr>
+        <w:pStyle w:val="SourceCode"/>
+      </w:pPr>
+      <w:r>
+        <w:rPr>
+          <w:rStyle w:val="ExtensionTok"/>
+        </w:rPr>
+        <w:t xml:space="preserve">uv</w:t>
+      </w:r>
+      <w:r>
+        <w:rPr>
+          <w:rStyle w:val="NormalTok"/>
+        </w:rPr>
+        <w:t xml:space="preserve"> run anaplan-audit run </w:t>
+      </w:r>
+      <w:r>
+        <w:rPr>
+          <w:rStyle w:val="AttributeTok"/>
+        </w:rPr>
+        <w:t xml:space="preserve">--dry-run</w:t>
+      </w:r>
+      <w:r>
+        <w:rPr>
+          <w:rStyle w:val="NormalTok"/>
+        </w:rPr>
         <w:t xml:space="preserve"> </w:t>
       </w:r>
       <w:r>
         <w:rPr>
-          <w:rStyle w:val="VerbatimChar"/>
-        </w:rPr>
-        <w:t xml:space="preserve">--dry-run</w:t>
-      </w:r>
-      <w:r>
-        <w:t xml:space="preserve"> </w:t>
-      </w:r>
-      <w:r>
-        <w:t xml:space="preserve">to run the full extract and transform pipeline without uploading to Anaplan. This is useful for verifying configuration and data quality before committing to a production load:</w:t>
-      </w:r>
-    </w:p>
-    <w:p>
-      <w:pPr>
-        <w:pStyle w:val="SourceCode"/>
-      </w:pPr>
-      <w:r>
-        <w:rPr>
-          <w:rStyle w:val="ExtensionTok"/>
-        </w:rPr>
-        <w:t xml:space="preserve">uv</w:t>
-      </w:r>
-      <w:r>
-        <w:rPr>
-          <w:rStyle w:val="NormalTok"/>
-        </w:rPr>
-        <w:t xml:space="preserve"> run anaplan-audit run </w:t>
-      </w:r>
-      <w:r>
-        <w:rPr>
           <w:rStyle w:val="AttributeTok"/>
         </w:rPr>
-        <w:t xml:space="preserve">--dry-run</w:t>
-      </w:r>
-      <w:r>
-        <w:rPr>
-          <w:rStyle w:val="NormalTok"/>
-        </w:rPr>
-        <w:t xml:space="preserve"> </w:t>
-      </w:r>
-      <w:r>
-        <w:rPr>
-          <w:rStyle w:val="AttributeTok"/>
-        </w:rPr>
         <w:t xml:space="preserve">--verbose</w:t>
       </w:r>
     </w:p>
@@ -6297,10 +5811,7 @@
         <w:pStyle w:val="FirstParagraph"/>
       </w:pPr>
       <w:r>
-        <w:t xml:space="preserve">In dry-run mode, the tool fetches all data, loads it to SQLite, runs</w:t>
-      </w:r>
-      <w:r>
-        <w:t xml:space="preserve"> </w:t>
+        <w:t xml:space="preserve">In dry-run mode, the tool fetches all data, loads it to SQLite, runs </w:t>
       </w:r>
       <w:r>
         <w:rPr>
@@ -6309,10 +5820,7 @@
         <w:t xml:space="preserve">audit_query.sql</w:t>
       </w:r>
       <w:r>
-        <w:t xml:space="preserve">, and logs the row count — but skips the upload step and does not update</w:t>
-      </w:r>
-      <w:r>
-        <w:t xml:space="preserve"> </w:t>
+        <w:t xml:space="preserve">, and logs the row count — but skips the upload step and does not update </w:t>
       </w:r>
       <w:r>
         <w:rPr>
@@ -6356,10 +5864,7 @@
         <w:pStyle w:val="FirstParagraph"/>
       </w:pPr>
       <w:r>
-        <w:t xml:space="preserve">v3 introduces two independent feature flags in</w:t>
-      </w:r>
-      <w:r>
-        <w:t xml:space="preserve"> </w:t>
+        <w:t xml:space="preserve">v3 introduces two independent feature flags in </w:t>
       </w:r>
       <w:r>
         <w:rPr>
@@ -6368,10 +5873,7 @@
         <w:t xml:space="preserve">settings.json</w:t>
       </w:r>
       <w:r>
-        <w:t xml:space="preserve"> </w:t>
-      </w:r>
-      <w:r>
-        <w:t xml:space="preserve">that control which pipeline stages run on each execution. This lets you run audit-only (the v2 default), both pipelines together, or model history-only for back-fill scenarios.</w:t>
+        <w:t xml:space="preserve"> that control which pipeline stages run on each execution. This lets you run audit-only (the v2 default), both pipelines together, or model history-only for back-fill scenarios.</w:t>
       </w:r>
     </w:p>
     <w:p>
@@ -6379,10 +5881,7 @@
         <w:pStyle w:val="BodyText"/>
       </w:pPr>
       <w:r>
-        <w:t xml:space="preserve">At least one flag must be</w:t>
-      </w:r>
-      <w:r>
-        <w:t xml:space="preserve"> </w:t>
+        <w:t xml:space="preserve">At least one flag must be </w:t>
       </w:r>
       <w:r>
         <w:rPr>
@@ -6391,10 +5890,7 @@
         <w:t xml:space="preserve">true</w:t>
       </w:r>
       <w:r>
-        <w:t xml:space="preserve">. Setting both to</w:t>
-      </w:r>
-      <w:r>
-        <w:t xml:space="preserve"> </w:t>
+        <w:t xml:space="preserve">. Setting both to </w:t>
       </w:r>
       <w:r>
         <w:rPr>
@@ -6403,10 +5899,7 @@
         <w:t xml:space="preserve">false</w:t>
       </w:r>
       <w:r>
-        <w:t xml:space="preserve"> </w:t>
-      </w:r>
-      <w:r>
-        <w:t xml:space="preserve">raises a config error at startup with exit code 2.</w:t>
+        <w:t xml:space="preserve"> raises a config error at startup with exit code 2.</w:t>
       </w:r>
     </w:p>
     <w:bookmarkEnd w:id="49"/>
@@ -6432,13 +5925,7 @@
         <w:t xml:space="preserve">auditEnabled</w:t>
       </w:r>
       <w:r>
-        <w:t xml:space="preserve"> </w:t>
-      </w:r>
-      <w:r>
-        <w:t xml:space="preserve">(boolean, default:</w:t>
-      </w:r>
-      <w:r>
-        <w:t xml:space="preserve"> </w:t>
+        <w:t xml:space="preserve"> (boolean, default: </w:t>
       </w:r>
       <w:r>
         <w:rPr>
@@ -6447,10 +5934,7 @@
         <w:t xml:space="preserve">true</w:t>
       </w:r>
       <w:r>
-        <w:t xml:space="preserve">) — Runs Steps 2–6: fetch metadata, fetch audit events, load to SQLite, SQL transform, upload to the Audit Reporting Model, and update</w:t>
-      </w:r>
-      <w:r>
-        <w:t xml:space="preserve"> </w:t>
+        <w:t xml:space="preserve">) — Runs Steps 2–6: fetch metadata, fetch audit events, load to SQLite, SQL transform, upload to the Audit Reporting Model, and update </w:t>
       </w:r>
       <w:r>
         <w:rPr>
@@ -6459,10 +5943,7 @@
         <w:t xml:space="preserve">lastRun</w:t>
       </w:r>
       <w:r>
-        <w:t xml:space="preserve">. Set to</w:t>
-      </w:r>
-      <w:r>
-        <w:t xml:space="preserve"> </w:t>
+        <w:t xml:space="preserve">. Set to </w:t>
       </w:r>
       <w:r>
         <w:rPr>
@@ -6471,10 +5952,7 @@
         <w:t xml:space="preserve">false</w:t>
       </w:r>
       <w:r>
-        <w:t xml:space="preserve"> </w:t>
-      </w:r>
-      <w:r>
-        <w:t xml:space="preserve">only when running Model History without audit.</w:t>
+        <w:t xml:space="preserve"> only when running Model History without audit.</w:t>
       </w:r>
     </w:p>
     <w:p>
@@ -6490,13 +5968,7 @@
         <w:t xml:space="preserve">modelHistory.enabled</w:t>
       </w:r>
       <w:r>
-        <w:t xml:space="preserve"> </w:t>
-      </w:r>
-      <w:r>
-        <w:t xml:space="preserve">(boolean, default:</w:t>
-      </w:r>
-      <w:r>
-        <w:t xml:space="preserve"> </w:t>
+        <w:t xml:space="preserve"> (boolean, default: </w:t>
       </w:r>
       <w:r>
         <w:rPr>
@@ -7089,10 +6561,7 @@
         <w:pStyle w:val="FirstParagraph"/>
       </w:pPr>
       <w:r>
-        <w:t xml:space="preserve">When running both pipelines, the recommended approach is to schedule them separately using two</w:t>
-      </w:r>
-      <w:r>
-        <w:t xml:space="preserve"> </w:t>
+        <w:t xml:space="preserve">When running both pipelines, the recommended approach is to schedule them separately using two </w:t>
       </w:r>
       <w:r>
         <w:rPr>
@@ -7101,10 +6570,7 @@
         <w:t xml:space="preserve">settings.json</w:t>
       </w:r>
       <w:r>
-        <w:t xml:space="preserve"> </w:t>
-      </w:r>
-      <w:r>
-        <w:t xml:space="preserve">files. This allows audit to run hourly while model history runs once per day, avoiding unnecessary API calls for history exports.</w:t>
+        <w:t xml:space="preserve"> files. This allows audit to run hourly while model history runs once per day, avoiding unnecessary API calls for history exports.</w:t>
       </w:r>
     </w:p>
     <w:p>
@@ -7146,8 +6612,6 @@
       </w:r>
       <w:r>
         <w:br/>
-      </w:r>
-      <w:r>
         <w:br/>
       </w:r>
       <w:r>
@@ -7216,10 +6680,7 @@
         <w:pStyle w:val="FirstParagraph"/>
       </w:pPr>
       <w:r>
-        <w:t xml:space="preserve">Before enabling</w:t>
-      </w:r>
-      <w:r>
-        <w:t xml:space="preserve"> </w:t>
+        <w:t xml:space="preserve">Before enabling </w:t>
       </w:r>
       <w:r>
         <w:rPr>
@@ -7228,10 +6689,7 @@
         <w:t xml:space="preserve">modelHistory.enabled</w:t>
       </w:r>
       <w:r>
-        <w:t xml:space="preserve">, you must build the Anaplan reporting model that receives the history data. See the Anaplan Model Setup Guide for full step-by-step instructions. At a minimum, each source model must have a</w:t>
-      </w:r>
-      <w:r>
-        <w:t xml:space="preserve"> </w:t>
+        <w:t xml:space="preserve">, you must build the Anaplan reporting model that receives the history data. See the Anaplan Model Setup Guide for full step-by-step instructions. At a minimum, each source model must have a </w:t>
       </w:r>
       <w:r>
         <w:rPr>
@@ -7240,10 +6698,7 @@
         <w:t xml:space="preserve">MODEL_HISTORY_EXPORT</w:t>
       </w:r>
       <w:r>
-        <w:t xml:space="preserve"> </w:t>
-      </w:r>
-      <w:r>
-        <w:t xml:space="preserve">export action, and the target reporting model must have the three lists, the module, the three CSV file data sources, three import actions, and the Load Model History process.</w:t>
+        <w:t xml:space="preserve"> export action, and the target reporting model must have the three lists, the module, the three CSV file data sources, three import actions, and the Load Model History process.</w:t>
       </w:r>
     </w:p>
     <w:p>
@@ -7251,10 +6706,7 @@
         <w:pStyle w:val="BodyText"/>
       </w:pPr>
       <w:r>
-        <w:t xml:space="preserve">The</w:t>
-      </w:r>
-      <w:r>
-        <w:t xml:space="preserve"> </w:t>
+        <w:t xml:space="preserve">The </w:t>
       </w:r>
       <w:r>
         <w:rPr>
@@ -7263,13 +6715,7 @@
         <w:t xml:space="preserve">workspaceId</w:t>
       </w:r>
       <w:r>
-        <w:t xml:space="preserve"> </w:t>
-      </w:r>
-      <w:r>
-        <w:t xml:space="preserve">and</w:t>
-      </w:r>
-      <w:r>
-        <w:t xml:space="preserve"> </w:t>
+        <w:t xml:space="preserve"> and </w:t>
       </w:r>
       <w:r>
         <w:rPr>
@@ -7278,13 +6724,7 @@
         <w:t xml:space="preserve">modelId</w:t>
       </w:r>
       <w:r>
-        <w:t xml:space="preserve"> </w:t>
-      </w:r>
-      <w:r>
-        <w:t xml:space="preserve">of the target reporting model must be set in</w:t>
-      </w:r>
-      <w:r>
-        <w:t xml:space="preserve"> </w:t>
+        <w:t xml:space="preserve"> of the target reporting model must be set in </w:t>
       </w:r>
       <w:r>
         <w:rPr>
@@ -7293,13 +6733,7 @@
         <w:t xml:space="preserve">targetAnaplanModel</w:t>
       </w:r>
       <w:r>
-        <w:t xml:space="preserve"> </w:t>
-      </w:r>
-      <w:r>
-        <w:t xml:space="preserve">in</w:t>
-      </w:r>
-      <w:r>
-        <w:t xml:space="preserve"> </w:t>
+        <w:t xml:space="preserve"> in </w:t>
       </w:r>
       <w:r>
         <w:rPr>
@@ -7326,35 +6760,387 @@
         <w:pStyle w:val="FirstParagraph"/>
       </w:pPr>
       <w:r>
-        <w:t xml:space="preserve">Add the</w:t>
-      </w:r>
-      <w:r>
+        <w:t xml:space="preserve">Add the </w:t>
+      </w:r>
+      <w:r>
+        <w:rPr>
+          <w:rStyle w:val="VerbatimChar"/>
+        </w:rPr>
+        <w:t xml:space="preserve">modelHistory</w:t>
+      </w:r>
+      <w:r>
+        <w:t xml:space="preserve"> block to </w:t>
+      </w:r>
+      <w:r>
+        <w:rPr>
+          <w:rStyle w:val="VerbatimChar"/>
+        </w:rPr>
+        <w:t xml:space="preserve">settings.json</w:t>
+      </w:r>
+      <w:r>
+        <w:t xml:space="preserve">:</w:t>
+      </w:r>
+    </w:p>
+    <w:p>
+      <w:pPr>
+        <w:pStyle w:val="SourceCode"/>
+      </w:pPr>
+      <w:r>
+        <w:rPr>
+          <w:rStyle w:val="StringTok"/>
+        </w:rPr>
+        <w:t xml:space="preserve">"modelHistory"</w:t>
+      </w:r>
+      <w:r>
+        <w:rPr>
+          <w:rStyle w:val="ErrorTok"/>
+        </w:rPr>
+        <w:t xml:space="preserve">:</w:t>
+      </w:r>
+      <w:r>
+        <w:rPr>
+          <w:rStyle w:val="NormalTok"/>
+        </w:rPr>
         <w:t xml:space="preserve"> </w:t>
       </w:r>
       <w:r>
         <w:rPr>
-          <w:rStyle w:val="VerbatimChar"/>
-        </w:rPr>
-        <w:t xml:space="preserve">modelHistory</w:t>
-      </w:r>
-      <w:r>
+          <w:rStyle w:val="FunctionTok"/>
+        </w:rPr>
+        <w:t xml:space="preserve">{</w:t>
+      </w:r>
+      <w:r>
+        <w:br/>
+      </w:r>
+      <w:r>
+        <w:rPr>
+          <w:rStyle w:val="NormalTok"/>
+        </w:rPr>
+        <w:t xml:space="preserve">  </w:t>
+      </w:r>
+      <w:r>
+        <w:rPr>
+          <w:rStyle w:val="DataTypeTok"/>
+        </w:rPr>
+        <w:t xml:space="preserve">"enabled"</w:t>
+      </w:r>
+      <w:r>
+        <w:rPr>
+          <w:rStyle w:val="FunctionTok"/>
+        </w:rPr>
+        <w:t xml:space="preserve">:</w:t>
+      </w:r>
+      <w:r>
+        <w:rPr>
+          <w:rStyle w:val="NormalTok"/>
+        </w:rPr>
         <w:t xml:space="preserve"> </w:t>
       </w:r>
       <w:r>
-        <w:t xml:space="preserve">block to</w:t>
-      </w:r>
-      <w:r>
+        <w:rPr>
+          <w:rStyle w:val="KeywordTok"/>
+        </w:rPr>
+        <w:t xml:space="preserve">true</w:t>
+      </w:r>
+      <w:r>
+        <w:rPr>
+          <w:rStyle w:val="FunctionTok"/>
+        </w:rPr>
+        <w:t xml:space="preserve">,</w:t>
+      </w:r>
+      <w:r>
+        <w:br/>
+      </w:r>
+      <w:r>
+        <w:rPr>
+          <w:rStyle w:val="NormalTok"/>
+        </w:rPr>
+        <w:t xml:space="preserve">  </w:t>
+      </w:r>
+      <w:r>
+        <w:rPr>
+          <w:rStyle w:val="DataTypeTok"/>
+        </w:rPr>
+        <w:t xml:space="preserve">"exportActionName"</w:t>
+      </w:r>
+      <w:r>
+        <w:rPr>
+          <w:rStyle w:val="FunctionTok"/>
+        </w:rPr>
+        <w:t xml:space="preserve">:</w:t>
+      </w:r>
+      <w:r>
+        <w:rPr>
+          <w:rStyle w:val="NormalTok"/>
+        </w:rPr>
         <w:t xml:space="preserve"> </w:t>
       </w:r>
       <w:r>
         <w:rPr>
-          <w:rStyle w:val="VerbatimChar"/>
-        </w:rPr>
-        <w:t xml:space="preserve">settings.json</w:t>
-      </w:r>
-      <w:r>
+          <w:rStyle w:val="StringTok"/>
+        </w:rPr>
+        <w:t xml:space="preserve">"MODEL_HISTORY_EXPORT"</w:t>
+      </w:r>
+      <w:r>
+        <w:rPr>
+          <w:rStyle w:val="FunctionTok"/>
+        </w:rPr>
+        <w:t xml:space="preserve">,</w:t>
+      </w:r>
+      <w:r>
+        <w:br/>
+      </w:r>
+      <w:r>
+        <w:rPr>
+          <w:rStyle w:val="NormalTok"/>
+        </w:rPr>
+        <w:t xml:space="preserve">  </w:t>
+      </w:r>
+      <w:r>
+        <w:rPr>
+          <w:rStyle w:val="DataTypeTok"/>
+        </w:rPr>
+        <w:t xml:space="preserve">"exportTimeoutSeconds"</w:t>
+      </w:r>
+      <w:r>
+        <w:rPr>
+          <w:rStyle w:val="FunctionTok"/>
+        </w:rPr>
         <w:t xml:space="preserve">:</w:t>
       </w:r>
+      <w:r>
+        <w:rPr>
+          <w:rStyle w:val="NormalTok"/>
+        </w:rPr>
+        <w:t xml:space="preserve"> </w:t>
+      </w:r>
+      <w:r>
+        <w:rPr>
+          <w:rStyle w:val="DecValTok"/>
+        </w:rPr>
+        <w:t xml:space="preserve">600</w:t>
+      </w:r>
+      <w:r>
+        <w:rPr>
+          <w:rStyle w:val="FunctionTok"/>
+        </w:rPr>
+        <w:t xml:space="preserve">,</w:t>
+      </w:r>
+      <w:r>
+        <w:br/>
+      </w:r>
+      <w:r>
+        <w:rPr>
+          <w:rStyle w:val="NormalTok"/>
+        </w:rPr>
+        <w:t xml:space="preserve">  </w:t>
+      </w:r>
+      <w:r>
+        <w:rPr>
+          <w:rStyle w:val="DataTypeTok"/>
+        </w:rPr>
+        <w:t xml:space="preserve">"retentionYears"</w:t>
+      </w:r>
+      <w:r>
+        <w:rPr>
+          <w:rStyle w:val="FunctionTok"/>
+        </w:rPr>
+        <w:t xml:space="preserve">:</w:t>
+      </w:r>
+      <w:r>
+        <w:rPr>
+          <w:rStyle w:val="NormalTok"/>
+        </w:rPr>
+        <w:t xml:space="preserve"> </w:t>
+      </w:r>
+      <w:r>
+        <w:rPr>
+          <w:rStyle w:val="DecValTok"/>
+        </w:rPr>
+        <w:t xml:space="preserve">2</w:t>
+      </w:r>
+      <w:r>
+        <w:rPr>
+          <w:rStyle w:val="FunctionTok"/>
+        </w:rPr>
+        <w:t xml:space="preserve">,</w:t>
+      </w:r>
+      <w:r>
+        <w:br/>
+      </w:r>
+      <w:r>
+        <w:rPr>
+          <w:rStyle w:val="NormalTok"/>
+        </w:rPr>
+        <w:t xml:space="preserve">  </w:t>
+      </w:r>
+      <w:r>
+        <w:rPr>
+          <w:rStyle w:val="DataTypeTok"/>
+        </w:rPr>
+        <w:t xml:space="preserve">"anaplanProcess"</w:t>
+      </w:r>
+      <w:r>
+        <w:rPr>
+          <w:rStyle w:val="FunctionTok"/>
+        </w:rPr>
+        <w:t xml:space="preserve">:</w:t>
+      </w:r>
+      <w:r>
+        <w:rPr>
+          <w:rStyle w:val="NormalTok"/>
+        </w:rPr>
+        <w:t xml:space="preserve"> </w:t>
+      </w:r>
+      <w:r>
+        <w:rPr>
+          <w:rStyle w:val="StringTok"/>
+        </w:rPr>
+        <w:t xml:space="preserve">"Load Model History"</w:t>
+      </w:r>
+      <w:r>
+        <w:rPr>
+          <w:rStyle w:val="FunctionTok"/>
+        </w:rPr>
+        <w:t xml:space="preserve">,</w:t>
+      </w:r>
+      <w:r>
+        <w:br/>
+      </w:r>
+      <w:r>
+        <w:rPr>
+          <w:rStyle w:val="NormalTok"/>
+        </w:rPr>
+        <w:t xml:space="preserve">  </w:t>
+      </w:r>
+      <w:r>
+        <w:rPr>
+          <w:rStyle w:val="DataTypeTok"/>
+        </w:rPr>
+        <w:t xml:space="preserve">"maxConcurrentExports"</w:t>
+      </w:r>
+      <w:r>
+        <w:rPr>
+          <w:rStyle w:val="FunctionTok"/>
+        </w:rPr>
+        <w:t xml:space="preserve">:</w:t>
+      </w:r>
+      <w:r>
+        <w:rPr>
+          <w:rStyle w:val="NormalTok"/>
+        </w:rPr>
+        <w:t xml:space="preserve"> </w:t>
+      </w:r>
+      <w:r>
+        <w:rPr>
+          <w:rStyle w:val="DecValTok"/>
+        </w:rPr>
+        <w:t xml:space="preserve">5</w:t>
+      </w:r>
+      <w:r>
+        <w:rPr>
+          <w:rStyle w:val="FunctionTok"/>
+        </w:rPr>
+        <w:t xml:space="preserve">,</w:t>
+      </w:r>
+      <w:r>
+        <w:br/>
+      </w:r>
+      <w:r>
+        <w:rPr>
+          <w:rStyle w:val="NormalTok"/>
+        </w:rPr>
+        <w:t xml:space="preserve">  </w:t>
+      </w:r>
+      <w:r>
+        <w:rPr>
+          <w:rStyle w:val="DataTypeTok"/>
+        </w:rPr>
+        <w:t xml:space="preserve">"backupBeforePurge"</w:t>
+      </w:r>
+      <w:r>
+        <w:rPr>
+          <w:rStyle w:val="FunctionTok"/>
+        </w:rPr>
+        <w:t xml:space="preserve">:</w:t>
+      </w:r>
+      <w:r>
+        <w:rPr>
+          <w:rStyle w:val="NormalTok"/>
+        </w:rPr>
+        <w:t xml:space="preserve"> </w:t>
+      </w:r>
+      <w:r>
+        <w:rPr>
+          <w:rStyle w:val="KeywordTok"/>
+        </w:rPr>
+        <w:t xml:space="preserve">true</w:t>
+      </w:r>
+      <w:r>
+        <w:rPr>
+          <w:rStyle w:val="FunctionTok"/>
+        </w:rPr>
+        <w:t xml:space="preserve">,</w:t>
+      </w:r>
+      <w:r>
+        <w:br/>
+      </w:r>
+      <w:r>
+        <w:rPr>
+          <w:rStyle w:val="NormalTok"/>
+        </w:rPr>
+        <w:t xml:space="preserve">  </w:t>
+      </w:r>
+      <w:r>
+        <w:rPr>
+          <w:rStyle w:val="DataTypeTok"/>
+        </w:rPr>
+        <w:t xml:space="preserve">"maxBackupsToKeep"</w:t>
+      </w:r>
+      <w:r>
+        <w:rPr>
+          <w:rStyle w:val="FunctionTok"/>
+        </w:rPr>
+        <w:t xml:space="preserve">:</w:t>
+      </w:r>
+      <w:r>
+        <w:rPr>
+          <w:rStyle w:val="NormalTok"/>
+        </w:rPr>
+        <w:t xml:space="preserve"> </w:t>
+      </w:r>
+      <w:r>
+        <w:rPr>
+          <w:rStyle w:val="DecValTok"/>
+        </w:rPr>
+        <w:t xml:space="preserve">7</w:t>
+      </w:r>
+      <w:r>
+        <w:br/>
+      </w:r>
+      <w:r>
+        <w:rPr>
+          <w:rStyle w:val="FunctionTok"/>
+        </w:rPr>
+        <w:t xml:space="preserve">}</w:t>
+      </w:r>
+    </w:p>
+    <w:p>
+      <w:pPr>
+        <w:pStyle w:val="FirstParagraph"/>
+      </w:pPr>
+      <w:r>
+        <w:t xml:space="preserve">Run </w:t>
+      </w:r>
+      <w:r>
+        <w:rPr>
+          <w:rStyle w:val="VerbatimChar"/>
+        </w:rPr>
+        <w:t xml:space="preserve">validate-config</w:t>
+      </w:r>
+      <w:r>
+        <w:t xml:space="preserve"> to confirm the settings file is valid and authentication succeeds before the first live run:</w:t>
+      </w:r>
     </w:p>
     <w:p>
       <w:pPr>
@@ -7362,342 +7148,15 @@
       </w:pPr>
       <w:r>
         <w:rPr>
-          <w:rStyle w:val="StringTok"/>
-        </w:rPr>
-        <w:t xml:space="preserve">"modelHistory"</w:t>
-      </w:r>
-      <w:r>
-        <w:rPr>
-          <w:rStyle w:val="ErrorTok"/>
-        </w:rPr>
-        <w:t xml:space="preserve">:</w:t>
-      </w:r>
-      <w:r>
-        <w:rPr>
-          <w:rStyle w:val="NormalTok"/>
-        </w:rPr>
-        <w:t xml:space="preserve"> </w:t>
-      </w:r>
-      <w:r>
-        <w:rPr>
-          <w:rStyle w:val="FunctionTok"/>
-        </w:rPr>
-        <w:t xml:space="preserve">{</w:t>
-      </w:r>
-      <w:r>
-        <w:br/>
-      </w:r>
-      <w:r>
-        <w:rPr>
-          <w:rStyle w:val="NormalTok"/>
-        </w:rPr>
-        <w:t xml:space="preserve">  </w:t>
-      </w:r>
-      <w:r>
-        <w:rPr>
-          <w:rStyle w:val="DataTypeTok"/>
-        </w:rPr>
-        <w:t xml:space="preserve">"enabled"</w:t>
-      </w:r>
-      <w:r>
-        <w:rPr>
-          <w:rStyle w:val="FunctionTok"/>
-        </w:rPr>
-        <w:t xml:space="preserve">:</w:t>
-      </w:r>
-      <w:r>
-        <w:rPr>
-          <w:rStyle w:val="NormalTok"/>
-        </w:rPr>
-        <w:t xml:space="preserve"> </w:t>
-      </w:r>
-      <w:r>
-        <w:rPr>
-          <w:rStyle w:val="KeywordTok"/>
-        </w:rPr>
-        <w:t xml:space="preserve">true</w:t>
-      </w:r>
-      <w:r>
-        <w:rPr>
-          <w:rStyle w:val="FunctionTok"/>
-        </w:rPr>
-        <w:t xml:space="preserve">,</w:t>
-      </w:r>
-      <w:r>
-        <w:br/>
-      </w:r>
-      <w:r>
-        <w:rPr>
-          <w:rStyle w:val="NormalTok"/>
-        </w:rPr>
-        <w:t xml:space="preserve">  </w:t>
-      </w:r>
-      <w:r>
-        <w:rPr>
-          <w:rStyle w:val="DataTypeTok"/>
-        </w:rPr>
-        <w:t xml:space="preserve">"exportActionName"</w:t>
-      </w:r>
-      <w:r>
-        <w:rPr>
-          <w:rStyle w:val="FunctionTok"/>
-        </w:rPr>
-        <w:t xml:space="preserve">:</w:t>
-      </w:r>
-      <w:r>
-        <w:rPr>
-          <w:rStyle w:val="NormalTok"/>
-        </w:rPr>
-        <w:t xml:space="preserve"> </w:t>
-      </w:r>
-      <w:r>
-        <w:rPr>
-          <w:rStyle w:val="StringTok"/>
-        </w:rPr>
-        <w:t xml:space="preserve">"MODEL_HISTORY_EXPORT"</w:t>
-      </w:r>
-      <w:r>
-        <w:rPr>
-          <w:rStyle w:val="FunctionTok"/>
-        </w:rPr>
-        <w:t xml:space="preserve">,</w:t>
-      </w:r>
-      <w:r>
-        <w:br/>
-      </w:r>
-      <w:r>
-        <w:rPr>
-          <w:rStyle w:val="NormalTok"/>
-        </w:rPr>
-        <w:t xml:space="preserve">  </w:t>
-      </w:r>
-      <w:r>
-        <w:rPr>
-          <w:rStyle w:val="DataTypeTok"/>
-        </w:rPr>
-        <w:t xml:space="preserve">"exportTimeoutSeconds"</w:t>
-      </w:r>
-      <w:r>
-        <w:rPr>
-          <w:rStyle w:val="FunctionTok"/>
-        </w:rPr>
-        <w:t xml:space="preserve">:</w:t>
-      </w:r>
-      <w:r>
-        <w:rPr>
-          <w:rStyle w:val="NormalTok"/>
-        </w:rPr>
-        <w:t xml:space="preserve"> </w:t>
-      </w:r>
-      <w:r>
-        <w:rPr>
-          <w:rStyle w:val="DecValTok"/>
-        </w:rPr>
-        <w:t xml:space="preserve">600</w:t>
-      </w:r>
-      <w:r>
-        <w:rPr>
-          <w:rStyle w:val="FunctionTok"/>
-        </w:rPr>
-        <w:t xml:space="preserve">,</w:t>
-      </w:r>
-      <w:r>
-        <w:br/>
-      </w:r>
-      <w:r>
-        <w:rPr>
-          <w:rStyle w:val="NormalTok"/>
-        </w:rPr>
-        <w:t xml:space="preserve">  </w:t>
-      </w:r>
-      <w:r>
-        <w:rPr>
-          <w:rStyle w:val="DataTypeTok"/>
-        </w:rPr>
-        <w:t xml:space="preserve">"retentionYears"</w:t>
-      </w:r>
-      <w:r>
-        <w:rPr>
-          <w:rStyle w:val="FunctionTok"/>
-        </w:rPr>
-        <w:t xml:space="preserve">:</w:t>
-      </w:r>
-      <w:r>
-        <w:rPr>
-          <w:rStyle w:val="NormalTok"/>
-        </w:rPr>
-        <w:t xml:space="preserve"> </w:t>
-      </w:r>
-      <w:r>
-        <w:rPr>
-          <w:rStyle w:val="DecValTok"/>
-        </w:rPr>
-        <w:t xml:space="preserve">2</w:t>
-      </w:r>
-      <w:r>
-        <w:rPr>
-          <w:rStyle w:val="FunctionTok"/>
-        </w:rPr>
-        <w:t xml:space="preserve">,</w:t>
-      </w:r>
-      <w:r>
-        <w:br/>
-      </w:r>
-      <w:r>
-        <w:rPr>
-          <w:rStyle w:val="NormalTok"/>
-        </w:rPr>
-        <w:t xml:space="preserve">  </w:t>
-      </w:r>
-      <w:r>
-        <w:rPr>
-          <w:rStyle w:val="DataTypeTok"/>
-        </w:rPr>
-        <w:t xml:space="preserve">"anaplanProcess"</w:t>
-      </w:r>
-      <w:r>
-        <w:rPr>
-          <w:rStyle w:val="FunctionTok"/>
-        </w:rPr>
-        <w:t xml:space="preserve">:</w:t>
-      </w:r>
-      <w:r>
-        <w:rPr>
-          <w:rStyle w:val="NormalTok"/>
-        </w:rPr>
-        <w:t xml:space="preserve"> </w:t>
-      </w:r>
-      <w:r>
-        <w:rPr>
-          <w:rStyle w:val="StringTok"/>
-        </w:rPr>
-        <w:t xml:space="preserve">"Load Model History"</w:t>
-      </w:r>
-      <w:r>
-        <w:rPr>
-          <w:rStyle w:val="FunctionTok"/>
-        </w:rPr>
-        <w:t xml:space="preserve">,</w:t>
-      </w:r>
-      <w:r>
-        <w:br/>
-      </w:r>
-      <w:r>
-        <w:rPr>
-          <w:rStyle w:val="NormalTok"/>
-        </w:rPr>
-        <w:t xml:space="preserve">  </w:t>
-      </w:r>
-      <w:r>
-        <w:rPr>
-          <w:rStyle w:val="DataTypeTok"/>
-        </w:rPr>
-        <w:t xml:space="preserve">"maxConcurrentExports"</w:t>
-      </w:r>
-      <w:r>
-        <w:rPr>
-          <w:rStyle w:val="FunctionTok"/>
-        </w:rPr>
-        <w:t xml:space="preserve">:</w:t>
-      </w:r>
-      <w:r>
-        <w:rPr>
-          <w:rStyle w:val="NormalTok"/>
-        </w:rPr>
-        <w:t xml:space="preserve"> </w:t>
-      </w:r>
-      <w:r>
-        <w:rPr>
-          <w:rStyle w:val="DecValTok"/>
-        </w:rPr>
-        <w:t xml:space="preserve">5</w:t>
-      </w:r>
-      <w:r>
-        <w:rPr>
-          <w:rStyle w:val="FunctionTok"/>
-        </w:rPr>
-        <w:t xml:space="preserve">,</w:t>
-      </w:r>
-      <w:r>
-        <w:br/>
-      </w:r>
-      <w:r>
-        <w:rPr>
-          <w:rStyle w:val="NormalTok"/>
-        </w:rPr>
-        <w:t xml:space="preserve">  </w:t>
-      </w:r>
-      <w:r>
-        <w:rPr>
-          <w:rStyle w:val="DataTypeTok"/>
-        </w:rPr>
-        <w:t xml:space="preserve">"backupBeforePurge"</w:t>
-      </w:r>
-      <w:r>
-        <w:rPr>
-          <w:rStyle w:val="FunctionTok"/>
-        </w:rPr>
-        <w:t xml:space="preserve">:</w:t>
-      </w:r>
-      <w:r>
-        <w:rPr>
-          <w:rStyle w:val="NormalTok"/>
-        </w:rPr>
-        <w:t xml:space="preserve"> </w:t>
-      </w:r>
-      <w:r>
-        <w:rPr>
-          <w:rStyle w:val="KeywordTok"/>
-        </w:rPr>
-        <w:t xml:space="preserve">true</w:t>
-      </w:r>
-      <w:r>
-        <w:rPr>
-          <w:rStyle w:val="FunctionTok"/>
-        </w:rPr>
-        <w:t xml:space="preserve">,</w:t>
-      </w:r>
-      <w:r>
-        <w:br/>
-      </w:r>
-      <w:r>
-        <w:rPr>
-          <w:rStyle w:val="NormalTok"/>
-        </w:rPr>
-        <w:t xml:space="preserve">  </w:t>
-      </w:r>
-      <w:r>
-        <w:rPr>
-          <w:rStyle w:val="DataTypeTok"/>
-        </w:rPr>
-        <w:t xml:space="preserve">"maxBackupsToKeep"</w:t>
-      </w:r>
-      <w:r>
-        <w:rPr>
-          <w:rStyle w:val="FunctionTok"/>
-        </w:rPr>
-        <w:t xml:space="preserve">:</w:t>
-      </w:r>
-      <w:r>
-        <w:rPr>
-          <w:rStyle w:val="NormalTok"/>
-        </w:rPr>
-        <w:t xml:space="preserve"> </w:t>
-      </w:r>
-      <w:r>
-        <w:rPr>
-          <w:rStyle w:val="DecValTok"/>
-        </w:rPr>
-        <w:t xml:space="preserve">7</w:t>
-      </w:r>
-      <w:r>
-        <w:br/>
-      </w:r>
-      <w:r>
-        <w:rPr>
-          <w:rStyle w:val="FunctionTok"/>
-        </w:rPr>
-        <w:t xml:space="preserve">}</w:t>
+          <w:rStyle w:val="ExtensionTok"/>
+        </w:rPr>
+        <w:t xml:space="preserve">uv</w:t>
+      </w:r>
+      <w:r>
+        <w:rPr>
+          <w:rStyle w:val="NormalTok"/>
+        </w:rPr>
+        <w:t xml:space="preserve"> run anaplan-audit validate-config</w:t>
       </w:r>
     </w:p>
     <w:p>
@@ -7705,50 +7164,7 @@
         <w:pStyle w:val="FirstParagraph"/>
       </w:pPr>
       <w:r>
-        <w:t xml:space="preserve">Run</w:t>
-      </w:r>
-      <w:r>
-        <w:t xml:space="preserve"> </w:t>
-      </w:r>
-      <w:r>
-        <w:rPr>
-          <w:rStyle w:val="VerbatimChar"/>
-        </w:rPr>
-        <w:t xml:space="preserve">validate-config</w:t>
-      </w:r>
-      <w:r>
-        <w:t xml:space="preserve"> </w:t>
-      </w:r>
-      <w:r>
-        <w:t xml:space="preserve">to confirm the settings file is valid and authentication succeeds before the first live run:</w:t>
-      </w:r>
-    </w:p>
-    <w:p>
-      <w:pPr>
-        <w:pStyle w:val="SourceCode"/>
-      </w:pPr>
-      <w:r>
-        <w:rPr>
-          <w:rStyle w:val="ExtensionTok"/>
-        </w:rPr>
-        <w:t xml:space="preserve">uv</w:t>
-      </w:r>
-      <w:r>
-        <w:rPr>
-          <w:rStyle w:val="NormalTok"/>
-        </w:rPr>
-        <w:t xml:space="preserve"> run anaplan-audit validate-config</w:t>
-      </w:r>
-    </w:p>
-    <w:p>
-      <w:pPr>
-        <w:pStyle w:val="FirstParagraph"/>
-      </w:pPr>
-      <w:r>
-        <w:t xml:space="preserve">On the first run with</w:t>
-      </w:r>
-      <w:r>
-        <w:t xml:space="preserve"> </w:t>
+        <w:t xml:space="preserve">On the first run with </w:t>
       </w:r>
       <w:r>
         <w:rPr>
@@ -7766,10 +7182,7 @@
         <w:t xml:space="preserve">model_registry</w:t>
       </w:r>
       <w:r>
-        <w:t xml:space="preserve">,</w:t>
-      </w:r>
-      <w:r>
-        <w:t xml:space="preserve"> </w:t>
+        <w:t xml:space="preserve">, </w:t>
       </w:r>
       <w:r>
         <w:rPr>
@@ -7778,10 +7191,7 @@
         <w:t xml:space="preserve">model_history_list</w:t>
       </w:r>
       <w:r>
-        <w:t xml:space="preserve">,</w:t>
-      </w:r>
-      <w:r>
-        <w:t xml:space="preserve"> </w:t>
+        <w:t xml:space="preserve">, </w:t>
       </w:r>
       <w:r>
         <w:rPr>
@@ -7808,10 +7218,7 @@
         <w:pStyle w:val="FirstParagraph"/>
       </w:pPr>
       <w:r>
-        <w:t xml:space="preserve">The</w:t>
-      </w:r>
-      <w:r>
-        <w:t xml:space="preserve"> </w:t>
+        <w:t xml:space="preserve">The </w:t>
       </w:r>
       <w:r>
         <w:rPr>
@@ -7820,13 +7227,7 @@
         <w:t xml:space="preserve">exportActionName</w:t>
       </w:r>
       <w:r>
-        <w:t xml:space="preserve"> </w:t>
-      </w:r>
-      <w:r>
-        <w:t xml:space="preserve">key (default</w:t>
-      </w:r>
-      <w:r>
-        <w:t xml:space="preserve"> </w:t>
+        <w:t xml:space="preserve"> key (default </w:t>
       </w:r>
       <w:r>
         <w:rPr>
@@ -7835,10 +7236,7 @@
         <w:t xml:space="preserve">MODEL_HISTORY_EXPORT</w:t>
       </w:r>
       <w:r>
-        <w:t xml:space="preserve">) must match the exact name of the export action in each source model. If a model does not have an action with that name, the tool logs a warning and continues to the next model — it does not fail the run. You can override the name per-environment in</w:t>
-      </w:r>
-      <w:r>
-        <w:t xml:space="preserve"> </w:t>
+        <w:t xml:space="preserve">) must match the exact name of the export action in each source model. If a model does not have an action with that name, the tool logs a warning and continues to the next model — it does not fail the run. You can override the name per-environment in </w:t>
       </w:r>
       <w:r>
         <w:rPr>
@@ -7862,10 +7260,7 @@
         <w:t xml:space="preserve">Note:</w:t>
       </w:r>
       <w:r>
-        <w:t xml:space="preserve"> </w:t>
-      </w:r>
-      <w:r>
-        <w:t xml:space="preserve">Anaplan model history exports are produced as tab-delimited files (TSV), regardless of any CSV format settings in the export action. The tool automatically detects the delimiter from the first line of the downloaded file — no configuration change is needed.</w:t>
+        <w:t xml:space="preserve"> Anaplan model history exports are produced as tab-delimited files (TSV), regardless of any CSV format settings in the export action. The tool automatically detects the delimiter from the first line of the downloaded file — no configuration change is needed.</w:t>
       </w:r>
     </w:p>
     <w:bookmarkEnd w:id="56"/>
@@ -7883,10 +7278,7 @@
         <w:pStyle w:val="FirstParagraph"/>
       </w:pPr>
       <w:r>
-        <w:t xml:space="preserve">After each successful upload, records older than</w:t>
-      </w:r>
-      <w:r>
-        <w:t xml:space="preserve"> </w:t>
+        <w:t xml:space="preserve">After each successful upload, records older than </w:t>
       </w:r>
       <w:r>
         <w:rPr>
@@ -7895,13 +7287,7 @@
         <w:t xml:space="preserve">retentionYears</w:t>
       </w:r>
       <w:r>
-        <w:t xml:space="preserve"> </w:t>
-      </w:r>
-      <w:r>
-        <w:t xml:space="preserve">(default 2) are purged from all three SQLite tables. The purge is based on the</w:t>
-      </w:r>
-      <w:r>
-        <w:t xml:space="preserve"> </w:t>
+        <w:t xml:space="preserve"> (default 2) are purged from all three SQLite tables. The purge is based on the </w:t>
       </w:r>
       <w:r>
         <w:rPr>
@@ -7910,13 +7296,7 @@
         <w:t xml:space="preserve">date_time_utc</w:t>
       </w:r>
       <w:r>
-        <w:t xml:space="preserve"> </w:t>
-      </w:r>
-      <w:r>
-        <w:t xml:space="preserve">timestamp from the original Anaplan model history export. This is important:</w:t>
-      </w:r>
-      <w:r>
-        <w:t xml:space="preserve"> </w:t>
+        <w:t xml:space="preserve"> timestamp from the original Anaplan model history export. This is important: </w:t>
       </w:r>
       <w:r>
         <w:rPr>
@@ -7925,13 +7305,7 @@
         <w:t xml:space="preserve">date_time_utc</w:t>
       </w:r>
       <w:r>
-        <w:t xml:space="preserve"> </w:t>
-      </w:r>
-      <w:r>
-        <w:t xml:space="preserve">is when the actual change occurred — the retention window is applied to the change date, not the capture date. Adjust</w:t>
-      </w:r>
-      <w:r>
-        <w:t xml:space="preserve"> </w:t>
+        <w:t xml:space="preserve"> is when the actual change occurred — the retention window is applied to the change date, not the capture date. Adjust </w:t>
       </w:r>
       <w:r>
         <w:rPr>
@@ -7940,10 +7314,7 @@
         <w:t xml:space="preserve">retentionYears</w:t>
       </w:r>
       <w:r>
-        <w:t xml:space="preserve"> </w:t>
-      </w:r>
-      <w:r>
-        <w:t xml:space="preserve">to match your compliance requirements.</w:t>
+        <w:t xml:space="preserve"> to match your compliance requirements.</w:t>
       </w:r>
     </w:p>
     <w:bookmarkEnd w:id="57"/>
@@ -7977,10 +7348,7 @@
         <w:t xml:space="preserve">model_history_schema_error</w:t>
       </w:r>
       <w:r>
-        <w:t xml:space="preserve"> </w:t>
-      </w:r>
-      <w:r>
-        <w:t xml:space="preserve">— SQLite schema creation failed; check disk space and file permissions on the database path.</w:t>
+        <w:t xml:space="preserve"> — SQLite schema creation failed; check disk space and file permissions on the database path.</w:t>
       </w:r>
     </w:p>
     <w:p>
@@ -7996,13 +7364,7 @@
         <w:t xml:space="preserve">model_history_model_error</w:t>
       </w:r>
       <w:r>
-        <w:t xml:space="preserve"> </w:t>
-      </w:r>
-      <w:r>
-        <w:t xml:space="preserve">— Per-model failure (export, normalize, or upsert); logged with</w:t>
-      </w:r>
-      <w:r>
-        <w:t xml:space="preserve"> </w:t>
+        <w:t xml:space="preserve"> — Per-model failure (export, normalize, or upsert); logged with </w:t>
       </w:r>
       <w:r>
         <w:rPr>
@@ -8011,13 +7373,7 @@
         <w:t xml:space="preserve">workspace_id</w:t>
       </w:r>
       <w:r>
-        <w:t xml:space="preserve"> </w:t>
-      </w:r>
-      <w:r>
-        <w:t xml:space="preserve">and</w:t>
-      </w:r>
-      <w:r>
-        <w:t xml:space="preserve"> </w:t>
+        <w:t xml:space="preserve"> and </w:t>
       </w:r>
       <w:r>
         <w:rPr>
@@ -8026,10 +7382,7 @@
         <w:t xml:space="preserve">model_id</w:t>
       </w:r>
       <w:r>
-        <w:t xml:space="preserve"> </w:t>
-      </w:r>
-      <w:r>
-        <w:t xml:space="preserve">for targeted investigation.</w:t>
+        <w:t xml:space="preserve"> for targeted investigation.</w:t>
       </w:r>
     </w:p>
     <w:p>
@@ -8045,10 +7398,7 @@
         <w:t xml:space="preserve">model_history_upload_error</w:t>
       </w:r>
       <w:r>
-        <w:t xml:space="preserve"> </w:t>
-      </w:r>
-      <w:r>
-        <w:t xml:space="preserve">— Anaplan upload step failed; check API connectivity and target model configuration.</w:t>
+        <w:t xml:space="preserve"> — Anaplan upload step failed; check API connectivity and target model configuration.</w:t>
       </w:r>
     </w:p>
     <w:p>
@@ -8064,10 +7414,7 @@
         <w:t xml:space="preserve">model_history_purge_error</w:t>
       </w:r>
       <w:r>
-        <w:t xml:space="preserve"> </w:t>
-      </w:r>
-      <w:r>
-        <w:t xml:space="preserve">— Retention purge failed; data accumulates until the next successful run.</w:t>
+        <w:t xml:space="preserve"> — Retention purge failed; data accumulates until the next successful run.</w:t>
       </w:r>
     </w:p>
     <w:p>
@@ -8075,10 +7422,7 @@
         <w:pStyle w:val="BodyText"/>
       </w:pPr>
       <w:r>
-        <w:t xml:space="preserve">All Model History failures are logged as warnings and never terminate the audit run. Check the exit code: a 0 exit with</w:t>
-      </w:r>
-      <w:r>
-        <w:t xml:space="preserve"> </w:t>
+        <w:t xml:space="preserve">All Model History failures are logged as warnings and never terminate the audit run. Check the exit code: a 0 exit with </w:t>
       </w:r>
       <w:r>
         <w:rPr>
@@ -8087,10 +7431,7 @@
         <w:t xml:space="preserve">model_history_model_error</w:t>
       </w:r>
       <w:r>
-        <w:t xml:space="preserve"> </w:t>
-      </w:r>
-      <w:r>
-        <w:t xml:space="preserve">events in the log means the audit completed successfully but some history exports failed.</w:t>
+        <w:t xml:space="preserve"> events in the log means the audit completed successfully but some history exports failed.</w:t>
       </w:r>
     </w:p>
     <w:bookmarkEnd w:id="58"/>
@@ -8115,13 +7456,7 @@
         <w:t xml:space="preserve">Export times out:</w:t>
       </w:r>
       <w:r>
-        <w:t xml:space="preserve"> </w:t>
-      </w:r>
-      <w:r>
-        <w:t xml:space="preserve">Increase</w:t>
-      </w:r>
-      <w:r>
-        <w:t xml:space="preserve"> </w:t>
+        <w:t xml:space="preserve"> Increase </w:t>
       </w:r>
       <w:r>
         <w:rPr>
@@ -8145,13 +7480,7 @@
         <w:t xml:space="preserve">No history data in reporting model:</w:t>
       </w:r>
       <w:r>
-        <w:t xml:space="preserve"> </w:t>
-      </w:r>
-      <w:r>
-        <w:t xml:space="preserve">Confirm the export action name matches exactly (case-sensitive). Run with</w:t>
-      </w:r>
-      <w:r>
-        <w:t xml:space="preserve"> </w:t>
+        <w:t xml:space="preserve"> Confirm the export action name matches exactly (case-sensitive). Run with </w:t>
       </w:r>
       <w:r>
         <w:rPr>
@@ -8160,13 +7489,7 @@
         <w:t xml:space="preserve">--verbose</w:t>
       </w:r>
       <w:r>
-        <w:t xml:space="preserve"> </w:t>
-      </w:r>
-      <w:r>
-        <w:t xml:space="preserve">to see per-model log events. Check that the SQLite database has rows in</w:t>
-      </w:r>
-      <w:r>
-        <w:t xml:space="preserve"> </w:t>
+        <w:t xml:space="preserve"> to see per-model log events. Check that the SQLite database has rows in </w:t>
       </w:r>
       <w:r>
         <w:rPr>
@@ -8175,10 +7498,7 @@
         <w:t xml:space="preserve">model_history_normalized</w:t>
       </w:r>
       <w:r>
-        <w:t xml:space="preserve"> </w:t>
-      </w:r>
-      <w:r>
-        <w:t xml:space="preserve">before investigating the upload step.</w:t>
+        <w:t xml:space="preserve"> before investigating the upload step.</w:t>
       </w:r>
     </w:p>
     <w:p>
@@ -8193,13 +7513,7 @@
         <w:t xml:space="preserve">Upload fails with 400/404:</w:t>
       </w:r>
       <w:r>
-        <w:t xml:space="preserve"> </w:t>
-      </w:r>
-      <w:r>
-        <w:t xml:space="preserve">Verify the target model IDs in</w:t>
-      </w:r>
-      <w:r>
-        <w:t xml:space="preserve"> </w:t>
+        <w:t xml:space="preserve"> Verify the target model IDs in </w:t>
       </w:r>
       <w:r>
         <w:rPr>
@@ -8232,13 +7546,7 @@
         <w:t xml:space="preserve">retentionYears</w:t>
       </w:r>
       <w:r>
-        <w:t xml:space="preserve"> </w:t>
-      </w:r>
-      <w:r>
-        <w:t xml:space="preserve">may be set too low, or the</w:t>
-      </w:r>
-      <w:r>
-        <w:t xml:space="preserve"> </w:t>
+        <w:t xml:space="preserve"> may be set too low, or the </w:t>
       </w:r>
       <w:r>
         <w:rPr>
@@ -8247,13 +7555,7 @@
         <w:t xml:space="preserve">date_time_utc</w:t>
       </w:r>
       <w:r>
-        <w:t xml:space="preserve"> </w:t>
-      </w:r>
-      <w:r>
-        <w:t xml:space="preserve">timestamps are wrong. Check the normalize step output with</w:t>
-      </w:r>
-      <w:r>
-        <w:t xml:space="preserve"> </w:t>
+        <w:t xml:space="preserve"> timestamps are wrong. Check the normalize step output with </w:t>
       </w:r>
       <w:r>
         <w:rPr>
@@ -8262,10 +7564,7 @@
         <w:t xml:space="preserve">--dry-run</w:t>
       </w:r>
       <w:r>
-        <w:t xml:space="preserve"> </w:t>
-      </w:r>
-      <w:r>
-        <w:t xml:space="preserve">to inspect the data before upload.</w:t>
+        <w:t xml:space="preserve"> to inspect the data before upload.</w:t>
       </w:r>
     </w:p>
     <w:bookmarkEnd w:id="59"/>
@@ -8283,10 +7582,7 @@
         <w:pStyle w:val="FirstParagraph"/>
       </w:pPr>
       <w:r>
-        <w:t xml:space="preserve">When</w:t>
-      </w:r>
-      <w:r>
-        <w:t xml:space="preserve"> </w:t>
+        <w:t xml:space="preserve">When </w:t>
       </w:r>
       <w:r>
         <w:rPr>
@@ -8295,13 +7591,7 @@
         <w:t xml:space="preserve">lastRunFileId</w:t>
       </w:r>
       <w:r>
-        <w:t xml:space="preserve"> </w:t>
-      </w:r>
-      <w:r>
-        <w:t xml:space="preserve">and</w:t>
-      </w:r>
-      <w:r>
-        <w:t xml:space="preserve"> </w:t>
+        <w:t xml:space="preserve"> and </w:t>
       </w:r>
       <w:r>
         <w:rPr>
@@ -8310,13 +7600,7 @@
         <w:t xml:space="preserve">lastRunImportId</w:t>
       </w:r>
       <w:r>
-        <w:t xml:space="preserve"> </w:t>
-      </w:r>
-      <w:r>
-        <w:t xml:space="preserve">are configured in</w:t>
-      </w:r>
-      <w:r>
-        <w:t xml:space="preserve"> </w:t>
+        <w:t xml:space="preserve"> are configured in </w:t>
       </w:r>
       <w:r>
         <w:rPr>
@@ -8359,13 +7643,7 @@
         <w:t xml:space="preserve">last_run_epoch</w:t>
       </w:r>
       <w:r>
-        <w:t xml:space="preserve"> </w:t>
-      </w:r>
-      <w:r>
-        <w:t xml:space="preserve">is the Unix timestamp (integer seconds).</w:t>
-      </w:r>
-      <w:r>
-        <w:t xml:space="preserve"> </w:t>
+        <w:t xml:space="preserve"> is the Unix timestamp (integer seconds). </w:t>
       </w:r>
       <w:r>
         <w:rPr>
@@ -8374,10 +7652,7 @@
         <w:t xml:space="preserve">last_run_utc</w:t>
       </w:r>
       <w:r>
-        <w:t xml:space="preserve"> </w:t>
-      </w:r>
-      <w:r>
-        <w:t xml:space="preserve">is the ISO 8601 formatted UTC datetime string. Map either or both columns to a line item or cell in your Anaplan reporting model to display the last-sync time on a dashboard.</w:t>
+        <w:t xml:space="preserve"> is the ISO 8601 formatted UTC datetime string. Map either or both columns to a line item or cell in your Anaplan reporting model to display the last-sync time on a dashboard.</w:t>
       </w:r>
     </w:p>
     <w:p>
@@ -8397,10 +7672,7 @@
         </w:numPr>
       </w:pPr>
       <w:r>
-        <w:t xml:space="preserve">Create a file data source named (e.g.)</w:t>
-      </w:r>
-      <w:r>
-        <w:t xml:space="preserve"> </w:t>
+        <w:t xml:space="preserve">Create a file data source named (e.g.) </w:t>
       </w:r>
       <w:r>
         <w:rPr>
@@ -8409,13 +7681,7 @@
         <w:t xml:space="preserve">LAST_RUN.csv</w:t>
       </w:r>
       <w:r>
-        <w:t xml:space="preserve"> </w:t>
-      </w:r>
-      <w:r>
-        <w:t xml:space="preserve">in the target Anaplan model. See</w:t>
-      </w:r>
-      <w:r>
-        <w:t xml:space="preserve"> </w:t>
+        <w:t xml:space="preserve"> in the target Anaplan model. See </w:t>
       </w:r>
       <w:r>
         <w:rPr>
@@ -8424,10 +7690,7 @@
         <w:t xml:space="preserve">samples/last_run.csv</w:t>
       </w:r>
       <w:r>
-        <w:t xml:space="preserve"> </w:t>
-      </w:r>
-      <w:r>
-        <w:t xml:space="preserve">for the column structure.</w:t>
+        <w:t xml:space="preserve"> for the column structure.</w:t>
       </w:r>
     </w:p>
     <w:p>
@@ -8439,10 +7702,7 @@
         </w:numPr>
       </w:pPr>
       <w:r>
-        <w:t xml:space="preserve">Create an import action that loads</w:t>
-      </w:r>
-      <w:r>
-        <w:t xml:space="preserve"> </w:t>
+        <w:t xml:space="preserve">Create an import action that loads </w:t>
       </w:r>
       <w:r>
         <w:rPr>
@@ -8451,13 +7711,7 @@
         <w:t xml:space="preserve">last_run_utc</w:t>
       </w:r>
       <w:r>
-        <w:t xml:space="preserve"> </w:t>
-      </w:r>
-      <w:r>
-        <w:t xml:space="preserve">(and/or</w:t>
-      </w:r>
-      <w:r>
-        <w:t xml:space="preserve"> </w:t>
+        <w:t xml:space="preserve"> (and/or </w:t>
       </w:r>
       <w:r>
         <w:rPr>
@@ -8478,10 +7732,7 @@
         </w:numPr>
       </w:pPr>
       <w:r>
-        <w:t xml:space="preserve">Record the File ID and Import ID and add them to</w:t>
-      </w:r>
-      <w:r>
-        <w:t xml:space="preserve"> </w:t>
+        <w:t xml:space="preserve">Record the File ID and Import ID and add them to </w:t>
       </w:r>
       <w:r>
         <w:rPr>
@@ -8674,10 +7925,7 @@
         <w:pStyle w:val="FirstParagraph"/>
       </w:pPr>
       <w:r>
-        <w:t xml:space="preserve">SQLite is a local file database — it has no replication, no high availability, and no built-in archiving. The default</w:t>
-      </w:r>
-      <w:r>
-        <w:t xml:space="preserve"> </w:t>
+        <w:t xml:space="preserve">SQLite is a local file database — it has no replication, no high availability, and no built-in archiving. The default </w:t>
       </w:r>
       <w:r>
         <w:rPr>
@@ -8686,10 +7934,7 @@
         <w:t xml:space="preserve">retentionYears: 2</w:t>
       </w:r>
       <w:r>
-        <w:t xml:space="preserve"> </w:t>
-      </w:r>
-      <w:r>
-        <w:t xml:space="preserve">setting balances storage growth against practical analytics needs, but organisations with compliance requirements or multi-year trend analysis needs should plan for long-term storage before data is purged.</w:t>
+        <w:t xml:space="preserve"> setting balances storage growth against practical analytics needs, but organisations with compliance requirements or multi-year trend analysis needs should plan for long-term storage before data is purged.</w:t>
       </w:r>
     </w:p>
     <w:p>
@@ -8704,13 +7949,7 @@
         <w:t xml:space="preserve">Recommended approach:</w:t>
       </w:r>
       <w:r>
-        <w:t xml:space="preserve"> </w:t>
-      </w:r>
-      <w:r>
-        <w:t xml:space="preserve">Schedule a periodic extract of</w:t>
-      </w:r>
-      <w:r>
-        <w:t xml:space="preserve"> </w:t>
+        <w:t xml:space="preserve"> Schedule a periodic extract of </w:t>
       </w:r>
       <w:r>
         <w:rPr>
@@ -8719,13 +7958,7 @@
         <w:t xml:space="preserve">model_history_normalized</w:t>
       </w:r>
       <w:r>
-        <w:t xml:space="preserve"> </w:t>
-      </w:r>
-      <w:r>
-        <w:t xml:space="preserve">and</w:t>
-      </w:r>
-      <w:r>
-        <w:t xml:space="preserve"> </w:t>
+        <w:t xml:space="preserve"> and </w:t>
       </w:r>
       <w:r>
         <w:rPr>
@@ -8734,13 +7967,7 @@
         <w:t xml:space="preserve">model_history_list</w:t>
       </w:r>
       <w:r>
-        <w:t xml:space="preserve"> </w:t>
-      </w:r>
-      <w:r>
-        <w:t xml:space="preserve">to an external SQL database or data warehouse (PostgreSQL, Snowflake, BigQuery, Azure SQL, etc.) using the same column schema. The extract should run before</w:t>
-      </w:r>
-      <w:r>
-        <w:t xml:space="preserve"> </w:t>
+        <w:t xml:space="preserve"> to an external SQL database or data warehouse (PostgreSQL, Snowflake, BigQuery, Azure SQL, etc.) using the same column schema. The extract should run before </w:t>
       </w:r>
       <w:r>
         <w:rPr>
@@ -8749,13 +7976,7 @@
         <w:t xml:space="preserve">purge_old_history()</w:t>
       </w:r>
       <w:r>
-        <w:t xml:space="preserve"> </w:t>
-      </w:r>
-      <w:r>
-        <w:t xml:space="preserve">is triggered — i.e., at least once per</w:t>
-      </w:r>
-      <w:r>
-        <w:t xml:space="preserve"> </w:t>
+        <w:t xml:space="preserve"> is triggered — i.e., at least once per </w:t>
       </w:r>
       <w:r>
         <w:rPr>
@@ -8764,13 +7985,7 @@
         <w:t xml:space="preserve">retentionYears</w:t>
       </w:r>
       <w:r>
-        <w:t xml:space="preserve"> </w:t>
-      </w:r>
-      <w:r>
-        <w:t xml:space="preserve">window. The</w:t>
-      </w:r>
-      <w:r>
-        <w:t xml:space="preserve"> </w:t>
+        <w:t xml:space="preserve"> window. The </w:t>
       </w:r>
       <w:r>
         <w:rPr>
@@ -8779,10 +7994,7 @@
         <w:t xml:space="preserve">date_time_utc</w:t>
       </w:r>
       <w:r>
-        <w:t xml:space="preserve"> </w:t>
-      </w:r>
-      <w:r>
-        <w:t xml:space="preserve">column can be used as a watermark for incremental extracts.</w:t>
+        <w:t xml:space="preserve"> column can be used as a watermark for incremental extracts.</w:t>
       </w:r>
     </w:p>
     <w:p>
@@ -8797,13 +8009,7 @@
         <w:t xml:space="preserve">What NOT to do:</w:t>
       </w:r>
       <w:r>
-        <w:t xml:space="preserve"> </w:t>
-      </w:r>
-      <w:r>
-        <w:t xml:space="preserve">Do not increase</w:t>
-      </w:r>
-      <w:r>
-        <w:t xml:space="preserve"> </w:t>
+        <w:t xml:space="preserve"> Do not increase </w:t>
       </w:r>
       <w:r>
         <w:rPr>
@@ -8812,14 +8018,561 @@
         <w:t xml:space="preserve">retentionYears</w:t>
       </w:r>
       <w:r>
-        <w:t xml:space="preserve"> </w:t>
-      </w:r>
-      <w:r>
-        <w:t xml:space="preserve">indefinitely as a substitute for a proper archive strategy. SQLite performance degrades with very large databases, and there is no built-in protection against file corruption on network shares.</w:t>
+        <w:t xml:space="preserve"> indefinitely as a substitute for a proper archive strategy. SQLite performance degrades with very large databases, and there is no built-in protection against file corruption on network shares.</w:t>
       </w:r>
     </w:p>
     <w:bookmarkEnd w:id="61"/>
     <w:bookmarkEnd w:id="62"/>
+    <w:p>
+      <w:pPr>
+        <w:pStyle w:val="Heading1"/>
+      </w:pPr>
+      <w:r>
+        <w:t xml:space="preserve">Appendix A: v3.1 Release Addendum</w:t>
+      </w:r>
+    </w:p>
+    <w:p>
+      <w:r>
+        <w:t xml:space="preserve">v3.1 (June 2026) — Audit catalog refresh. No operational changes required for existing deployments. This appendix documents the new event categories Anaplan has added since v1 and the loader-level schema migration that makes v3.1 forward-compatible with future catalog additions.</w:t>
+      </w:r>
+    </w:p>
+    <w:p>
+      <w:pPr>
+        <w:pStyle w:val="Heading2"/>
+      </w:pPr>
+      <w:r>
+        <w:t xml:space="preserve">A.1 Audit event catalog and refresh cadence (new Section 7.5)</w:t>
+      </w:r>
+    </w:p>
+    <w:p>
+      <w:r>
+        <w:t xml:space="preserve">The activity-code catalog ships in src/anaplan_audit/data/activity_events.csv and is loaded into the Anaplan reporting model's act_codes list on every run. v3.1 ships 222 codes covering every category Anaplan publishes today.</w:t>
+      </w:r>
+    </w:p>
+    <w:p>
+      <w:r>
+        <w:rPr>
+          <w:b/>
+          <w:bCs/>
+        </w:rPr>
+        <w:t xml:space="preserve">Categories tracked in v3.1:</w:t>
+      </w:r>
+    </w:p>
+    <w:tbl>
+      <w:tblPr>
+        <w:tblStyle w:val="Table"/>
+        <w:tblW w:type="pct" w:w="5000"/>
+        <w:tblLayout w:type="fixed"/>
+        <w:tblLook w:firstRow="1" w:lastRow="0" w:firstColumn="0" w:lastColumn="0" w:noHBand="0" w:noVBand="0" w:val="0020"/>
+      </w:tblPr>
+      <w:tblGrid>
+        <w:gridCol w:w="2200"/>
+        <w:gridCol w:w="2200"/>
+        <w:gridCol w:w="3520"/>
+      </w:tblGrid>
+      <w:tr>
+        <w:trPr>
+          <w:tblHeader w:val="on"/>
+        </w:trPr>
+        <w:tc>
+          <w:tcPr>
+            <w:tcW w:type="dxa" w:w="2200"/>
+          </w:tcPr>
+          <w:p>
+            <w:pPr>
+              <w:pStyle w:val="Compact"/>
+            </w:pPr>
+            <w:r>
+              <w:rPr>
+                <w:b/>
+                <w:bCs/>
+              </w:rPr>
+              <w:t xml:space="preserve">Category</w:t>
+            </w:r>
+          </w:p>
+        </w:tc>
+        <w:tc>
+          <w:tcPr>
+            <w:tcW w:type="dxa" w:w="2200"/>
+          </w:tcPr>
+          <w:p>
+            <w:pPr>
+              <w:pStyle w:val="Compact"/>
+            </w:pPr>
+            <w:r>
+              <w:rPr>
+                <w:b/>
+                <w:bCs/>
+              </w:rPr>
+              <w:t xml:space="preserve">Code range</w:t>
+            </w:r>
+          </w:p>
+        </w:tc>
+        <w:tc>
+          <w:tcPr>
+            <w:tcW w:type="dxa" w:w="3520"/>
+          </w:tcPr>
+          <w:p>
+            <w:pPr>
+              <w:pStyle w:val="Compact"/>
+            </w:pPr>
+            <w:r>
+              <w:rPr>
+                <w:b/>
+                <w:bCs/>
+              </w:rPr>
+              <w:t xml:space="preserve">Notes</w:t>
+            </w:r>
+          </w:p>
+        </w:tc>
+      </w:tr>
+      <w:tr>
+        <w:tc>
+          <w:tcPr>
+            <w:tcW w:type="dxa" w:w="2200"/>
+          </w:tcPr>
+          <w:p>
+            <w:pPr>
+              <w:pStyle w:val="Compact"/>
+            </w:pPr>
+            <w:r>
+              <w:t xml:space="preserve">User Activity</w:t>
+            </w:r>
+          </w:p>
+        </w:tc>
+        <w:tc>
+          <w:tcPr>
+            <w:tcW w:type="dxa" w:w="2200"/>
+          </w:tcPr>
+          <w:p>
+            <w:pPr>
+              <w:pStyle w:val="Compact"/>
+            </w:pPr>
+            <w:r>
+              <w:t xml:space="preserve">USR-1 … USR-74</w:t>
+            </w:r>
+          </w:p>
+        </w:tc>
+        <w:tc>
+          <w:tcPr>
+            <w:tcW w:type="dxa" w:w="3520"/>
+          </w:tcPr>
+          <w:p>
+            <w:pPr>
+              <w:pStyle w:val="Compact"/>
+            </w:pPr>
+            <w:r>
+              <w:t xml:space="preserve">Login, model access, exports, role changes, UX board/worksheet/report tracking, IP-list import/export, password change</w:t>
+            </w:r>
+          </w:p>
+        </w:tc>
+      </w:tr>
+      <w:tr>
+        <w:tc>
+          <w:tcPr>
+            <w:tcW w:type="dxa" w:w="2200"/>
+          </w:tcPr>
+          <w:p>
+            <w:pPr>
+              <w:pStyle w:val="Compact"/>
+            </w:pPr>
+            <w:r>
+              <w:t xml:space="preserve">Access Control</w:t>
+            </w:r>
+          </w:p>
+        </w:tc>
+        <w:tc>
+          <w:tcPr>
+            <w:tcW w:type="dxa" w:w="2200"/>
+          </w:tcPr>
+          <w:p>
+            <w:pPr>
+              <w:pStyle w:val="Compact"/>
+            </w:pPr>
+            <w:r>
+              <w:t xml:space="preserve">AUTHZ-0 … AUTHZ-7</w:t>
+            </w:r>
+          </w:p>
+        </w:tc>
+        <w:tc>
+          <w:tcPr>
+            <w:tcW w:type="dxa" w:w="3520"/>
+          </w:tcPr>
+          <w:p>
+            <w:pPr>
+              <w:pStyle w:val="Compact"/>
+            </w:pPr>
+            <w:r>
+              <w:t xml:space="preserve">Role assignment, access granted/denied</w:t>
+            </w:r>
+          </w:p>
+        </w:tc>
+      </w:tr>
+      <w:tr>
+        <w:tc>
+          <w:tcPr>
+            <w:tcW w:type="dxa" w:w="2200"/>
+          </w:tcPr>
+          <w:p>
+            <w:pPr>
+              <w:pStyle w:val="Compact"/>
+            </w:pPr>
+            <w:r>
+              <w:t xml:space="preserve">Connection Management</w:t>
+            </w:r>
+          </w:p>
+        </w:tc>
+        <w:tc>
+          <w:tcPr>
+            <w:tcW w:type="dxa" w:w="2200"/>
+          </w:tcPr>
+          <w:p>
+            <w:pPr>
+              <w:pStyle w:val="Compact"/>
+            </w:pPr>
+            <w:r>
+              <w:t xml:space="preserve">CONN-1 … CONN-7</w:t>
+            </w:r>
+          </w:p>
+        </w:tc>
+        <w:tc>
+          <w:tcPr>
+            <w:tcW w:type="dxa" w:w="3520"/>
+          </w:tcPr>
+          <w:p>
+            <w:pPr>
+              <w:pStyle w:val="Compact"/>
+            </w:pPr>
+            <w:r>
+              <w:t xml:space="preserve">SAML/SSO connection lifecycle</w:t>
+            </w:r>
+          </w:p>
+        </w:tc>
+      </w:tr>
+      <w:tr>
+        <w:tc>
+          <w:tcPr>
+            <w:tcW w:type="dxa" w:w="2200"/>
+          </w:tcPr>
+          <w:p>
+            <w:pPr>
+              <w:pStyle w:val="Compact"/>
+            </w:pPr>
+            <w:r>
+              <w:t xml:space="preserve">Encryption / BYOK</w:t>
+            </w:r>
+          </w:p>
+        </w:tc>
+        <w:tc>
+          <w:tcPr>
+            <w:tcW w:type="dxa" w:w="2200"/>
+          </w:tcPr>
+          <w:p>
+            <w:pPr>
+              <w:pStyle w:val="Compact"/>
+            </w:pPr>
+            <w:r>
+              <w:t xml:space="preserve">DSM-*</w:t>
+            </w:r>
+          </w:p>
+        </w:tc>
+        <w:tc>
+          <w:tcPr>
+            <w:tcW w:type="dxa" w:w="3520"/>
+          </w:tcPr>
+          <w:p>
+            <w:pPr>
+              <w:pStyle w:val="Compact"/>
+            </w:pPr>
+            <w:r>
+              <w:t xml:space="preserve">Key pair, symmetric key, guardpoints (with DSM-DAO* variants)</w:t>
+            </w:r>
+          </w:p>
+        </w:tc>
+      </w:tr>
+      <w:tr>
+        <w:tc>
+          <w:tcPr>
+            <w:tcW w:type="dxa" w:w="2200"/>
+          </w:tcPr>
+          <w:p>
+            <w:pPr>
+              <w:pStyle w:val="Compact"/>
+            </w:pPr>
+            <w:r>
+              <w:t xml:space="preserve">CloudWorks Integrations</w:t>
+            </w:r>
+          </w:p>
+        </w:tc>
+        <w:tc>
+          <w:tcPr>
+            <w:tcW w:type="dxa" w:w="2200"/>
+          </w:tcPr>
+          <w:p>
+            <w:pPr>
+              <w:pStyle w:val="Compact"/>
+            </w:pPr>
+            <w:r>
+              <w:t xml:space="preserve">INT-01 … INT-07</w:t>
+            </w:r>
+          </w:p>
+        </w:tc>
+        <w:tc>
+          <w:tcPr>
+            <w:tcW w:type="dxa" w:w="3520"/>
+          </w:tcPr>
+          <w:p>
+            <w:pPr>
+              <w:pStyle w:val="Compact"/>
+            </w:pPr>
+            <w:r>
+              <w:t xml:space="preserve">CloudWorks lifecycle</w:t>
+            </w:r>
+          </w:p>
+        </w:tc>
+      </w:tr>
+      <w:tr>
+        <w:tc>
+          <w:tcPr>
+            <w:tcW w:type="dxa" w:w="2200"/>
+          </w:tcPr>
+          <w:p>
+            <w:pPr>
+              <w:pStyle w:val="Compact"/>
+            </w:pPr>
+            <w:r>
+              <w:t xml:space="preserve">Anaplan Data Orchestrator</w:t>
+            </w:r>
+          </w:p>
+        </w:tc>
+        <w:tc>
+          <w:tcPr>
+            <w:tcW w:type="dxa" w:w="2200"/>
+          </w:tcPr>
+          <w:p>
+            <w:pPr>
+              <w:pStyle w:val="Compact"/>
+            </w:pPr>
+            <w:r>
+              <w:t xml:space="preserve">INT-50 … INT-66</w:t>
+            </w:r>
+          </w:p>
+        </w:tc>
+        <w:tc>
+          <w:tcPr>
+            <w:tcW w:type="dxa" w:w="3520"/>
+          </w:tcPr>
+          <w:p>
+            <w:pPr>
+              <w:pStyle w:val="Compact"/>
+            </w:pPr>
+            <w:r>
+              <w:t xml:space="preserve">ADO pipelines, dataspaces, schedules, connections (new in v3.1)</w:t>
+            </w:r>
+          </w:p>
+        </w:tc>
+      </w:tr>
+      <w:tr>
+        <w:tc>
+          <w:tcPr>
+            <w:tcW w:type="dxa" w:w="2200"/>
+          </w:tcPr>
+          <w:p>
+            <w:pPr>
+              <w:pStyle w:val="Compact"/>
+            </w:pPr>
+            <w:r>
+              <w:t xml:space="preserve">Workflow Tasks</w:t>
+            </w:r>
+          </w:p>
+        </w:tc>
+        <w:tc>
+          <w:tcPr>
+            <w:tcW w:type="dxa" w:w="2200"/>
+          </w:tcPr>
+          <w:p>
+            <w:pPr>
+              <w:pStyle w:val="Compact"/>
+            </w:pPr>
+            <w:r>
+              <w:t xml:space="preserve">WF-100 … WF-110</w:t>
+            </w:r>
+          </w:p>
+        </w:tc>
+        <w:tc>
+          <w:tcPr>
+            <w:tcW w:type="dxa" w:w="3520"/>
+          </w:tcPr>
+          <w:p>
+            <w:pPr>
+              <w:pStyle w:val="Compact"/>
+            </w:pPr>
+            <w:r>
+              <w:t xml:space="preserve">Task lifecycle (WF-108/109/110 added in v3.1)</w:t>
+            </w:r>
+          </w:p>
+        </w:tc>
+      </w:tr>
+      <w:tr>
+        <w:tc>
+          <w:tcPr>
+            <w:tcW w:type="dxa" w:w="2200"/>
+          </w:tcPr>
+          <w:p>
+            <w:pPr>
+              <w:pStyle w:val="Compact"/>
+            </w:pPr>
+            <w:r>
+              <w:t xml:space="preserve">Workflow Templates</w:t>
+            </w:r>
+          </w:p>
+        </w:tc>
+        <w:tc>
+          <w:tcPr>
+            <w:tcW w:type="dxa" w:w="2200"/>
+          </w:tcPr>
+          <w:p>
+            <w:pPr>
+              <w:pStyle w:val="Compact"/>
+            </w:pPr>
+            <w:r>
+              <w:t xml:space="preserve">WF-1000 … WF-1006</w:t>
+            </w:r>
+          </w:p>
+        </w:tc>
+        <w:tc>
+          <w:tcPr>
+            <w:tcW w:type="dxa" w:w="3520"/>
+          </w:tcPr>
+          <w:p>
+            <w:pPr>
+              <w:pStyle w:val="Compact"/>
+            </w:pPr>
+            <w:r>
+              <w:t xml:space="preserve">Template lifecycle (new in v3.1)</w:t>
+            </w:r>
+          </w:p>
+        </w:tc>
+      </w:tr>
+      <w:tr>
+        <w:tc>
+          <w:tcPr>
+            <w:tcW w:type="dxa" w:w="2200"/>
+          </w:tcPr>
+          <w:p>
+            <w:pPr>
+              <w:pStyle w:val="Compact"/>
+            </w:pPr>
+            <w:r>
+              <w:t xml:space="preserve">Comments</w:t>
+            </w:r>
+          </w:p>
+        </w:tc>
+        <w:tc>
+          <w:tcPr>
+            <w:tcW w:type="dxa" w:w="2200"/>
+          </w:tcPr>
+          <w:p>
+            <w:pPr>
+              <w:pStyle w:val="Compact"/>
+            </w:pPr>
+            <w:r>
+              <w:t xml:space="preserve">COMMENT-01 … COMMENT-03</w:t>
+            </w:r>
+          </w:p>
+        </w:tc>
+        <w:tc>
+          <w:tcPr>
+            <w:tcW w:type="dxa" w:w="3520"/>
+          </w:tcPr>
+          <w:p>
+            <w:pPr>
+              <w:pStyle w:val="Compact"/>
+            </w:pPr>
+            <w:r>
+              <w:t xml:space="preserve">Add/delete/export (new in v3.1)</w:t>
+            </w:r>
+          </w:p>
+        </w:tc>
+      </w:tr>
+      <w:tr>
+        <w:tc>
+          <w:tcPr>
+            <w:tcW w:type="dxa" w:w="2200"/>
+          </w:tcPr>
+          <w:p>
+            <w:pPr>
+              <w:pStyle w:val="Compact"/>
+            </w:pPr>
+            <w:r>
+              <w:t xml:space="preserve">Forecaster</w:t>
+            </w:r>
+          </w:p>
+        </w:tc>
+        <w:tc>
+          <w:tcPr>
+            <w:tcW w:type="dxa" w:w="2200"/>
+          </w:tcPr>
+          <w:p>
+            <w:pPr>
+              <w:pStyle w:val="Compact"/>
+            </w:pPr>
+            <w:r>
+              <w:t xml:space="preserve">FRCST-01 … FRCST-76</w:t>
+            </w:r>
+          </w:p>
+        </w:tc>
+        <w:tc>
+          <w:tcPr>
+            <w:tcW w:type="dxa" w:w="3520"/>
+          </w:tcPr>
+          <w:p>
+            <w:pPr>
+              <w:pStyle w:val="Compact"/>
+            </w:pPr>
+            <w:r>
+              <w:t xml:space="preserve">Replaces legacy PIQ-* codes (legacy PIQ-* retained for historical events)</w:t>
+            </w:r>
+          </w:p>
+        </w:tc>
+      </w:tr>
+    </w:tbl>
+    <w:p>
+      <w:r>
+        <w:t xml:space="preserve">What to expect from Anaplan: new event categories ship multiple times a year. To refresh the catalog when Anaplan publishes new codes: (1) edit activity_events.csv to add the new codes and human-readable messages; (2) re-deploy the solution (git pull &amp;&amp; uv sync); (3) the next scheduled run reloads the act_codes list in Anaplan automatically. Operators do not need to rebuild the reporting model when codes are added — the activity-code list grows on import.</w:t>
+      </w:r>
+    </w:p>
+    <w:p>
+      <w:pPr>
+        <w:pStyle w:val="Heading2"/>
+      </w:pPr>
+      <w:r>
+        <w:t xml:space="preserve">A.2 Schema evolution (new Section 7.6)</w:t>
+      </w:r>
+    </w:p>
+    <w:p>
+      <w:r>
+        <w:t xml:space="preserve">Anaplan's additionalAttributes payload varies by event category. Each new category typically carries one or two new dotted keys (appId, pageId, pipelineId, taskId, …). v3.1's loader handles these automatically via ALTER TABLE events ADD COLUMN before every bulk insert.</w:t>
+      </w:r>
+    </w:p>
+    <w:p>
+      <w:r>
+        <w:t xml:space="preserve">What operators see: in JSON logs, an events_schema_column_added event is emitted the first time a new column is observed:</w:t>
+      </w:r>
+    </w:p>
+    <w:p>
+      <w:r>
+        <w:rPr>
+          <w:rStyle w:val="VerbatimChar"/>
+        </w:rPr>
+        <w:t xml:space="preserve">{"event": "events_schema_column_added", "column": "additionalAttributes.appId", "level": "info"}</w:t>
+      </w:r>
+    </w:p>
+    <w:p>
+      <w:r>
+        <w:t xml:space="preserve">This is informational, not a warning. No operator action is required. If new columns appear and you'd like to surface them in the reporting model, see the Anaplan Model Setup Guide ("Optional v3.1 line items").</w:t>
+      </w:r>
+    </w:p>
     <w:sectPr>
       <w:headerReference r:id="rId7" w:type="default"/>
       <w:footerReference r:id="rId8" w:type="default"/>

--- a/docs/operations-runbook.docx
+++ b/docs/operations-runbook.docx
@@ -4455,6 +4455,41 @@
         <w:t xml:space="preserve">5. Troubleshooting</w:t>
       </w:r>
     </w:p>
+    <w:p>
+      <w:pPr>
+        <w:pStyle w:val="Heading3"/>
+      </w:pPr>
+      <w:r>
+        <w:t xml:space="preserve">New v3.1 log event</w:t>
+      </w:r>
+    </w:p>
+    <w:p>
+      <w:pPr>
+        <w:pStyle w:val="FirstParagraph"/>
+      </w:pPr>
+      <w:r>
+        <w:t xml:space="preserve">v3.1 emits a new informational log event the first time a previously-unseen additionalAttributes.* column is observed in the audit event stream. This typically appears when Anaplan ships a new event category (e.g., UX page tracking, Workflow templates, Comments). It is informational, not a warning — no operator action is required.</w:t>
+      </w:r>
+    </w:p>
+    <w:p>
+      <w:pPr>
+        <w:pStyle w:val="FirstParagraph"/>
+      </w:pPr>
+      <w:r>
+        <w:rPr>
+          <w:rStyle w:val="VerbatimChar"/>
+        </w:rPr>
+        <w:t xml:space="preserve">{"event": "events_schema_column_added", "column": "additionalAttributes.appId", "level": "info"}</w:t>
+      </w:r>
+    </w:p>
+    <w:p>
+      <w:pPr>
+        <w:pStyle w:val="FirstParagraph"/>
+      </w:pPr>
+      <w:r>
+        <w:t xml:space="preserve">The events table grows via ALTER TABLE ADD COLUMN to accommodate the new attribute, and subsequent batches insert without error. If you'd like to surface the new attribute in the Audit Reporting Model, see the Anaplan Model Setup Guide for the optional v3.1 line items, or the Technical Reference Section 6.3 for the SQL column names the transform exposes.</w:t>
+      </w:r>
+    </w:p>
     <w:bookmarkStart w:id="38" w:name="zero-records-loaded-is-this-a-failure"/>
     <w:p>
       <w:pPr>
@@ -8028,12 +8063,15 @@
         <w:pStyle w:val="Heading1"/>
       </w:pPr>
       <w:r>
-        <w:t xml:space="preserve">Appendix A: v3.1 Release Addendum</w:t>
-      </w:r>
-    </w:p>
-    <w:p>
-      <w:r>
-        <w:t xml:space="preserve">v3.1 (June 2026) — Audit catalog refresh. No operational changes required for existing deployments. This appendix documents the new event categories Anaplan has added since v1 and the loader-level schema migration that makes v3.1 forward-compatible with future catalog additions.</w:t>
+        <w:t xml:space="preserve">6. Audit Event Catalog Maintenance (v3.1)</w:t>
+      </w:r>
+    </w:p>
+    <w:p>
+      <w:pPr>
+        <w:pStyle w:val="FirstParagraph"/>
+      </w:pPr>
+      <w:r>
+        <w:t xml:space="preserve">v3.1 ships activity_events.csv with 222 codes — every audit event category Anaplan publishes today. Anaplan continues to add new categories. This section covers the routine operations work to keep the catalog current and the loader-level schema evolution that makes the pipeline forward-compatible.</w:t>
       </w:r>
     </w:p>
     <w:p>
@@ -8041,21 +8079,15 @@
         <w:pStyle w:val="Heading2"/>
       </w:pPr>
       <w:r>
-        <w:t xml:space="preserve">A.1 Audit event catalog and refresh cadence (new Section 7.5)</w:t>
-      </w:r>
-    </w:p>
-    <w:p>
-      <w:r>
-        <w:t xml:space="preserve">The activity-code catalog ships in src/anaplan_audit/data/activity_events.csv and is loaded into the Anaplan reporting model's act_codes list on every run. v3.1 ships 222 codes covering every category Anaplan publishes today.</w:t>
-      </w:r>
-    </w:p>
-    <w:p>
-      <w:r>
-        <w:rPr>
-          <w:b/>
-          <w:bCs/>
-        </w:rPr>
-        <w:t xml:space="preserve">Categories tracked in v3.1:</w:t>
+        <w:t xml:space="preserve">6.1 Audit event catalog and refresh cadence</w:t>
+      </w:r>
+    </w:p>
+    <w:p>
+      <w:pPr>
+        <w:pStyle w:val="FirstParagraph"/>
+      </w:pPr>
+      <w:r>
+        <w:t xml:space="preserve">The activity-code catalog ships in src/anaplan_audit/data/activity_events.csv and is loaded into the Anaplan reporting model's act_codes list on every run. Categories tracked in v3.1:</w:t>
       </w:r>
     </w:p>
     <w:tbl>
@@ -8531,15 +8563,18 @@
               <w:pStyle w:val="Compact"/>
             </w:pPr>
             <w:r>
-              <w:t xml:space="preserve">Replaces legacy PIQ-* codes (legacy PIQ-* retained for historical events)</w:t>
+              <w:t xml:space="preserve">Replaces legacy PIQ-* (legacy PIQ-* retained for historical events)</w:t>
             </w:r>
           </w:p>
         </w:tc>
       </w:tr>
     </w:tbl>
     <w:p>
-      <w:r>
-        <w:t xml:space="preserve">What to expect from Anaplan: new event categories ship multiple times a year. To refresh the catalog when Anaplan publishes new codes: (1) edit activity_events.csv to add the new codes and human-readable messages; (2) re-deploy the solution (git pull &amp;&amp; uv sync); (3) the next scheduled run reloads the act_codes list in Anaplan automatically. Operators do not need to rebuild the reporting model when codes are added — the activity-code list grows on import.</w:t>
+      <w:pPr>
+        <w:pStyle w:val="FirstParagraph"/>
+      </w:pPr>
+      <w:r>
+        <w:t xml:space="preserve">Refresh process: when Anaplan publishes new codes, (1) edit activity_events.csv to add the new codes and human-readable messages; (2) re-deploy the solution (git pull &amp;&amp; uv sync); (3) the next scheduled run reloads the act_codes list in Anaplan automatically. Operators do not need to rebuild the reporting model when codes are added — the activity-code list grows on import.</w:t>
       </w:r>
     </w:p>
     <w:p>
@@ -8547,30 +8582,15 @@
         <w:pStyle w:val="Heading2"/>
       </w:pPr>
       <w:r>
-        <w:t xml:space="preserve">A.2 Schema evolution (new Section 7.6)</w:t>
-      </w:r>
-    </w:p>
-    <w:p>
-      <w:r>
-        <w:t xml:space="preserve">Anaplan's additionalAttributes payload varies by event category. Each new category typically carries one or two new dotted keys (appId, pageId, pipelineId, taskId, …). v3.1's loader handles these automatically via ALTER TABLE events ADD COLUMN before every bulk insert.</w:t>
-      </w:r>
-    </w:p>
-    <w:p>
-      <w:r>
-        <w:t xml:space="preserve">What operators see: in JSON logs, an events_schema_column_added event is emitted the first time a new column is observed:</w:t>
-      </w:r>
-    </w:p>
-    <w:p>
-      <w:r>
-        <w:rPr>
-          <w:rStyle w:val="VerbatimChar"/>
-        </w:rPr>
-        <w:t xml:space="preserve">{"event": "events_schema_column_added", "column": "additionalAttributes.appId", "level": "info"}</w:t>
-      </w:r>
-    </w:p>
-    <w:p>
-      <w:r>
-        <w:t xml:space="preserve">This is informational, not a warning. No operator action is required. If new columns appear and you'd like to surface them in the reporting model, see the Anaplan Model Setup Guide ("Optional v3.1 line items").</w:t>
+        <w:t xml:space="preserve">6.2 Schema evolution</w:t>
+      </w:r>
+    </w:p>
+    <w:p>
+      <w:pPr>
+        <w:pStyle w:val="FirstParagraph"/>
+      </w:pPr>
+      <w:r>
+        <w:t xml:space="preserve">Anaplan's additionalAttributes payload varies by event category. Each new category typically carries one or two new dotted keys (appId, pageId, pipelineId, taskId, …). v3.1's loader handles these automatically via ALTER TABLE events ADD COLUMN before every bulk insert. Operators see an events_schema_column_added log event the first time a new column is observed (see Section 4.3). No action is required.</w:t>
       </w:r>
     </w:p>
     <w:sectPr>

--- a/docs/operations-runbook.docx
+++ b/docs/operations-runbook.docx
@@ -156,7 +156,10 @@
               <w:pStyle w:val="Compact"/>
             </w:pPr>
             <w:r>
-              <w:t xml:space="preserve">Check with: </w:t>
+              <w:t xml:space="preserve">Check with:</w:t>
+            </w:r>
+            <w:r>
+              <w:t xml:space="preserve"> </w:t>
             </w:r>
             <w:r>
               <w:rPr>
@@ -352,6 +355,8 @@
       </w:r>
       <w:r>
         <w:br/>
+      </w:r>
+      <w:r>
         <w:br/>
       </w:r>
       <w:r>
@@ -608,7 +613,10 @@
         <w:pStyle w:val="FirstParagraph"/>
       </w:pPr>
       <w:r>
-        <w:t xml:space="preserve">Choose one authentication mode and set </w:t>
+        <w:t xml:space="preserve">Choose one authentication mode and set</w:t>
+      </w:r>
+      <w:r>
+        <w:t xml:space="preserve"> </w:t>
       </w:r>
       <w:r>
         <w:rPr>
@@ -617,7 +625,13 @@
         <w:t xml:space="preserve">authenticationMode</w:t>
       </w:r>
       <w:r>
-        <w:t xml:space="preserve"> in </w:t>
+        <w:t xml:space="preserve"> </w:t>
+      </w:r>
+      <w:r>
+        <w:t xml:space="preserve">in</w:t>
+      </w:r>
+      <w:r>
+        <w:t xml:space="preserve"> </w:t>
       </w:r>
       <w:r>
         <w:rPr>
@@ -626,7 +640,10 @@
         <w:t xml:space="preserve">settings.json</w:t>
       </w:r>
       <w:r>
-        <w:t xml:space="preserve"> accordingly. The three modes are mutually exclusive.</w:t>
+        <w:t xml:space="preserve"> </w:t>
+      </w:r>
+      <w:r>
+        <w:t xml:space="preserve">accordingly. The three modes are mutually exclusive.</w:t>
       </w:r>
     </w:p>
     <w:bookmarkStart w:id="21" w:name="choosing-an-authentication-mode"/>
@@ -830,7 +847,10 @@
         <w:pStyle w:val="FirstParagraph"/>
       </w:pPr>
       <w:r>
-        <w:t xml:space="preserve">Set </w:t>
+        <w:t xml:space="preserve">Set</w:t>
+      </w:r>
+      <w:r>
+        <w:t xml:space="preserve"> </w:t>
       </w:r>
       <w:r>
         <w:rPr>
@@ -839,7 +859,13 @@
         <w:t xml:space="preserve">authenticationMode</w:t>
       </w:r>
       <w:r>
-        <w:t xml:space="preserve"> to </w:t>
+        <w:t xml:space="preserve"> </w:t>
+      </w:r>
+      <w:r>
+        <w:t xml:space="preserve">to</w:t>
+      </w:r>
+      <w:r>
+        <w:t xml:space="preserve"> </w:t>
       </w:r>
       <w:r>
         <w:rPr>
@@ -848,7 +874,13 @@
         <w:t xml:space="preserve">basic</w:t>
       </w:r>
       <w:r>
-        <w:t xml:space="preserve"> in </w:t>
+        <w:t xml:space="preserve"> </w:t>
+      </w:r>
+      <w:r>
+        <w:t xml:space="preserve">in</w:t>
+      </w:r>
+      <w:r>
+        <w:t xml:space="preserve"> </w:t>
       </w:r>
       <w:r>
         <w:rPr>
@@ -929,6 +961,8 @@
       </w:r>
       <w:r>
         <w:br/>
+      </w:r>
+      <w:r>
         <w:br/>
       </w:r>
       <w:r>
@@ -980,7 +1014,10 @@
         <w:t xml:space="preserve">Warning:</w:t>
       </w:r>
       <w:r>
-        <w:t xml:space="preserve"> Do not pass credentials via command-line arguments (</w:t>
+        <w:t xml:space="preserve"> </w:t>
+      </w:r>
+      <w:r>
+        <w:t xml:space="preserve">Do not pass credentials via command-line arguments (</w:t>
       </w:r>
       <w:r>
         <w:rPr>
@@ -989,7 +1026,13 @@
         <w:t xml:space="preserve">-u</w:t>
       </w:r>
       <w:r>
-        <w:t xml:space="preserve"> / </w:t>
+        <w:t xml:space="preserve"> </w:t>
+      </w:r>
+      <w:r>
+        <w:t xml:space="preserve">/</w:t>
+      </w:r>
+      <w:r>
+        <w:t xml:space="preserve"> </w:t>
       </w:r>
       <w:r>
         <w:rPr>
@@ -998,7 +1041,10 @@
         <w:t xml:space="preserve">-p</w:t>
       </w:r>
       <w:r>
-        <w:t xml:space="preserve"> from v1 are removed). CLI flags appear in process tables and shell history.</w:t>
+        <w:t xml:space="preserve"> </w:t>
+      </w:r>
+      <w:r>
+        <w:t xml:space="preserve">from v1 are removed). CLI flags appear in process tables and shell history.</w:t>
       </w:r>
     </w:p>
     <w:bookmarkEnd w:id="22"/>
@@ -1016,7 +1062,10 @@
         <w:pStyle w:val="FirstParagraph"/>
       </w:pPr>
       <w:r>
-        <w:t xml:space="preserve">Set </w:t>
+        <w:t xml:space="preserve">Set</w:t>
+      </w:r>
+      <w:r>
+        <w:t xml:space="preserve"> </w:t>
       </w:r>
       <w:r>
         <w:rPr>
@@ -1025,7 +1074,13 @@
         <w:t xml:space="preserve">authenticationMode</w:t>
       </w:r>
       <w:r>
-        <w:t xml:space="preserve"> to </w:t>
+        <w:t xml:space="preserve"> </w:t>
+      </w:r>
+      <w:r>
+        <w:t xml:space="preserve">to</w:t>
+      </w:r>
+      <w:r>
+        <w:t xml:space="preserve"> </w:t>
       </w:r>
       <w:r>
         <w:rPr>
@@ -1034,7 +1089,13 @@
         <w:t xml:space="preserve">cert_auth</w:t>
       </w:r>
       <w:r>
-        <w:t xml:space="preserve"> and provide paths to your PEM certificate files in </w:t>
+        <w:t xml:space="preserve"> </w:t>
+      </w:r>
+      <w:r>
+        <w:t xml:space="preserve">and provide paths to your PEM certificate files in</w:t>
+      </w:r>
+      <w:r>
+        <w:t xml:space="preserve"> </w:t>
       </w:r>
       <w:r>
         <w:rPr>
@@ -1226,7 +1287,13 @@
         <w:t xml:space="preserve">Tip:</w:t>
       </w:r>
       <w:r>
-        <w:t xml:space="preserve"> Set file permissions to 600 on private key files: </w:t>
+        <w:t xml:space="preserve"> </w:t>
+      </w:r>
+      <w:r>
+        <w:t xml:space="preserve">Set file permissions to 600 on private key files:</w:t>
+      </w:r>
+      <w:r>
+        <w:t xml:space="preserve"> </w:t>
       </w:r>
       <w:r>
         <w:rPr>
@@ -1270,7 +1337,10 @@
         </w:numPr>
       </w:pPr>
       <w:r>
-        <w:t xml:space="preserve">Obtain your OAuth </w:t>
+        <w:t xml:space="preserve">Obtain your OAuth</w:t>
+      </w:r>
+      <w:r>
+        <w:t xml:space="preserve"> </w:t>
       </w:r>
       <w:r>
         <w:rPr>
@@ -1279,7 +1349,10 @@
         <w:t xml:space="preserve">client_id</w:t>
       </w:r>
       <w:r>
-        <w:t xml:space="preserve"> from your Anaplan administrator.</w:t>
+        <w:t xml:space="preserve"> </w:t>
+      </w:r>
+      <w:r>
+        <w:t xml:space="preserve">from your Anaplan administrator.</w:t>
       </w:r>
     </w:p>
     <w:p>
@@ -1341,7 +1414,10 @@
         </w:numPr>
       </w:pPr>
       <w:r>
-        <w:t xml:space="preserve">The refresh token is encrypted and stored locally in </w:t>
+        <w:t xml:space="preserve">The refresh token is encrypted and stored locally in</w:t>
+      </w:r>
+      <w:r>
+        <w:t xml:space="preserve"> </w:t>
       </w:r>
       <w:r>
         <w:rPr>
@@ -1515,7 +1591,13 @@
         <w:t xml:space="preserve">Warning:</w:t>
       </w:r>
       <w:r>
-        <w:t xml:space="preserve"> If </w:t>
+        <w:t xml:space="preserve"> </w:t>
+      </w:r>
+      <w:r>
+        <w:t xml:space="preserve">If</w:t>
+      </w:r>
+      <w:r>
+        <w:t xml:space="preserve"> </w:t>
       </w:r>
       <w:r>
         <w:rPr>
@@ -1524,7 +1606,13 @@
         <w:t xml:space="preserve">rotatableToken</w:t>
       </w:r>
       <w:r>
-        <w:t xml:space="preserve"> is </w:t>
+        <w:t xml:space="preserve"> </w:t>
+      </w:r>
+      <w:r>
+        <w:t xml:space="preserve">is</w:t>
+      </w:r>
+      <w:r>
+        <w:t xml:space="preserve"> </w:t>
       </w:r>
       <w:r>
         <w:rPr>
@@ -1533,7 +1621,10 @@
         <w:t xml:space="preserve">true</w:t>
       </w:r>
       <w:r>
-        <w:t xml:space="preserve">, the refresh token is rotated on every refresh. The new token is stored automatically. Do not delete the </w:t>
+        <w:t xml:space="preserve">, the refresh token is rotated on every refresh. The new token is stored automatically. Do not delete the</w:t>
+      </w:r>
+      <w:r>
+        <w:t xml:space="preserve"> </w:t>
       </w:r>
       <w:r>
         <w:rPr>
@@ -1542,7 +1633,10 @@
         <w:t xml:space="preserve">tokens.db</w:t>
       </w:r>
       <w:r>
-        <w:t xml:space="preserve"> file between runs.</w:t>
+        <w:t xml:space="preserve"> </w:t>
+      </w:r>
+      <w:r>
+        <w:t xml:space="preserve">file between runs.</w:t>
       </w:r>
     </w:p>
     <w:p>
@@ -1586,7 +1680,10 @@
         <w:pStyle w:val="FirstParagraph"/>
       </w:pPr>
       <w:r>
-        <w:t xml:space="preserve">Create a plist file in </w:t>
+        <w:t xml:space="preserve">Create a plist file in</w:t>
+      </w:r>
+      <w:r>
+        <w:t xml:space="preserve"> </w:t>
       </w:r>
       <w:r>
         <w:rPr>
@@ -1595,7 +1692,10 @@
         <w:t xml:space="preserve">~/Library/LaunchAgents/</w:t>
       </w:r>
       <w:r>
-        <w:t xml:space="preserve"> to run the tool on a schedule:</w:t>
+        <w:t xml:space="preserve"> </w:t>
+      </w:r>
+      <w:r>
+        <w:t xml:space="preserve">to run the tool on a schedule:</w:t>
       </w:r>
     </w:p>
     <w:p>
@@ -2449,6 +2549,8 @@
       </w:r>
       <w:r>
         <w:br/>
+      </w:r>
+      <w:r>
         <w:br/>
       </w:r>
       <w:r>
@@ -2590,7 +2692,13 @@
         <w:t xml:space="preserve">Tip:</w:t>
       </w:r>
       <w:r>
-        <w:t xml:space="preserve"> Use the full path to the </w:t>
+        <w:t xml:space="preserve"> </w:t>
+      </w:r>
+      <w:r>
+        <w:t xml:space="preserve">Use the full path to the</w:t>
+      </w:r>
+      <w:r>
+        <w:t xml:space="preserve"> </w:t>
       </w:r>
       <w:r>
         <w:rPr>
@@ -2599,7 +2707,13 @@
         <w:t xml:space="preserve">.venv</w:t>
       </w:r>
       <w:r>
-        <w:t xml:space="preserve"> binary rather than </w:t>
+        <w:t xml:space="preserve"> </w:t>
+      </w:r>
+      <w:r>
+        <w:t xml:space="preserve">binary rather than</w:t>
+      </w:r>
+      <w:r>
+        <w:t xml:space="preserve"> </w:t>
       </w:r>
       <w:r>
         <w:rPr>
@@ -2608,7 +2722,10 @@
         <w:t xml:space="preserve">uv run</w:t>
       </w:r>
       <w:r>
-        <w:t xml:space="preserve"> for scheduled tasks — it avoids requiring uv to be in PATH for the scheduler user.</w:t>
+        <w:t xml:space="preserve"> </w:t>
+      </w:r>
+      <w:r>
+        <w:t xml:space="preserve">for scheduled tasks — it avoids requiring uv to be in PATH for the scheduler user.</w:t>
       </w:r>
     </w:p>
     <w:bookmarkEnd w:id="30"/>
@@ -2707,7 +2824,16 @@
         </w:numPr>
       </w:pPr>
       <w:r>
-        <w:t>Under Settings, check “Run task as soon as possible after a scheduled start is missed”.</w:t>
+        <w:t xml:space="preserve">Under Settings, check</w:t>
+      </w:r>
+      <w:r>
+        <w:t xml:space="preserve"> </w:t>
+      </w:r>
+      <w:r>
+        <w:t xml:space="preserve">“Run task as soon as possible after a scheduled start is missed”</w:t>
+      </w:r>
+      <w:r>
+        <w:t xml:space="preserve">.</w:t>
       </w:r>
     </w:p>
     <w:bookmarkEnd w:id="31"/>
@@ -2900,7 +3026,13 @@
         <w:t xml:space="preserve">Warning:</w:t>
       </w:r>
       <w:r>
-        <w:t xml:space="preserve"> Anaplan retains audit data for 30 days only. If </w:t>
+        <w:t xml:space="preserve"> </w:t>
+      </w:r>
+      <w:r>
+        <w:t xml:space="preserve">Anaplan retains audit data for 30 days only. If</w:t>
+      </w:r>
+      <w:r>
+        <w:t xml:space="preserve"> </w:t>
       </w:r>
       <w:r>
         <w:rPr>
@@ -2909,7 +3041,10 @@
         <w:t xml:space="preserve">lastRun</w:t>
       </w:r>
       <w:r>
-        <w:t xml:space="preserve"> is older than 30 days, records in the gap are unrecoverable. Run at least once every 25 days.</w:t>
+        <w:t xml:space="preserve"> </w:t>
+      </w:r>
+      <w:r>
+        <w:t xml:space="preserve">is older than 30 days, records in the gap are unrecoverable. Run at least once every 25 days.</w:t>
       </w:r>
     </w:p>
     <w:p>
@@ -3109,7 +3244,10 @@
               <w:pStyle w:val="Compact"/>
             </w:pPr>
             <w:r>
-              <w:t xml:space="preserve">Fix </w:t>
+              <w:t xml:space="preserve">Fix</w:t>
+            </w:r>
+            <w:r>
+              <w:t xml:space="preserve"> </w:t>
             </w:r>
             <w:r>
               <w:rPr>
@@ -3118,7 +3256,10 @@
               <w:t xml:space="preserve">settings.json</w:t>
             </w:r>
             <w:r>
-              <w:t xml:space="preserve"> or environment variables.</w:t>
+              <w:t xml:space="preserve"> </w:t>
+            </w:r>
+            <w:r>
+              <w:t xml:space="preserve">or environment variables.</w:t>
             </w:r>
           </w:p>
         </w:tc>
@@ -3258,7 +3399,10 @@
               <w:pStyle w:val="Compact"/>
             </w:pPr>
             <w:r>
-              <w:t xml:space="preserve">Audit pipeline completed successfully. Check logs for </w:t>
+              <w:t xml:space="preserve">Audit pipeline completed successfully. Check logs for</w:t>
+            </w:r>
+            <w:r>
+              <w:t xml:space="preserve"> </w:t>
             </w:r>
             <w:r>
               <w:rPr>
@@ -3267,7 +3411,10 @@
               <w:t xml:space="preserve">model_history_model_error</w:t>
             </w:r>
             <w:r>
-              <w:t xml:space="preserve"> events.</w:t>
+              <w:t xml:space="preserve"> </w:t>
+            </w:r>
+            <w:r>
+              <w:t xml:space="preserve">events.</w:t>
             </w:r>
           </w:p>
         </w:tc>
@@ -3302,7 +3449,10 @@
               <w:pStyle w:val="Compact"/>
             </w:pPr>
             <w:r>
-              <w:t xml:space="preserve">Another instance is already running. Wait for it to finish or remove the stale </w:t>
+              <w:t xml:space="preserve">Another instance is already running. Wait for it to finish or remove the stale</w:t>
+            </w:r>
+            <w:r>
+              <w:t xml:space="preserve"> </w:t>
             </w:r>
             <w:r>
               <w:rPr>
@@ -3311,7 +3461,10 @@
               <w:t xml:space="preserve">.lock</w:t>
             </w:r>
             <w:r>
-              <w:t xml:space="preserve"> file.</w:t>
+              <w:t xml:space="preserve"> </w:t>
+            </w:r>
+            <w:r>
+              <w:t xml:space="preserve">file.</w:t>
             </w:r>
           </w:p>
         </w:tc>
@@ -3567,7 +3720,10 @@
         <w:pStyle w:val="FirstParagraph"/>
       </w:pPr>
       <w:r>
-        <w:t xml:space="preserve">The </w:t>
+        <w:t xml:space="preserve">The</w:t>
+      </w:r>
+      <w:r>
+        <w:t xml:space="preserve"> </w:t>
       </w:r>
       <w:r>
         <w:rPr>
@@ -3576,7 +3732,13 @@
         <w:t xml:space="preserve">run_id</w:t>
       </w:r>
       <w:r>
-        <w:t xml:space="preserve"> field is unique per invocation. All log lines from a single run share the same </w:t>
+        <w:t xml:space="preserve"> </w:t>
+      </w:r>
+      <w:r>
+        <w:t xml:space="preserve">field is unique per invocation. All log lines from a single run share the same</w:t>
+      </w:r>
+      <w:r>
+        <w:t xml:space="preserve"> </w:t>
       </w:r>
       <w:r>
         <w:rPr>
@@ -3793,7 +3955,10 @@
               <w:pStyle w:val="Compact"/>
             </w:pPr>
             <w:r>
-              <w:t xml:space="preserve">No new events since </w:t>
+              <w:t xml:space="preserve">No new events since</w:t>
+            </w:r>
+            <w:r>
+              <w:t xml:space="preserve"> </w:t>
             </w:r>
             <w:r>
               <w:rPr>
@@ -3878,7 +4043,10 @@
               <w:pStyle w:val="Compact"/>
             </w:pPr>
             <w:r>
-              <w:t xml:space="preserve">Events written to SQLite. Includes </w:t>
+              <w:t xml:space="preserve">Events written to SQLite. Includes</w:t>
+            </w:r>
+            <w:r>
+              <w:t xml:space="preserve"> </w:t>
             </w:r>
             <w:r>
               <w:rPr>
@@ -3925,7 +4093,10 @@
               <w:pStyle w:val="Compact"/>
             </w:pPr>
             <w:r>
-              <w:t xml:space="preserve">SQL transform complete. Includes </w:t>
+              <w:t xml:space="preserve">SQL transform complete. Includes</w:t>
+            </w:r>
+            <w:r>
+              <w:t xml:space="preserve"> </w:t>
             </w:r>
             <w:r>
               <w:rPr>
@@ -3934,7 +4105,13 @@
               <w:t xml:space="preserve">row_count</w:t>
             </w:r>
             <w:r>
-              <w:t xml:space="preserve"> and </w:t>
+              <w:t xml:space="preserve"> </w:t>
+            </w:r>
+            <w:r>
+              <w:t xml:space="preserve">and</w:t>
+            </w:r>
+            <w:r>
+              <w:t xml:space="preserve"> </w:t>
             </w:r>
             <w:r>
               <w:rPr>
@@ -3981,7 +4158,10 @@
               <w:pStyle w:val="Compact"/>
             </w:pPr>
             <w:r>
-              <w:t xml:space="preserve">Data uploaded to Anaplan. Includes </w:t>
+              <w:t xml:space="preserve">Data uploaded to Anaplan. Includes</w:t>
+            </w:r>
+            <w:r>
+              <w:t xml:space="preserve"> </w:t>
             </w:r>
             <w:r>
               <w:rPr>
@@ -4028,7 +4208,10 @@
               <w:pStyle w:val="Compact"/>
             </w:pPr>
             <w:r>
-              <w:t xml:space="preserve">Run finished successfully. Includes total </w:t>
+              <w:t xml:space="preserve">Run finished successfully. Includes total</w:t>
+            </w:r>
+            <w:r>
+              <w:t xml:space="preserve"> </w:t>
             </w:r>
             <w:r>
               <w:rPr>
@@ -4075,7 +4258,10 @@
               <w:pStyle w:val="Compact"/>
             </w:pPr>
             <w:r>
-              <w:t xml:space="preserve">Model history CSV parsed. Includes </w:t>
+              <w:t xml:space="preserve">Model history CSV parsed. Includes</w:t>
+            </w:r>
+            <w:r>
+              <w:t xml:space="preserve"> </w:t>
             </w:r>
             <w:r>
               <w:rPr>
@@ -4084,7 +4270,13 @@
               <w:t xml:space="preserve">row_count</w:t>
             </w:r>
             <w:r>
-              <w:t xml:space="preserve"> and </w:t>
+              <w:t xml:space="preserve"> </w:t>
+            </w:r>
+            <w:r>
+              <w:t xml:space="preserve">and</w:t>
+            </w:r>
+            <w:r>
+              <w:t xml:space="preserve"> </w:t>
             </w:r>
             <w:r>
               <w:rPr>
@@ -4131,7 +4323,10 @@
               <w:pStyle w:val="Compact"/>
             </w:pPr>
             <w:r>
-              <w:t xml:space="preserve">Model history rows written to SQLite. Includes </w:t>
+              <w:t xml:space="preserve">Model history rows written to SQLite. Includes</w:t>
+            </w:r>
+            <w:r>
+              <w:t xml:space="preserve"> </w:t>
             </w:r>
             <w:r>
               <w:rPr>
@@ -4140,7 +4335,10 @@
               <w:t xml:space="preserve">normalized_rows</w:t>
             </w:r>
             <w:r>
-              <w:t xml:space="preserve">, </w:t>
+              <w:t xml:space="preserve">,</w:t>
+            </w:r>
+            <w:r>
+              <w:t xml:space="preserve"> </w:t>
             </w:r>
             <w:r>
               <w:rPr>
@@ -4187,7 +4385,10 @@
               <w:pStyle w:val="Compact"/>
             </w:pPr>
             <w:r>
-              <w:t xml:space="preserve">Model history file uploaded to Anaplan. Includes </w:t>
+              <w:t xml:space="preserve">Model history file uploaded to Anaplan. Includes</w:t>
+            </w:r>
+            <w:r>
+              <w:t xml:space="preserve"> </w:t>
             </w:r>
             <w:r>
               <w:rPr>
@@ -4196,7 +4397,13 @@
               <w:t xml:space="preserve">row_count</w:t>
             </w:r>
             <w:r>
-              <w:t xml:space="preserve"> and </w:t>
+              <w:t xml:space="preserve"> </w:t>
+            </w:r>
+            <w:r>
+              <w:t xml:space="preserve">and</w:t>
+            </w:r>
+            <w:r>
+              <w:t xml:space="preserve"> </w:t>
             </w:r>
             <w:r>
               <w:rPr>
@@ -4243,7 +4450,10 @@
               <w:pStyle w:val="Compact"/>
             </w:pPr>
             <w:r>
-              <w:t xml:space="preserve">Last-run timestamp uploaded to Anaplan. Only logged when </w:t>
+              <w:t xml:space="preserve">Last-run timestamp uploaded to Anaplan. Only logged when</w:t>
+            </w:r>
+            <w:r>
+              <w:t xml:space="preserve"> </w:t>
             </w:r>
             <w:r>
               <w:rPr>
@@ -4261,7 +4471,10 @@
               <w:t xml:space="preserve">lastRunImportId</w:t>
             </w:r>
             <w:r>
-              <w:t xml:space="preserve"> are configured.</w:t>
+              <w:t xml:space="preserve"> </w:t>
+            </w:r>
+            <w:r>
+              <w:t xml:space="preserve">are configured.</w:t>
             </w:r>
           </w:p>
         </w:tc>
@@ -4318,7 +4531,13 @@
               <w:t xml:space="preserve">run_lock_acquired</w:t>
             </w:r>
             <w:r>
-              <w:t xml:space="preserve"> / </w:t>
+              <w:t xml:space="preserve"> </w:t>
+            </w:r>
+            <w:r>
+              <w:t xml:space="preserve">/</w:t>
+            </w:r>
+            <w:r>
+              <w:t xml:space="preserve"> </w:t>
             </w:r>
             <w:r>
               <w:rPr>
@@ -4422,7 +4641,10 @@
               <w:pStyle w:val="Compact"/>
             </w:pPr>
             <w:r>
-              <w:t xml:space="preserve">API returned 429 — rate limited. Reduce </w:t>
+              <w:t xml:space="preserve">API returned 429 — rate limited. Reduce</w:t>
+            </w:r>
+            <w:r>
+              <w:t xml:space="preserve"> </w:t>
             </w:r>
             <w:r>
               <w:rPr>
@@ -4431,7 +4653,10 @@
               <w:t xml:space="preserve">auditBatchSize</w:t>
             </w:r>
             <w:r>
-              <w:t xml:space="preserve"> or run less frequently.</w:t>
+              <w:t xml:space="preserve"> </w:t>
+            </w:r>
+            <w:r>
+              <w:t xml:space="preserve">or run less frequently.</w:t>
             </w:r>
           </w:p>
         </w:tc>
@@ -4455,12 +4680,13 @@
         <w:t xml:space="preserve">5. Troubleshooting</w:t>
       </w:r>
     </w:p>
-    <w:p>
-      <w:pPr>
-        <w:pStyle w:val="Heading3"/>
-      </w:pPr>
-      <w:r>
-        <w:t xml:space="preserve">New v3.1 log event</w:t>
+    <w:bookmarkStart w:id="38" w:name="zero-records-loaded-is-this-a-failure"/>
+    <w:p>
+      <w:pPr>
+        <w:pStyle w:val="Heading2"/>
+      </w:pPr>
+      <w:r>
+        <w:t xml:space="preserve">5.1 Zero records loaded — is this a failure?</w:t>
       </w:r>
     </w:p>
     <w:p>
@@ -4468,43 +4694,10 @@
         <w:pStyle w:val="FirstParagraph"/>
       </w:pPr>
       <w:r>
-        <w:t xml:space="preserve">v3.1 emits a new informational log event the first time a previously-unseen additionalAttributes.* column is observed in the audit event stream. This typically appears when Anaplan ships a new event category (e.g., UX page tracking, Workflow templates, Comments). It is informational, not a warning — no operator action is required.</w:t>
-      </w:r>
-    </w:p>
-    <w:p>
-      <w:pPr>
-        <w:pStyle w:val="FirstParagraph"/>
-      </w:pPr>
-      <w:r>
-        <w:rPr>
-          <w:rStyle w:val="VerbatimChar"/>
-        </w:rPr>
-        <w:t xml:space="preserve">{"event": "events_schema_column_added", "column": "additionalAttributes.appId", "level": "info"}</w:t>
-      </w:r>
-    </w:p>
-    <w:p>
-      <w:pPr>
-        <w:pStyle w:val="FirstParagraph"/>
-      </w:pPr>
-      <w:r>
-        <w:t xml:space="preserve">The events table grows via ALTER TABLE ADD COLUMN to accommodate the new attribute, and subsequent batches insert without error. If you'd like to surface the new attribute in the Audit Reporting Model, see the Anaplan Model Setup Guide for the optional v3.1 line items, or the Technical Reference Section 6.3 for the SQL column names the transform exposes.</w:t>
-      </w:r>
-    </w:p>
-    <w:bookmarkStart w:id="38" w:name="zero-records-loaded-is-this-a-failure"/>
-    <w:p>
-      <w:pPr>
-        <w:pStyle w:val="Heading2"/>
-      </w:pPr>
-      <w:r>
-        <w:t xml:space="preserve">5.1 Zero records loaded — is this a failure?</w:t>
-      </w:r>
-    </w:p>
-    <w:p>
-      <w:pPr>
-        <w:pStyle w:val="FirstParagraph"/>
-      </w:pPr>
-      <w:r>
-        <w:t xml:space="preserve">No. If the Audit API returns zero events for the period since </w:t>
+        <w:t xml:space="preserve">No. If the Audit API returns zero events for the period since</w:t>
+      </w:r>
+      <w:r>
+        <w:t xml:space="preserve"> </w:t>
       </w:r>
       <w:r>
         <w:rPr>
@@ -4513,7 +4706,10 @@
         <w:t xml:space="preserve">lastRun</w:t>
       </w:r>
       <w:r>
-        <w:t xml:space="preserve">, the tool logs </w:t>
+        <w:t xml:space="preserve">, the tool logs</w:t>
+      </w:r>
+      <w:r>
+        <w:t xml:space="preserve"> </w:t>
       </w:r>
       <w:r>
         <w:rPr>
@@ -4522,7 +4718,10 @@
         <w:t xml:space="preserve">audit_api_returned_zero_events</w:t>
       </w:r>
       <w:r>
-        <w:t xml:space="preserve"> at warning level and exits 0. This is a legitimate outcome when no activity occurred. It is explicitly logged (unlike v1, which silently succeeded without indicating why).</w:t>
+        <w:t xml:space="preserve"> </w:t>
+      </w:r>
+      <w:r>
+        <w:t xml:space="preserve">at warning level and exits 0. This is a legitimate outcome when no activity occurred. It is explicitly logged (unlike v1, which silently succeeded without indicating why).</w:t>
       </w:r>
     </w:p>
     <w:p>
@@ -4530,7 +4729,10 @@
         <w:pStyle w:val="BodyText"/>
       </w:pPr>
       <w:r>
-        <w:t xml:space="preserve">If you expected records but got zero: check that </w:t>
+        <w:t xml:space="preserve">If you expected records but got zero: check that</w:t>
+      </w:r>
+      <w:r>
+        <w:t xml:space="preserve"> </w:t>
       </w:r>
       <w:r>
         <w:rPr>
@@ -4539,7 +4741,13 @@
         <w:t xml:space="preserve">lastRun</w:t>
       </w:r>
       <w:r>
-        <w:t xml:space="preserve"> in </w:t>
+        <w:t xml:space="preserve"> </w:t>
+      </w:r>
+      <w:r>
+        <w:t xml:space="preserve">in</w:t>
+      </w:r>
+      <w:r>
+        <w:t xml:space="preserve"> </w:t>
       </w:r>
       <w:r>
         <w:rPr>
@@ -4548,7 +4756,13 @@
         <w:t xml:space="preserve">settings.json</w:t>
       </w:r>
       <w:r>
-        <w:t xml:space="preserve"> is within the last 30 days. If </w:t>
+        <w:t xml:space="preserve"> </w:t>
+      </w:r>
+      <w:r>
+        <w:t xml:space="preserve">is within the last 30 days. If</w:t>
+      </w:r>
+      <w:r>
+        <w:t xml:space="preserve"> </w:t>
       </w:r>
       <w:r>
         <w:rPr>
@@ -4557,7 +4771,13 @@
         <w:t xml:space="preserve">lastRun</w:t>
       </w:r>
       <w:r>
-        <w:t xml:space="preserve"> is </w:t>
+        <w:t xml:space="preserve"> </w:t>
+      </w:r>
+      <w:r>
+        <w:t xml:space="preserve">is</w:t>
+      </w:r>
+      <w:r>
+        <w:t xml:space="preserve"> </w:t>
       </w:r>
       <w:r>
         <w:rPr>
@@ -4597,7 +4817,10 @@
         </w:numPr>
       </w:pPr>
       <w:r>
-        <w:t xml:space="preserve">Verify </w:t>
+        <w:t xml:space="preserve">Verify</w:t>
+      </w:r>
+      <w:r>
+        <w:t xml:space="preserve"> </w:t>
       </w:r>
       <w:r>
         <w:rPr>
@@ -4606,7 +4829,13 @@
         <w:t xml:space="preserve">ANAPLAN_AUDIT_BASIC_USERNAME</w:t>
       </w:r>
       <w:r>
-        <w:t xml:space="preserve"> and </w:t>
+        <w:t xml:space="preserve"> </w:t>
+      </w:r>
+      <w:r>
+        <w:t xml:space="preserve">and</w:t>
+      </w:r>
+      <w:r>
+        <w:t xml:space="preserve"> </w:t>
       </w:r>
       <w:r>
         <w:rPr>
@@ -4615,7 +4844,10 @@
         <w:t xml:space="preserve">ANAPLAN_AUDIT_BASIC_PASSWORD</w:t>
       </w:r>
       <w:r>
-        <w:t xml:space="preserve"> are set in the environment where the scheduler runs (not just your interactive session).</w:t>
+        <w:t xml:space="preserve"> </w:t>
+      </w:r>
+      <w:r>
+        <w:t xml:space="preserve">are set in the environment where the scheduler runs (not just your interactive session).</w:t>
       </w:r>
     </w:p>
     <w:p>
@@ -4627,7 +4859,10 @@
         </w:numPr>
       </w:pPr>
       <w:r>
-        <w:t xml:space="preserve">Test the credentials directly: </w:t>
+        <w:t xml:space="preserve">Test the credentials directly:</w:t>
+      </w:r>
+      <w:r>
+        <w:t xml:space="preserve"> </w:t>
       </w:r>
       <w:r>
         <w:rPr>
@@ -4658,7 +4893,10 @@
         </w:numPr>
       </w:pPr>
       <w:r>
-        <w:t xml:space="preserve">The stored refresh token may have expired or been revoked. Re-run registration: </w:t>
+        <w:t xml:space="preserve">The stored refresh token may have expired or been revoked. Re-run registration:</w:t>
+      </w:r>
+      <w:r>
+        <w:t xml:space="preserve"> </w:t>
       </w:r>
       <w:r>
         <w:rPr>
@@ -4679,7 +4917,10 @@
         </w:numPr>
       </w:pPr>
       <w:r>
-        <w:t xml:space="preserve">If </w:t>
+        <w:t xml:space="preserve">If</w:t>
+      </w:r>
+      <w:r>
+        <w:t xml:space="preserve"> </w:t>
       </w:r>
       <w:r>
         <w:rPr>
@@ -4688,7 +4929,13 @@
         <w:t xml:space="preserve">rotatableToken</w:t>
       </w:r>
       <w:r>
-        <w:t xml:space="preserve"> is </w:t>
+        <w:t xml:space="preserve"> </w:t>
+      </w:r>
+      <w:r>
+        <w:t xml:space="preserve">is</w:t>
+      </w:r>
+      <w:r>
+        <w:t xml:space="preserve"> </w:t>
       </w:r>
       <w:r>
         <w:rPr>
@@ -4697,7 +4944,10 @@
         <w:t xml:space="preserve">true</w:t>
       </w:r>
       <w:r>
-        <w:t xml:space="preserve">, ensure the </w:t>
+        <w:t xml:space="preserve">, ensure the</w:t>
+      </w:r>
+      <w:r>
+        <w:t xml:space="preserve"> </w:t>
       </w:r>
       <w:r>
         <w:rPr>
@@ -4706,7 +4956,10 @@
         <w:t xml:space="preserve">tokens.db</w:t>
       </w:r>
       <w:r>
-        <w:t xml:space="preserve"> file is not being deleted between runs.</w:t>
+        <w:t xml:space="preserve"> </w:t>
+      </w:r>
+      <w:r>
+        <w:t xml:space="preserve">file is not being deleted between runs.</w:t>
       </w:r>
     </w:p>
     <w:p>
@@ -4718,7 +4971,10 @@
         </w:numPr>
       </w:pPr>
       <w:r>
-        <w:t xml:space="preserve">Check that </w:t>
+        <w:t xml:space="preserve">Check that</w:t>
+      </w:r>
+      <w:r>
+        <w:t xml:space="preserve"> </w:t>
       </w:r>
       <w:r>
         <w:rPr>
@@ -4727,7 +4983,10 @@
         <w:t xml:space="preserve">~/.anaplan_audit/tokens.db</w:t>
       </w:r>
       <w:r>
-        <w:t xml:space="preserve"> exists and has correct permissions (</w:t>
+        <w:t xml:space="preserve"> </w:t>
+      </w:r>
+      <w:r>
+        <w:t xml:space="preserve">exists and has correct permissions (</w:t>
       </w:r>
       <w:r>
         <w:rPr>
@@ -4758,7 +5017,10 @@
         </w:numPr>
       </w:pPr>
       <w:r>
-        <w:t xml:space="preserve">Verify the PEM file paths in </w:t>
+        <w:t xml:space="preserve">Verify the PEM file paths in</w:t>
+      </w:r>
+      <w:r>
+        <w:t xml:space="preserve"> </w:t>
       </w:r>
       <w:r>
         <w:rPr>
@@ -4767,7 +5029,10 @@
         <w:t xml:space="preserve">settings.json</w:t>
       </w:r>
       <w:r>
-        <w:t xml:space="preserve"> exist and are readable by the process user.</w:t>
+        <w:t xml:space="preserve"> </w:t>
+      </w:r>
+      <w:r>
+        <w:t xml:space="preserve">exist and are readable by the process user.</w:t>
       </w:r>
     </w:p>
     <w:p>
@@ -4810,7 +5075,10 @@
         <w:pStyle w:val="FirstParagraph"/>
       </w:pPr>
       <w:r>
-        <w:t xml:space="preserve">API errors after all retries are exhausted log an </w:t>
+        <w:t xml:space="preserve">API errors after all retries are exhausted log an</w:t>
+      </w:r>
+      <w:r>
+        <w:t xml:space="preserve"> </w:t>
       </w:r>
       <w:r>
         <w:rPr>
@@ -4819,7 +5087,13 @@
         <w:t xml:space="preserve">UpstreamError</w:t>
       </w:r>
       <w:r>
-        <w:t xml:space="preserve"> or </w:t>
+        <w:t xml:space="preserve"> </w:t>
+      </w:r>
+      <w:r>
+        <w:t xml:space="preserve">or</w:t>
+      </w:r>
+      <w:r>
+        <w:t xml:space="preserve"> </w:t>
       </w:r>
       <w:r>
         <w:rPr>
@@ -4828,7 +5102,10 @@
         <w:t xml:space="preserve">RateLimitError</w:t>
       </w:r>
       <w:r>
-        <w:t xml:space="preserve"> with the full response body in context. Steps:</w:t>
+        <w:t xml:space="preserve"> </w:t>
+      </w:r>
+      <w:r>
+        <w:t xml:space="preserve">with the full response body in context. Steps:</w:t>
       </w:r>
     </w:p>
     <w:p>
@@ -4852,7 +5129,10 @@
         </w:numPr>
       </w:pPr>
       <w:r>
-        <w:t xml:space="preserve">Inspect the log entry for the </w:t>
+        <w:t xml:space="preserve">Inspect the log entry for the</w:t>
+      </w:r>
+      <w:r>
+        <w:t xml:space="preserve"> </w:t>
       </w:r>
       <w:r>
         <w:rPr>
@@ -4861,7 +5141,13 @@
         <w:t xml:space="preserve">status_code</w:t>
       </w:r>
       <w:r>
-        <w:t xml:space="preserve"> and </w:t>
+        <w:t xml:space="preserve"> </w:t>
+      </w:r>
+      <w:r>
+        <w:t xml:space="preserve">and</w:t>
+      </w:r>
+      <w:r>
+        <w:t xml:space="preserve"> </w:t>
       </w:r>
       <w:r>
         <w:rPr>
@@ -4870,7 +5156,10 @@
         <w:t xml:space="preserve">url</w:t>
       </w:r>
       <w:r>
-        <w:t xml:space="preserve"> fields to identify which API is failing.</w:t>
+        <w:t xml:space="preserve"> </w:t>
+      </w:r>
+      <w:r>
+        <w:t xml:space="preserve">fields to identify which API is failing.</w:t>
       </w:r>
     </w:p>
     <w:p>
@@ -4882,7 +5171,10 @@
         </w:numPr>
       </w:pPr>
       <w:r>
-        <w:t xml:space="preserve">For 429 (rate limit): reduce </w:t>
+        <w:t xml:space="preserve">For 429 (rate limit): reduce</w:t>
+      </w:r>
+      <w:r>
+        <w:t xml:space="preserve"> </w:t>
       </w:r>
       <w:r>
         <w:rPr>
@@ -4891,7 +5183,13 @@
         <w:t xml:space="preserve">auditBatchSize</w:t>
       </w:r>
       <w:r>
-        <w:t xml:space="preserve"> in </w:t>
+        <w:t xml:space="preserve"> </w:t>
+      </w:r>
+      <w:r>
+        <w:t xml:space="preserve">in</w:t>
+      </w:r>
+      <w:r>
+        <w:t xml:space="preserve"> </w:t>
       </w:r>
       <w:r>
         <w:rPr>
@@ -4900,7 +5198,10 @@
         <w:t xml:space="preserve">settings.json</w:t>
       </w:r>
       <w:r>
-        <w:t xml:space="preserve"> or increase the scheduling interval.</w:t>
+        <w:t xml:space="preserve"> </w:t>
+      </w:r>
+      <w:r>
+        <w:t xml:space="preserve">or increase the scheduling interval.</w:t>
       </w:r>
     </w:p>
     <w:p>
@@ -4912,7 +5213,10 @@
         </w:numPr>
       </w:pPr>
       <w:r>
-        <w:t xml:space="preserve">For persistent 5xx: wait for Anaplan service recovery, then re-run. The </w:t>
+        <w:t xml:space="preserve">For persistent 5xx: wait for Anaplan service recovery, then re-run. The</w:t>
+      </w:r>
+      <w:r>
+        <w:t xml:space="preserve"> </w:t>
       </w:r>
       <w:r>
         <w:rPr>
@@ -4921,7 +5225,10 @@
         <w:t xml:space="preserve">lastRun</w:t>
       </w:r>
       <w:r>
-        <w:t xml:space="preserve"> value is only updated on success, so a failed run will be retried in full on the next attempt.</w:t>
+        <w:t xml:space="preserve"> </w:t>
+      </w:r>
+      <w:r>
+        <w:t xml:space="preserve">value is only updated on success, so a failed run will be retried in full on the next attempt.</w:t>
       </w:r>
     </w:p>
     <w:bookmarkEnd w:id="43"/>
@@ -4945,7 +5252,13 @@
         <w:t xml:space="preserve">SQLiteLoadError</w:t>
       </w:r>
       <w:r>
-        <w:t xml:space="preserve"> or </w:t>
+        <w:t xml:space="preserve"> </w:t>
+      </w:r>
+      <w:r>
+        <w:t xml:space="preserve">or</w:t>
+      </w:r>
+      <w:r>
+        <w:t xml:space="preserve"> </w:t>
       </w:r>
       <w:r>
         <w:rPr>
@@ -4954,7 +5267,10 @@
         <w:t xml:space="preserve">QueryExecutionError</w:t>
       </w:r>
       <w:r>
-        <w:t xml:space="preserve"> indicates a problem with the local database. Possible causes:</w:t>
+        <w:t xml:space="preserve"> </w:t>
+      </w:r>
+      <w:r>
+        <w:t xml:space="preserve">indicates a problem with the local database. Possible causes:</w:t>
       </w:r>
     </w:p>
     <w:p>
@@ -4966,7 +5282,10 @@
         </w:numPr>
       </w:pPr>
       <w:r>
-        <w:t xml:space="preserve">The SQLite database file is corrupted — check with </w:t>
+        <w:t xml:space="preserve">The SQLite database file is corrupted — check with</w:t>
+      </w:r>
+      <w:r>
+        <w:t xml:space="preserve"> </w:t>
       </w:r>
       <w:r>
         <w:rPr>
@@ -4996,7 +5315,10 @@
         </w:numPr>
       </w:pPr>
       <w:r>
-        <w:t xml:space="preserve">Schema mismatch — if you manually altered the database or are running after a code change that changed the column set. Delete the </w:t>
+        <w:t xml:space="preserve">Schema mismatch — if you manually altered the database or are running after a code change that changed the column set. Delete the</w:t>
+      </w:r>
+      <w:r>
+        <w:t xml:space="preserve"> </w:t>
       </w:r>
       <w:r>
         <w:rPr>
@@ -5005,7 +5327,10 @@
         <w:t xml:space="preserve">.db</w:t>
       </w:r>
       <w:r>
-        <w:t xml:space="preserve"> file and run again to rebuild from scratch.</w:t>
+        <w:t xml:space="preserve"> </w:t>
+      </w:r>
+      <w:r>
+        <w:t xml:space="preserve">file and run again to rebuild from scratch.</w:t>
       </w:r>
     </w:p>
     <w:p>
@@ -5020,7 +5345,13 @@
         <w:t xml:space="preserve">Warning:</w:t>
       </w:r>
       <w:r>
-        <w:t xml:space="preserve"> Deleting </w:t>
+        <w:t xml:space="preserve"> </w:t>
+      </w:r>
+      <w:r>
+        <w:t xml:space="preserve">Deleting</w:t>
+      </w:r>
+      <w:r>
+        <w:t xml:space="preserve"> </w:t>
       </w:r>
       <w:r>
         <w:rPr>
@@ -5029,7 +5360,10 @@
         <w:t xml:space="preserve">anaplan_audit.db</w:t>
       </w:r>
       <w:r>
-        <w:t xml:space="preserve"> loses all accumulated audit history beyond Anaplan’s 30-day window. Only do this if the database is genuinely corrupted and unrecoverable.</w:t>
+        <w:t xml:space="preserve"> </w:t>
+      </w:r>
+      <w:r>
+        <w:t xml:space="preserve">loses all accumulated audit history beyond Anaplan’s 30-day window. Only do this if the database is genuinely corrupted and unrecoverable.</w:t>
       </w:r>
     </w:p>
     <w:bookmarkEnd w:id="44"/>
@@ -5118,7 +5452,13 @@
               <w:t xml:space="preserve">-u</w:t>
             </w:r>
             <w:r>
-              <w:t xml:space="preserve"> / </w:t>
+              <w:t xml:space="preserve"> </w:t>
+            </w:r>
+            <w:r>
+              <w:t xml:space="preserve">/</w:t>
+            </w:r>
+            <w:r>
+              <w:t xml:space="preserve"> </w:t>
             </w:r>
             <w:r>
               <w:rPr>
@@ -5127,7 +5467,10 @@
               <w:t xml:space="preserve">-p</w:t>
             </w:r>
             <w:r>
-              <w:t xml:space="preserve"> flags</w:t>
+              <w:t xml:space="preserve"> </w:t>
+            </w:r>
+            <w:r>
+              <w:t xml:space="preserve">flags</w:t>
             </w:r>
           </w:p>
         </w:tc>
@@ -5144,7 +5487,13 @@
               <w:t xml:space="preserve">ANAPLAN_AUDIT_BASIC_USERNAME</w:t>
             </w:r>
             <w:r>
-              <w:t xml:space="preserve"> / </w:t>
+              <w:t xml:space="preserve"> </w:t>
+            </w:r>
+            <w:r>
+              <w:t xml:space="preserve">/</w:t>
+            </w:r>
+            <w:r>
+              <w:t xml:space="preserve"> </w:t>
             </w:r>
             <w:r>
               <w:rPr>
@@ -5153,7 +5502,10 @@
               <w:t xml:space="preserve">ANAPLAN_AUDIT_BASIC_PASSWORD</w:t>
             </w:r>
             <w:r>
-              <w:t xml:space="preserve"> env vars</w:t>
+              <w:t xml:space="preserve"> </w:t>
+            </w:r>
+            <w:r>
+              <w:t xml:space="preserve">env vars</w:t>
             </w:r>
           </w:p>
         </w:tc>
@@ -5183,18 +5535,24 @@
               <w:t xml:space="preserve">apsw</w:t>
             </w:r>
             <w:r>
-              <w:t xml:space="preserve"> (C package)</w:t>
-            </w:r>
-          </w:p>
-        </w:tc>
-        <w:tc>
-          <w:tcPr/>
-          <w:p>
-            <w:pPr>
-              <w:pStyle w:val="Compact"/>
-            </w:pPr>
-            <w:r>
-              <w:t xml:space="preserve">stdlib </w:t>
+              <w:t xml:space="preserve"> </w:t>
+            </w:r>
+            <w:r>
+              <w:t xml:space="preserve">(C package)</w:t>
+            </w:r>
+          </w:p>
+        </w:tc>
+        <w:tc>
+          <w:tcPr/>
+          <w:p>
+            <w:pPr>
+              <w:pStyle w:val="Compact"/>
+            </w:pPr>
+            <w:r>
+              <w:t xml:space="preserve">stdlib</w:t>
+            </w:r>
+            <w:r>
+              <w:t xml:space="preserve"> </w:t>
             </w:r>
             <w:r>
               <w:rPr>
@@ -5211,7 +5569,10 @@
               <w:pStyle w:val="Compact"/>
             </w:pPr>
             <w:r>
-              <w:t xml:space="preserve">No action — </w:t>
+              <w:t xml:space="preserve">No action —</w:t>
+            </w:r>
+            <w:r>
+              <w:t xml:space="preserve"> </w:t>
             </w:r>
             <w:r>
               <w:rPr>
@@ -5220,7 +5581,10 @@
               <w:t xml:space="preserve">uv sync</w:t>
             </w:r>
             <w:r>
-              <w:t xml:space="preserve"> handles this automatically.</w:t>
+              <w:t xml:space="preserve"> </w:t>
+            </w:r>
+            <w:r>
+              <w:t xml:space="preserve">handles this automatically.</w:t>
             </w:r>
           </w:p>
         </w:tc>
@@ -5239,7 +5603,10 @@
               <w:t xml:space="preserve">pycryptodome</w:t>
             </w:r>
             <w:r>
-              <w:t xml:space="preserve"> token</w:t>
+              <w:t xml:space="preserve"> </w:t>
+            </w:r>
+            <w:r>
+              <w:t xml:space="preserve">token</w:t>
             </w:r>
           </w:p>
         </w:tc>
@@ -5256,18 +5623,24 @@
               <w:t xml:space="preserve">cryptography</w:t>
             </w:r>
             <w:r>
-              <w:t xml:space="preserve"> Fernet token</w:t>
-            </w:r>
-          </w:p>
-        </w:tc>
-        <w:tc>
-          <w:tcPr/>
-          <w:p>
-            <w:pPr>
-              <w:pStyle w:val="Compact"/>
-            </w:pPr>
-            <w:r>
-              <w:t xml:space="preserve">Re-run: </w:t>
+              <w:t xml:space="preserve"> </w:t>
+            </w:r>
+            <w:r>
+              <w:t xml:space="preserve">Fernet token</w:t>
+            </w:r>
+          </w:p>
+        </w:tc>
+        <w:tc>
+          <w:tcPr/>
+          <w:p>
+            <w:pPr>
+              <w:pStyle w:val="Compact"/>
+            </w:pPr>
+            <w:r>
+              <w:t xml:space="preserve">Re-run:</w:t>
+            </w:r>
+            <w:r>
+              <w:t xml:space="preserve"> </w:t>
             </w:r>
             <w:r>
               <w:rPr>
@@ -5365,7 +5738,10 @@
               <w:t xml:space="preserve">settings.json</w:t>
             </w:r>
             <w:r>
-              <w:t xml:space="preserve"> keys</w:t>
+              <w:t xml:space="preserve"> </w:t>
+            </w:r>
+            <w:r>
+              <w:t xml:space="preserve">keys</w:t>
             </w:r>
           </w:p>
         </w:tc>
@@ -5387,7 +5763,10 @@
               <w:pStyle w:val="Compact"/>
             </w:pPr>
             <w:r>
-              <w:t xml:space="preserve">No action — existing </w:t>
+              <w:t xml:space="preserve">No action — existing</w:t>
+            </w:r>
+            <w:r>
+              <w:t xml:space="preserve"> </w:t>
             </w:r>
             <w:r>
               <w:rPr>
@@ -5396,7 +5775,10 @@
               <w:t xml:space="preserve">settings.json</w:t>
             </w:r>
             <w:r>
-              <w:t xml:space="preserve"> files work without edits.</w:t>
+              <w:t xml:space="preserve"> </w:t>
+            </w:r>
+            <w:r>
+              <w:t xml:space="preserve">files work without edits.</w:t>
             </w:r>
           </w:p>
         </w:tc>
@@ -5488,7 +5870,13 @@
               <w:t xml:space="preserve">writeSampleFilesOverride: true</w:t>
             </w:r>
             <w:r>
-              <w:t xml:space="preserve"> in </w:t>
+              <w:t xml:space="preserve"> </w:t>
+            </w:r>
+            <w:r>
+              <w:t xml:space="preserve">in</w:t>
+            </w:r>
+            <w:r>
+              <w:t xml:space="preserve"> </w:t>
             </w:r>
             <w:r>
               <w:rPr>
@@ -5505,7 +5893,10 @@
               <w:pStyle w:val="Compact"/>
             </w:pPr>
             <w:r>
-              <w:t xml:space="preserve">Field removed — use </w:t>
+              <w:t xml:space="preserve">Field removed — use</w:t>
+            </w:r>
+            <w:r>
+              <w:t xml:space="preserve"> </w:t>
             </w:r>
             <w:r>
               <w:rPr>
@@ -5514,18 +5905,24 @@
               <w:t xml:space="preserve">--dry-run</w:t>
             </w:r>
             <w:r>
-              <w:t xml:space="preserve"> instead</w:t>
-            </w:r>
-          </w:p>
-        </w:tc>
-        <w:tc>
-          <w:tcPr/>
-          <w:p>
-            <w:pPr>
-              <w:pStyle w:val="Compact"/>
-            </w:pPr>
-            <w:r>
-              <w:t xml:space="preserve">Remove from </w:t>
+              <w:t xml:space="preserve"> </w:t>
+            </w:r>
+            <w:r>
+              <w:t xml:space="preserve">instead</w:t>
+            </w:r>
+          </w:p>
+        </w:tc>
+        <w:tc>
+          <w:tcPr/>
+          <w:p>
+            <w:pPr>
+              <w:pStyle w:val="Compact"/>
+            </w:pPr>
+            <w:r>
+              <w:t xml:space="preserve">Remove from</w:t>
+            </w:r>
+            <w:r>
+              <w:t xml:space="preserve"> </w:t>
             </w:r>
             <w:r>
               <w:rPr>
@@ -5534,7 +5931,10 @@
               <w:t xml:space="preserve">settings.json</w:t>
             </w:r>
             <w:r>
-              <w:t xml:space="preserve">; add </w:t>
+              <w:t xml:space="preserve">; add</w:t>
+            </w:r>
+            <w:r>
+              <w:t xml:space="preserve"> </w:t>
             </w:r>
             <w:r>
               <w:rPr>
@@ -5543,7 +5943,10 @@
               <w:t xml:space="preserve">--dry-run</w:t>
             </w:r>
             <w:r>
-              <w:t xml:space="preserve"> to command when testing</w:t>
+              <w:t xml:space="preserve"> </w:t>
+            </w:r>
+            <w:r>
+              <w:t xml:space="preserve">to command when testing</w:t>
             </w:r>
           </w:p>
         </w:tc>
@@ -5556,7 +5959,10 @@
               <w:pStyle w:val="Compact"/>
             </w:pPr>
             <w:r>
-              <w:t xml:space="preserve">14-column </w:t>
+              <w:t xml:space="preserve">14-column</w:t>
+            </w:r>
+            <w:r>
+              <w:t xml:space="preserve"> </w:t>
             </w:r>
             <w:r>
               <w:rPr>
@@ -5565,7 +5971,10 @@
               <w:t xml:space="preserve">model_history_normalized</w:t>
             </w:r>
             <w:r>
-              <w:t xml:space="preserve"> schema</w:t>
+              <w:t xml:space="preserve"> </w:t>
+            </w:r>
+            <w:r>
+              <w:t xml:space="preserve">schema</w:t>
             </w:r>
           </w:p>
         </w:tc>
@@ -5587,7 +5996,10 @@
               <w:pStyle w:val="Compact"/>
             </w:pPr>
             <w:r>
-              <w:t xml:space="preserve">Run once — </w:t>
+              <w:t xml:space="preserve">Run once —</w:t>
+            </w:r>
+            <w:r>
+              <w:t xml:space="preserve"> </w:t>
             </w:r>
             <w:r>
               <w:rPr>
@@ -5596,7 +6008,13 @@
               <w:t xml:space="preserve">ensure_model_history_tables()</w:t>
             </w:r>
             <w:r>
-              <w:t xml:space="preserve"> auto-migrates existing databases via </w:t>
+              <w:t xml:space="preserve"> </w:t>
+            </w:r>
+            <w:r>
+              <w:t xml:space="preserve">auto-migrates existing databases via</w:t>
+            </w:r>
+            <w:r>
+              <w:t xml:space="preserve"> </w:t>
             </w:r>
             <w:r>
               <w:rPr>
@@ -5626,7 +6044,10 @@
               <w:pStyle w:val="Compact"/>
             </w:pPr>
             <w:r>
-              <w:t xml:space="preserve">Add 4 new line items to Model History Detail module: </w:t>
+              <w:t xml:space="preserve">Add 4 new line items to Model History Detail module:</w:t>
+            </w:r>
+            <w:r>
+              <w:t xml:space="preserve"> </w:t>
             </w:r>
             <w:r>
               <w:rPr>
@@ -5635,7 +6056,10 @@
               <w:t xml:space="preserve">anaplan_record_id</w:t>
             </w:r>
             <w:r>
-              <w:t xml:space="preserve">, </w:t>
+              <w:t xml:space="preserve">,</w:t>
+            </w:r>
+            <w:r>
+              <w:t xml:space="preserve"> </w:t>
             </w:r>
             <w:r>
               <w:rPr>
@@ -5644,7 +6068,10 @@
               <w:t xml:space="preserve">import_action</w:t>
             </w:r>
             <w:r>
-              <w:t xml:space="preserve">, </w:t>
+              <w:t xml:space="preserve">,</w:t>
+            </w:r>
+            <w:r>
+              <w:t xml:space="preserve"> </w:t>
             </w:r>
             <w:r>
               <w:rPr>
@@ -5653,7 +6080,10 @@
               <w:t xml:space="preserve">data_types</w:t>
             </w:r>
             <w:r>
-              <w:t xml:space="preserve">, </w:t>
+              <w:t xml:space="preserve">,</w:t>
+            </w:r>
+            <w:r>
+              <w:t xml:space="preserve"> </w:t>
             </w:r>
             <w:r>
               <w:rPr>
@@ -5683,7 +6113,10 @@
               <w:pStyle w:val="Compact"/>
             </w:pPr>
             <w:r>
-              <w:t xml:space="preserve">Record IDs based on Anaplan’s batch </w:t>
+              <w:t xml:space="preserve">Record IDs based on Anaplan’s batch</w:t>
+            </w:r>
+            <w:r>
+              <w:t xml:space="preserve"> </w:t>
             </w:r>
             <w:r>
               <w:rPr>
@@ -5692,7 +6125,10 @@
               <w:t xml:space="preserve">ID</w:t>
             </w:r>
             <w:r>
-              <w:t xml:space="preserve"> column</w:t>
+              <w:t xml:space="preserve"> </w:t>
+            </w:r>
+            <w:r>
+              <w:t xml:space="preserve">column</w:t>
             </w:r>
           </w:p>
         </w:tc>
@@ -5714,7 +6150,10 @@
               <w:pStyle w:val="Compact"/>
             </w:pPr>
             <w:r>
-              <w:t xml:space="preserve">Clear model history tables before first v3 run to avoid ID collisions: </w:t>
+              <w:t xml:space="preserve">Clear model history tables before first v3 run to avoid ID collisions:</w:t>
+            </w:r>
+            <w:r>
+              <w:t xml:space="preserve"> </w:t>
             </w:r>
             <w:r>
               <w:rPr>
@@ -5744,7 +6183,10 @@
               <w:pStyle w:val="Compact"/>
             </w:pPr>
             <w:r>
-              <w:t xml:space="preserve">Optional: configure </w:t>
+              <w:t xml:space="preserve">Optional: configure</w:t>
+            </w:r>
+            <w:r>
+              <w:t xml:space="preserve"> </w:t>
             </w:r>
             <w:r>
               <w:rPr>
@@ -5762,7 +6204,10 @@
               <w:t xml:space="preserve">lastRunImportId</w:t>
             </w:r>
             <w:r>
-              <w:t xml:space="preserve"> to display last sync in Anaplan</w:t>
+              <w:t xml:space="preserve"> </w:t>
+            </w:r>
+            <w:r>
+              <w:t xml:space="preserve">to display last sync in Anaplan</w:t>
             </w:r>
           </w:p>
         </w:tc>
@@ -5794,7 +6239,10 @@
         <w:pStyle w:val="FirstParagraph"/>
       </w:pPr>
       <w:r>
-        <w:t xml:space="preserve">Use </w:t>
+        <w:t xml:space="preserve">Use</w:t>
+      </w:r>
+      <w:r>
+        <w:t xml:space="preserve"> </w:t>
       </w:r>
       <w:r>
         <w:rPr>
@@ -5803,7 +6251,10 @@
         <w:t xml:space="preserve">--dry-run</w:t>
       </w:r>
       <w:r>
-        <w:t xml:space="preserve"> to run the full extract and transform pipeline without uploading to Anaplan. This is useful for verifying configuration and data quality before committing to a production load:</w:t>
+        <w:t xml:space="preserve"> </w:t>
+      </w:r>
+      <w:r>
+        <w:t xml:space="preserve">to run the full extract and transform pipeline without uploading to Anaplan. This is useful for verifying configuration and data quality before committing to a production load:</w:t>
       </w:r>
     </w:p>
     <w:p>
@@ -5846,7 +6297,10 @@
         <w:pStyle w:val="FirstParagraph"/>
       </w:pPr>
       <w:r>
-        <w:t xml:space="preserve">In dry-run mode, the tool fetches all data, loads it to SQLite, runs </w:t>
+        <w:t xml:space="preserve">In dry-run mode, the tool fetches all data, loads it to SQLite, runs</w:t>
+      </w:r>
+      <w:r>
+        <w:t xml:space="preserve"> </w:t>
       </w:r>
       <w:r>
         <w:rPr>
@@ -5855,7 +6309,10 @@
         <w:t xml:space="preserve">audit_query.sql</w:t>
       </w:r>
       <w:r>
-        <w:t xml:space="preserve">, and logs the row count — but skips the upload step and does not update </w:t>
+        <w:t xml:space="preserve">, and logs the row count — but skips the upload step and does not update</w:t>
+      </w:r>
+      <w:r>
+        <w:t xml:space="preserve"> </w:t>
       </w:r>
       <w:r>
         <w:rPr>
@@ -5899,7 +6356,10 @@
         <w:pStyle w:val="FirstParagraph"/>
       </w:pPr>
       <w:r>
-        <w:t xml:space="preserve">v3 introduces two independent feature flags in </w:t>
+        <w:t xml:space="preserve">v3 introduces two independent feature flags in</w:t>
+      </w:r>
+      <w:r>
+        <w:t xml:space="preserve"> </w:t>
       </w:r>
       <w:r>
         <w:rPr>
@@ -5908,7 +6368,10 @@
         <w:t xml:space="preserve">settings.json</w:t>
       </w:r>
       <w:r>
-        <w:t xml:space="preserve"> that control which pipeline stages run on each execution. This lets you run audit-only (the v2 default), both pipelines together, or model history-only for back-fill scenarios.</w:t>
+        <w:t xml:space="preserve"> </w:t>
+      </w:r>
+      <w:r>
+        <w:t xml:space="preserve">that control which pipeline stages run on each execution. This lets you run audit-only (the v2 default), both pipelines together, or model history-only for back-fill scenarios.</w:t>
       </w:r>
     </w:p>
     <w:p>
@@ -5916,7 +6379,10 @@
         <w:pStyle w:val="BodyText"/>
       </w:pPr>
       <w:r>
-        <w:t xml:space="preserve">At least one flag must be </w:t>
+        <w:t xml:space="preserve">At least one flag must be</w:t>
+      </w:r>
+      <w:r>
+        <w:t xml:space="preserve"> </w:t>
       </w:r>
       <w:r>
         <w:rPr>
@@ -5925,7 +6391,10 @@
         <w:t xml:space="preserve">true</w:t>
       </w:r>
       <w:r>
-        <w:t xml:space="preserve">. Setting both to </w:t>
+        <w:t xml:space="preserve">. Setting both to</w:t>
+      </w:r>
+      <w:r>
+        <w:t xml:space="preserve"> </w:t>
       </w:r>
       <w:r>
         <w:rPr>
@@ -5934,7 +6403,10 @@
         <w:t xml:space="preserve">false</w:t>
       </w:r>
       <w:r>
-        <w:t xml:space="preserve"> raises a config error at startup with exit code 2.</w:t>
+        <w:t xml:space="preserve"> </w:t>
+      </w:r>
+      <w:r>
+        <w:t xml:space="preserve">raises a config error at startup with exit code 2.</w:t>
       </w:r>
     </w:p>
     <w:bookmarkEnd w:id="49"/>
@@ -5960,7 +6432,13 @@
         <w:t xml:space="preserve">auditEnabled</w:t>
       </w:r>
       <w:r>
-        <w:t xml:space="preserve"> (boolean, default: </w:t>
+        <w:t xml:space="preserve"> </w:t>
+      </w:r>
+      <w:r>
+        <w:t xml:space="preserve">(boolean, default:</w:t>
+      </w:r>
+      <w:r>
+        <w:t xml:space="preserve"> </w:t>
       </w:r>
       <w:r>
         <w:rPr>
@@ -5969,7 +6447,10 @@
         <w:t xml:space="preserve">true</w:t>
       </w:r>
       <w:r>
-        <w:t xml:space="preserve">) — Runs Steps 2–6: fetch metadata, fetch audit events, load to SQLite, SQL transform, upload to the Audit Reporting Model, and update </w:t>
+        <w:t xml:space="preserve">) — Runs Steps 2–6: fetch metadata, fetch audit events, load to SQLite, SQL transform, upload to the Audit Reporting Model, and update</w:t>
+      </w:r>
+      <w:r>
+        <w:t xml:space="preserve"> </w:t>
       </w:r>
       <w:r>
         <w:rPr>
@@ -5978,7 +6459,10 @@
         <w:t xml:space="preserve">lastRun</w:t>
       </w:r>
       <w:r>
-        <w:t xml:space="preserve">. Set to </w:t>
+        <w:t xml:space="preserve">. Set to</w:t>
+      </w:r>
+      <w:r>
+        <w:t xml:space="preserve"> </w:t>
       </w:r>
       <w:r>
         <w:rPr>
@@ -5987,7 +6471,10 @@
         <w:t xml:space="preserve">false</w:t>
       </w:r>
       <w:r>
-        <w:t xml:space="preserve"> only when running Model History without audit.</w:t>
+        <w:t xml:space="preserve"> </w:t>
+      </w:r>
+      <w:r>
+        <w:t xml:space="preserve">only when running Model History without audit.</w:t>
       </w:r>
     </w:p>
     <w:p>
@@ -6003,7 +6490,13 @@
         <w:t xml:space="preserve">modelHistory.enabled</w:t>
       </w:r>
       <w:r>
-        <w:t xml:space="preserve"> (boolean, default: </w:t>
+        <w:t xml:space="preserve"> </w:t>
+      </w:r>
+      <w:r>
+        <w:t xml:space="preserve">(boolean, default:</w:t>
+      </w:r>
+      <w:r>
+        <w:t xml:space="preserve"> </w:t>
       </w:r>
       <w:r>
         <w:rPr>
@@ -6596,7 +7089,10 @@
         <w:pStyle w:val="FirstParagraph"/>
       </w:pPr>
       <w:r>
-        <w:t xml:space="preserve">When running both pipelines, the recommended approach is to schedule them separately using two </w:t>
+        <w:t xml:space="preserve">When running both pipelines, the recommended approach is to schedule them separately using two</w:t>
+      </w:r>
+      <w:r>
+        <w:t xml:space="preserve"> </w:t>
       </w:r>
       <w:r>
         <w:rPr>
@@ -6605,7 +7101,10 @@
         <w:t xml:space="preserve">settings.json</w:t>
       </w:r>
       <w:r>
-        <w:t xml:space="preserve"> files. This allows audit to run hourly while model history runs once per day, avoiding unnecessary API calls for history exports.</w:t>
+        <w:t xml:space="preserve"> </w:t>
+      </w:r>
+      <w:r>
+        <w:t xml:space="preserve">files. This allows audit to run hourly while model history runs once per day, avoiding unnecessary API calls for history exports.</w:t>
       </w:r>
     </w:p>
     <w:p>
@@ -6647,6 +7146,8 @@
       </w:r>
       <w:r>
         <w:br/>
+      </w:r>
+      <w:r>
         <w:br/>
       </w:r>
       <w:r>
@@ -6715,7 +7216,10 @@
         <w:pStyle w:val="FirstParagraph"/>
       </w:pPr>
       <w:r>
-        <w:t xml:space="preserve">Before enabling </w:t>
+        <w:t xml:space="preserve">Before enabling</w:t>
+      </w:r>
+      <w:r>
+        <w:t xml:space="preserve"> </w:t>
       </w:r>
       <w:r>
         <w:rPr>
@@ -6724,7 +7228,10 @@
         <w:t xml:space="preserve">modelHistory.enabled</w:t>
       </w:r>
       <w:r>
-        <w:t xml:space="preserve">, you must build the Anaplan reporting model that receives the history data. See the Anaplan Model Setup Guide for full step-by-step instructions. At a minimum, each source model must have a </w:t>
+        <w:t xml:space="preserve">, you must build the Anaplan reporting model that receives the history data. See the Anaplan Model Setup Guide for full step-by-step instructions. At a minimum, each source model must have a</w:t>
+      </w:r>
+      <w:r>
+        <w:t xml:space="preserve"> </w:t>
       </w:r>
       <w:r>
         <w:rPr>
@@ -6733,7 +7240,10 @@
         <w:t xml:space="preserve">MODEL_HISTORY_EXPORT</w:t>
       </w:r>
       <w:r>
-        <w:t xml:space="preserve"> export action, and the target reporting model must have the three lists, the module, the three CSV file data sources, three import actions, and the Load Model History process.</w:t>
+        <w:t xml:space="preserve"> </w:t>
+      </w:r>
+      <w:r>
+        <w:t xml:space="preserve">export action, and the target reporting model must have the three lists, the module, the three CSV file data sources, three import actions, and the Load Model History process.</w:t>
       </w:r>
     </w:p>
     <w:p>
@@ -6741,7 +7251,10 @@
         <w:pStyle w:val="BodyText"/>
       </w:pPr>
       <w:r>
-        <w:t xml:space="preserve">The </w:t>
+        <w:t xml:space="preserve">The</w:t>
+      </w:r>
+      <w:r>
+        <w:t xml:space="preserve"> </w:t>
       </w:r>
       <w:r>
         <w:rPr>
@@ -6750,7 +7263,13 @@
         <w:t xml:space="preserve">workspaceId</w:t>
       </w:r>
       <w:r>
-        <w:t xml:space="preserve"> and </w:t>
+        <w:t xml:space="preserve"> </w:t>
+      </w:r>
+      <w:r>
+        <w:t xml:space="preserve">and</w:t>
+      </w:r>
+      <w:r>
+        <w:t xml:space="preserve"> </w:t>
       </w:r>
       <w:r>
         <w:rPr>
@@ -6759,7 +7278,13 @@
         <w:t xml:space="preserve">modelId</w:t>
       </w:r>
       <w:r>
-        <w:t xml:space="preserve"> of the target reporting model must be set in </w:t>
+        <w:t xml:space="preserve"> </w:t>
+      </w:r>
+      <w:r>
+        <w:t xml:space="preserve">of the target reporting model must be set in</w:t>
+      </w:r>
+      <w:r>
+        <w:t xml:space="preserve"> </w:t>
       </w:r>
       <w:r>
         <w:rPr>
@@ -6768,7 +7293,13 @@
         <w:t xml:space="preserve">targetAnaplanModel</w:t>
       </w:r>
       <w:r>
-        <w:t xml:space="preserve"> in </w:t>
+        <w:t xml:space="preserve"> </w:t>
+      </w:r>
+      <w:r>
+        <w:t xml:space="preserve">in</w:t>
+      </w:r>
+      <w:r>
+        <w:t xml:space="preserve"> </w:t>
       </w:r>
       <w:r>
         <w:rPr>
@@ -6795,7 +7326,10 @@
         <w:pStyle w:val="FirstParagraph"/>
       </w:pPr>
       <w:r>
-        <w:t xml:space="preserve">Add the </w:t>
+        <w:t xml:space="preserve">Add the</w:t>
+      </w:r>
+      <w:r>
+        <w:t xml:space="preserve"> </w:t>
       </w:r>
       <w:r>
         <w:rPr>
@@ -6804,7 +7338,13 @@
         <w:t xml:space="preserve">modelHistory</w:t>
       </w:r>
       <w:r>
-        <w:t xml:space="preserve"> block to </w:t>
+        <w:t xml:space="preserve"> </w:t>
+      </w:r>
+      <w:r>
+        <w:t xml:space="preserve">block to</w:t>
+      </w:r>
+      <w:r>
+        <w:t xml:space="preserve"> </w:t>
       </w:r>
       <w:r>
         <w:rPr>
@@ -7165,7 +7705,10 @@
         <w:pStyle w:val="FirstParagraph"/>
       </w:pPr>
       <w:r>
-        <w:t xml:space="preserve">Run </w:t>
+        <w:t xml:space="preserve">Run</w:t>
+      </w:r>
+      <w:r>
+        <w:t xml:space="preserve"> </w:t>
       </w:r>
       <w:r>
         <w:rPr>
@@ -7174,7 +7717,10 @@
         <w:t xml:space="preserve">validate-config</w:t>
       </w:r>
       <w:r>
-        <w:t xml:space="preserve"> to confirm the settings file is valid and authentication succeeds before the first live run:</w:t>
+        <w:t xml:space="preserve"> </w:t>
+      </w:r>
+      <w:r>
+        <w:t xml:space="preserve">to confirm the settings file is valid and authentication succeeds before the first live run:</w:t>
       </w:r>
     </w:p>
     <w:p>
@@ -7199,7 +7745,10 @@
         <w:pStyle w:val="FirstParagraph"/>
       </w:pPr>
       <w:r>
-        <w:t xml:space="preserve">On the first run with </w:t>
+        <w:t xml:space="preserve">On the first run with</w:t>
+      </w:r>
+      <w:r>
+        <w:t xml:space="preserve"> </w:t>
       </w:r>
       <w:r>
         <w:rPr>
@@ -7217,7 +7766,10 @@
         <w:t xml:space="preserve">model_registry</w:t>
       </w:r>
       <w:r>
-        <w:t xml:space="preserve">, </w:t>
+        <w:t xml:space="preserve">,</w:t>
+      </w:r>
+      <w:r>
+        <w:t xml:space="preserve"> </w:t>
       </w:r>
       <w:r>
         <w:rPr>
@@ -7226,7 +7778,10 @@
         <w:t xml:space="preserve">model_history_list</w:t>
       </w:r>
       <w:r>
-        <w:t xml:space="preserve">, </w:t>
+        <w:t xml:space="preserve">,</w:t>
+      </w:r>
+      <w:r>
+        <w:t xml:space="preserve"> </w:t>
       </w:r>
       <w:r>
         <w:rPr>
@@ -7253,7 +7808,10 @@
         <w:pStyle w:val="FirstParagraph"/>
       </w:pPr>
       <w:r>
-        <w:t xml:space="preserve">The </w:t>
+        <w:t xml:space="preserve">The</w:t>
+      </w:r>
+      <w:r>
+        <w:t xml:space="preserve"> </w:t>
       </w:r>
       <w:r>
         <w:rPr>
@@ -7262,7 +7820,13 @@
         <w:t xml:space="preserve">exportActionName</w:t>
       </w:r>
       <w:r>
-        <w:t xml:space="preserve"> key (default </w:t>
+        <w:t xml:space="preserve"> </w:t>
+      </w:r>
+      <w:r>
+        <w:t xml:space="preserve">key (default</w:t>
+      </w:r>
+      <w:r>
+        <w:t xml:space="preserve"> </w:t>
       </w:r>
       <w:r>
         <w:rPr>
@@ -7271,7 +7835,10 @@
         <w:t xml:space="preserve">MODEL_HISTORY_EXPORT</w:t>
       </w:r>
       <w:r>
-        <w:t xml:space="preserve">) must match the exact name of the export action in each source model. If a model does not have an action with that name, the tool logs a warning and continues to the next model — it does not fail the run. You can override the name per-environment in </w:t>
+        <w:t xml:space="preserve">) must match the exact name of the export action in each source model. If a model does not have an action with that name, the tool logs a warning and continues to the next model — it does not fail the run. You can override the name per-environment in</w:t>
+      </w:r>
+      <w:r>
+        <w:t xml:space="preserve"> </w:t>
       </w:r>
       <w:r>
         <w:rPr>
@@ -7295,7 +7862,10 @@
         <w:t xml:space="preserve">Note:</w:t>
       </w:r>
       <w:r>
-        <w:t xml:space="preserve"> Anaplan model history exports are produced as tab-delimited files (TSV), regardless of any CSV format settings in the export action. The tool automatically detects the delimiter from the first line of the downloaded file — no configuration change is needed.</w:t>
+        <w:t xml:space="preserve"> </w:t>
+      </w:r>
+      <w:r>
+        <w:t xml:space="preserve">Anaplan model history exports are produced as tab-delimited files (TSV), regardless of any CSV format settings in the export action. The tool automatically detects the delimiter from the first line of the downloaded file — no configuration change is needed.</w:t>
       </w:r>
     </w:p>
     <w:bookmarkEnd w:id="56"/>
@@ -7313,7 +7883,10 @@
         <w:pStyle w:val="FirstParagraph"/>
       </w:pPr>
       <w:r>
-        <w:t xml:space="preserve">After each successful upload, records older than </w:t>
+        <w:t xml:space="preserve">After each successful upload, records older than</w:t>
+      </w:r>
+      <w:r>
+        <w:t xml:space="preserve"> </w:t>
       </w:r>
       <w:r>
         <w:rPr>
@@ -7322,7 +7895,13 @@
         <w:t xml:space="preserve">retentionYears</w:t>
       </w:r>
       <w:r>
-        <w:t xml:space="preserve"> (default 2) are purged from all three SQLite tables. The purge is based on the </w:t>
+        <w:t xml:space="preserve"> </w:t>
+      </w:r>
+      <w:r>
+        <w:t xml:space="preserve">(default 2) are purged from all three SQLite tables. The purge is based on the</w:t>
+      </w:r>
+      <w:r>
+        <w:t xml:space="preserve"> </w:t>
       </w:r>
       <w:r>
         <w:rPr>
@@ -7331,7 +7910,13 @@
         <w:t xml:space="preserve">date_time_utc</w:t>
       </w:r>
       <w:r>
-        <w:t xml:space="preserve"> timestamp from the original Anaplan model history export. This is important: </w:t>
+        <w:t xml:space="preserve"> </w:t>
+      </w:r>
+      <w:r>
+        <w:t xml:space="preserve">timestamp from the original Anaplan model history export. This is important:</w:t>
+      </w:r>
+      <w:r>
+        <w:t xml:space="preserve"> </w:t>
       </w:r>
       <w:r>
         <w:rPr>
@@ -7340,7 +7925,13 @@
         <w:t xml:space="preserve">date_time_utc</w:t>
       </w:r>
       <w:r>
-        <w:t xml:space="preserve"> is when the actual change occurred — the retention window is applied to the change date, not the capture date. Adjust </w:t>
+        <w:t xml:space="preserve"> </w:t>
+      </w:r>
+      <w:r>
+        <w:t xml:space="preserve">is when the actual change occurred — the retention window is applied to the change date, not the capture date. Adjust</w:t>
+      </w:r>
+      <w:r>
+        <w:t xml:space="preserve"> </w:t>
       </w:r>
       <w:r>
         <w:rPr>
@@ -7349,7 +7940,10 @@
         <w:t xml:space="preserve">retentionYears</w:t>
       </w:r>
       <w:r>
-        <w:t xml:space="preserve"> to match your compliance requirements.</w:t>
+        <w:t xml:space="preserve"> </w:t>
+      </w:r>
+      <w:r>
+        <w:t xml:space="preserve">to match your compliance requirements.</w:t>
       </w:r>
     </w:p>
     <w:bookmarkEnd w:id="57"/>
@@ -7383,7 +7977,10 @@
         <w:t xml:space="preserve">model_history_schema_error</w:t>
       </w:r>
       <w:r>
-        <w:t xml:space="preserve"> — SQLite schema creation failed; check disk space and file permissions on the database path.</w:t>
+        <w:t xml:space="preserve"> </w:t>
+      </w:r>
+      <w:r>
+        <w:t xml:space="preserve">— SQLite schema creation failed; check disk space and file permissions on the database path.</w:t>
       </w:r>
     </w:p>
     <w:p>
@@ -7399,7 +7996,13 @@
         <w:t xml:space="preserve">model_history_model_error</w:t>
       </w:r>
       <w:r>
-        <w:t xml:space="preserve"> — Per-model failure (export, normalize, or upsert); logged with </w:t>
+        <w:t xml:space="preserve"> </w:t>
+      </w:r>
+      <w:r>
+        <w:t xml:space="preserve">— Per-model failure (export, normalize, or upsert); logged with</w:t>
+      </w:r>
+      <w:r>
+        <w:t xml:space="preserve"> </w:t>
       </w:r>
       <w:r>
         <w:rPr>
@@ -7408,7 +8011,13 @@
         <w:t xml:space="preserve">workspace_id</w:t>
       </w:r>
       <w:r>
-        <w:t xml:space="preserve"> and </w:t>
+        <w:t xml:space="preserve"> </w:t>
+      </w:r>
+      <w:r>
+        <w:t xml:space="preserve">and</w:t>
+      </w:r>
+      <w:r>
+        <w:t xml:space="preserve"> </w:t>
       </w:r>
       <w:r>
         <w:rPr>
@@ -7417,7 +8026,10 @@
         <w:t xml:space="preserve">model_id</w:t>
       </w:r>
       <w:r>
-        <w:t xml:space="preserve"> for targeted investigation.</w:t>
+        <w:t xml:space="preserve"> </w:t>
+      </w:r>
+      <w:r>
+        <w:t xml:space="preserve">for targeted investigation.</w:t>
       </w:r>
     </w:p>
     <w:p>
@@ -7433,7 +8045,10 @@
         <w:t xml:space="preserve">model_history_upload_error</w:t>
       </w:r>
       <w:r>
-        <w:t xml:space="preserve"> — Anaplan upload step failed; check API connectivity and target model configuration.</w:t>
+        <w:t xml:space="preserve"> </w:t>
+      </w:r>
+      <w:r>
+        <w:t xml:space="preserve">— Anaplan upload step failed; check API connectivity and target model configuration.</w:t>
       </w:r>
     </w:p>
     <w:p>
@@ -7449,7 +8064,10 @@
         <w:t xml:space="preserve">model_history_purge_error</w:t>
       </w:r>
       <w:r>
-        <w:t xml:space="preserve"> — Retention purge failed; data accumulates until the next successful run.</w:t>
+        <w:t xml:space="preserve"> </w:t>
+      </w:r>
+      <w:r>
+        <w:t xml:space="preserve">— Retention purge failed; data accumulates until the next successful run.</w:t>
       </w:r>
     </w:p>
     <w:p>
@@ -7457,7 +8075,10 @@
         <w:pStyle w:val="BodyText"/>
       </w:pPr>
       <w:r>
-        <w:t xml:space="preserve">All Model History failures are logged as warnings and never terminate the audit run. Check the exit code: a 0 exit with </w:t>
+        <w:t xml:space="preserve">All Model History failures are logged as warnings and never terminate the audit run. Check the exit code: a 0 exit with</w:t>
+      </w:r>
+      <w:r>
+        <w:t xml:space="preserve"> </w:t>
       </w:r>
       <w:r>
         <w:rPr>
@@ -7466,7 +8087,10 @@
         <w:t xml:space="preserve">model_history_model_error</w:t>
       </w:r>
       <w:r>
-        <w:t xml:space="preserve"> events in the log means the audit completed successfully but some history exports failed.</w:t>
+        <w:t xml:space="preserve"> </w:t>
+      </w:r>
+      <w:r>
+        <w:t xml:space="preserve">events in the log means the audit completed successfully but some history exports failed.</w:t>
       </w:r>
     </w:p>
     <w:bookmarkEnd w:id="58"/>
@@ -7491,7 +8115,13 @@
         <w:t xml:space="preserve">Export times out:</w:t>
       </w:r>
       <w:r>
-        <w:t xml:space="preserve"> Increase </w:t>
+        <w:t xml:space="preserve"> </w:t>
+      </w:r>
+      <w:r>
+        <w:t xml:space="preserve">Increase</w:t>
+      </w:r>
+      <w:r>
+        <w:t xml:space="preserve"> </w:t>
       </w:r>
       <w:r>
         <w:rPr>
@@ -7515,7 +8145,13 @@
         <w:t xml:space="preserve">No history data in reporting model:</w:t>
       </w:r>
       <w:r>
-        <w:t xml:space="preserve"> Confirm the export action name matches exactly (case-sensitive). Run with </w:t>
+        <w:t xml:space="preserve"> </w:t>
+      </w:r>
+      <w:r>
+        <w:t xml:space="preserve">Confirm the export action name matches exactly (case-sensitive). Run with</w:t>
+      </w:r>
+      <w:r>
+        <w:t xml:space="preserve"> </w:t>
       </w:r>
       <w:r>
         <w:rPr>
@@ -7524,7 +8160,13 @@
         <w:t xml:space="preserve">--verbose</w:t>
       </w:r>
       <w:r>
-        <w:t xml:space="preserve"> to see per-model log events. Check that the SQLite database has rows in </w:t>
+        <w:t xml:space="preserve"> </w:t>
+      </w:r>
+      <w:r>
+        <w:t xml:space="preserve">to see per-model log events. Check that the SQLite database has rows in</w:t>
+      </w:r>
+      <w:r>
+        <w:t xml:space="preserve"> </w:t>
       </w:r>
       <w:r>
         <w:rPr>
@@ -7533,7 +8175,10 @@
         <w:t xml:space="preserve">model_history_normalized</w:t>
       </w:r>
       <w:r>
-        <w:t xml:space="preserve"> before investigating the upload step.</w:t>
+        <w:t xml:space="preserve"> </w:t>
+      </w:r>
+      <w:r>
+        <w:t xml:space="preserve">before investigating the upload step.</w:t>
       </w:r>
     </w:p>
     <w:p>
@@ -7548,7 +8193,13 @@
         <w:t xml:space="preserve">Upload fails with 400/404:</w:t>
       </w:r>
       <w:r>
-        <w:t xml:space="preserve"> Verify the target model IDs in </w:t>
+        <w:t xml:space="preserve"> </w:t>
+      </w:r>
+      <w:r>
+        <w:t xml:space="preserve">Verify the target model IDs in</w:t>
+      </w:r>
+      <w:r>
+        <w:t xml:space="preserve"> </w:t>
       </w:r>
       <w:r>
         <w:rPr>
@@ -7581,7 +8232,13 @@
         <w:t xml:space="preserve">retentionYears</w:t>
       </w:r>
       <w:r>
-        <w:t xml:space="preserve"> may be set too low, or the </w:t>
+        <w:t xml:space="preserve"> </w:t>
+      </w:r>
+      <w:r>
+        <w:t xml:space="preserve">may be set too low, or the</w:t>
+      </w:r>
+      <w:r>
+        <w:t xml:space="preserve"> </w:t>
       </w:r>
       <w:r>
         <w:rPr>
@@ -7590,7 +8247,13 @@
         <w:t xml:space="preserve">date_time_utc</w:t>
       </w:r>
       <w:r>
-        <w:t xml:space="preserve"> timestamps are wrong. Check the normalize step output with </w:t>
+        <w:t xml:space="preserve"> </w:t>
+      </w:r>
+      <w:r>
+        <w:t xml:space="preserve">timestamps are wrong. Check the normalize step output with</w:t>
+      </w:r>
+      <w:r>
+        <w:t xml:space="preserve"> </w:t>
       </w:r>
       <w:r>
         <w:rPr>
@@ -7599,7 +8262,10 @@
         <w:t xml:space="preserve">--dry-run</w:t>
       </w:r>
       <w:r>
-        <w:t xml:space="preserve"> to inspect the data before upload.</w:t>
+        <w:t xml:space="preserve"> </w:t>
+      </w:r>
+      <w:r>
+        <w:t xml:space="preserve">to inspect the data before upload.</w:t>
       </w:r>
     </w:p>
     <w:bookmarkEnd w:id="59"/>
@@ -7617,7 +8283,10 @@
         <w:pStyle w:val="FirstParagraph"/>
       </w:pPr>
       <w:r>
-        <w:t xml:space="preserve">When </w:t>
+        <w:t xml:space="preserve">When</w:t>
+      </w:r>
+      <w:r>
+        <w:t xml:space="preserve"> </w:t>
       </w:r>
       <w:r>
         <w:rPr>
@@ -7626,7 +8295,13 @@
         <w:t xml:space="preserve">lastRunFileId</w:t>
       </w:r>
       <w:r>
-        <w:t xml:space="preserve"> and </w:t>
+        <w:t xml:space="preserve"> </w:t>
+      </w:r>
+      <w:r>
+        <w:t xml:space="preserve">and</w:t>
+      </w:r>
+      <w:r>
+        <w:t xml:space="preserve"> </w:t>
       </w:r>
       <w:r>
         <w:rPr>
@@ -7635,7 +8310,13 @@
         <w:t xml:space="preserve">lastRunImportId</w:t>
       </w:r>
       <w:r>
-        <w:t xml:space="preserve"> are configured in </w:t>
+        <w:t xml:space="preserve"> </w:t>
+      </w:r>
+      <w:r>
+        <w:t xml:space="preserve">are configured in</w:t>
+      </w:r>
+      <w:r>
+        <w:t xml:space="preserve"> </w:t>
       </w:r>
       <w:r>
         <w:rPr>
@@ -7678,7 +8359,13 @@
         <w:t xml:space="preserve">last_run_epoch</w:t>
       </w:r>
       <w:r>
-        <w:t xml:space="preserve"> is the Unix timestamp (integer seconds). </w:t>
+        <w:t xml:space="preserve"> </w:t>
+      </w:r>
+      <w:r>
+        <w:t xml:space="preserve">is the Unix timestamp (integer seconds).</w:t>
+      </w:r>
+      <w:r>
+        <w:t xml:space="preserve"> </w:t>
       </w:r>
       <w:r>
         <w:rPr>
@@ -7687,7 +8374,10 @@
         <w:t xml:space="preserve">last_run_utc</w:t>
       </w:r>
       <w:r>
-        <w:t xml:space="preserve"> is the ISO 8601 formatted UTC datetime string. Map either or both columns to a line item or cell in your Anaplan reporting model to display the last-sync time on a dashboard.</w:t>
+        <w:t xml:space="preserve"> </w:t>
+      </w:r>
+      <w:r>
+        <w:t xml:space="preserve">is the ISO 8601 formatted UTC datetime string. Map either or both columns to a line item or cell in your Anaplan reporting model to display the last-sync time on a dashboard.</w:t>
       </w:r>
     </w:p>
     <w:p>
@@ -7707,7 +8397,10 @@
         </w:numPr>
       </w:pPr>
       <w:r>
-        <w:t xml:space="preserve">Create a file data source named (e.g.) </w:t>
+        <w:t xml:space="preserve">Create a file data source named (e.g.)</w:t>
+      </w:r>
+      <w:r>
+        <w:t xml:space="preserve"> </w:t>
       </w:r>
       <w:r>
         <w:rPr>
@@ -7716,7 +8409,13 @@
         <w:t xml:space="preserve">LAST_RUN.csv</w:t>
       </w:r>
       <w:r>
-        <w:t xml:space="preserve"> in the target Anaplan model. See </w:t>
+        <w:t xml:space="preserve"> </w:t>
+      </w:r>
+      <w:r>
+        <w:t xml:space="preserve">in the target Anaplan model. See</w:t>
+      </w:r>
+      <w:r>
+        <w:t xml:space="preserve"> </w:t>
       </w:r>
       <w:r>
         <w:rPr>
@@ -7725,7 +8424,10 @@
         <w:t xml:space="preserve">samples/last_run.csv</w:t>
       </w:r>
       <w:r>
-        <w:t xml:space="preserve"> for the column structure.</w:t>
+        <w:t xml:space="preserve"> </w:t>
+      </w:r>
+      <w:r>
+        <w:t xml:space="preserve">for the column structure.</w:t>
       </w:r>
     </w:p>
     <w:p>
@@ -7737,7 +8439,10 @@
         </w:numPr>
       </w:pPr>
       <w:r>
-        <w:t xml:space="preserve">Create an import action that loads </w:t>
+        <w:t xml:space="preserve">Create an import action that loads</w:t>
+      </w:r>
+      <w:r>
+        <w:t xml:space="preserve"> </w:t>
       </w:r>
       <w:r>
         <w:rPr>
@@ -7746,7 +8451,13 @@
         <w:t xml:space="preserve">last_run_utc</w:t>
       </w:r>
       <w:r>
-        <w:t xml:space="preserve"> (and/or </w:t>
+        <w:t xml:space="preserve"> </w:t>
+      </w:r>
+      <w:r>
+        <w:t xml:space="preserve">(and/or</w:t>
+      </w:r>
+      <w:r>
+        <w:t xml:space="preserve"> </w:t>
       </w:r>
       <w:r>
         <w:rPr>
@@ -7767,7 +8478,10 @@
         </w:numPr>
       </w:pPr>
       <w:r>
-        <w:t xml:space="preserve">Record the File ID and Import ID and add them to </w:t>
+        <w:t xml:space="preserve">Record the File ID and Import ID and add them to</w:t>
+      </w:r>
+      <w:r>
+        <w:t xml:space="preserve"> </w:t>
       </w:r>
       <w:r>
         <w:rPr>
@@ -7960,7 +8674,10 @@
         <w:pStyle w:val="FirstParagraph"/>
       </w:pPr>
       <w:r>
-        <w:t xml:space="preserve">SQLite is a local file database — it has no replication, no high availability, and no built-in archiving. The default </w:t>
+        <w:t xml:space="preserve">SQLite is a local file database — it has no replication, no high availability, and no built-in archiving. The default</w:t>
+      </w:r>
+      <w:r>
+        <w:t xml:space="preserve"> </w:t>
       </w:r>
       <w:r>
         <w:rPr>
@@ -7969,7 +8686,10 @@
         <w:t xml:space="preserve">retentionYears: 2</w:t>
       </w:r>
       <w:r>
-        <w:t xml:space="preserve"> setting balances storage growth against practical analytics needs, but organisations with compliance requirements or multi-year trend analysis needs should plan for long-term storage before data is purged.</w:t>
+        <w:t xml:space="preserve"> </w:t>
+      </w:r>
+      <w:r>
+        <w:t xml:space="preserve">setting balances storage growth against practical analytics needs, but organisations with compliance requirements or multi-year trend analysis needs should plan for long-term storage before data is purged.</w:t>
       </w:r>
     </w:p>
     <w:p>
@@ -7984,7 +8704,13 @@
         <w:t xml:space="preserve">Recommended approach:</w:t>
       </w:r>
       <w:r>
-        <w:t xml:space="preserve"> Schedule a periodic extract of </w:t>
+        <w:t xml:space="preserve"> </w:t>
+      </w:r>
+      <w:r>
+        <w:t xml:space="preserve">Schedule a periodic extract of</w:t>
+      </w:r>
+      <w:r>
+        <w:t xml:space="preserve"> </w:t>
       </w:r>
       <w:r>
         <w:rPr>
@@ -7993,7 +8719,13 @@
         <w:t xml:space="preserve">model_history_normalized</w:t>
       </w:r>
       <w:r>
-        <w:t xml:space="preserve"> and </w:t>
+        <w:t xml:space="preserve"> </w:t>
+      </w:r>
+      <w:r>
+        <w:t xml:space="preserve">and</w:t>
+      </w:r>
+      <w:r>
+        <w:t xml:space="preserve"> </w:t>
       </w:r>
       <w:r>
         <w:rPr>
@@ -8002,7 +8734,13 @@
         <w:t xml:space="preserve">model_history_list</w:t>
       </w:r>
       <w:r>
-        <w:t xml:space="preserve"> to an external SQL database or data warehouse (PostgreSQL, Snowflake, BigQuery, Azure SQL, etc.) using the same column schema. The extract should run before </w:t>
+        <w:t xml:space="preserve"> </w:t>
+      </w:r>
+      <w:r>
+        <w:t xml:space="preserve">to an external SQL database or data warehouse (PostgreSQL, Snowflake, BigQuery, Azure SQL, etc.) using the same column schema. The extract should run before</w:t>
+      </w:r>
+      <w:r>
+        <w:t xml:space="preserve"> </w:t>
       </w:r>
       <w:r>
         <w:rPr>
@@ -8011,7 +8749,13 @@
         <w:t xml:space="preserve">purge_old_history()</w:t>
       </w:r>
       <w:r>
-        <w:t xml:space="preserve"> is triggered — i.e., at least once per </w:t>
+        <w:t xml:space="preserve"> </w:t>
+      </w:r>
+      <w:r>
+        <w:t xml:space="preserve">is triggered — i.e., at least once per</w:t>
+      </w:r>
+      <w:r>
+        <w:t xml:space="preserve"> </w:t>
       </w:r>
       <w:r>
         <w:rPr>
@@ -8020,7 +8764,13 @@
         <w:t xml:space="preserve">retentionYears</w:t>
       </w:r>
       <w:r>
-        <w:t xml:space="preserve"> window. The </w:t>
+        <w:t xml:space="preserve"> </w:t>
+      </w:r>
+      <w:r>
+        <w:t xml:space="preserve">window. The</w:t>
+      </w:r>
+      <w:r>
+        <w:t xml:space="preserve"> </w:t>
       </w:r>
       <w:r>
         <w:rPr>
@@ -8029,7 +8779,10 @@
         <w:t xml:space="preserve">date_time_utc</w:t>
       </w:r>
       <w:r>
-        <w:t xml:space="preserve"> column can be used as a watermark for incremental extracts.</w:t>
+        <w:t xml:space="preserve"> </w:t>
+      </w:r>
+      <w:r>
+        <w:t xml:space="preserve">column can be used as a watermark for incremental extracts.</w:t>
       </w:r>
     </w:p>
     <w:p>
@@ -8044,7 +8797,13 @@
         <w:t xml:space="preserve">What NOT to do:</w:t>
       </w:r>
       <w:r>
-        <w:t xml:space="preserve"> Do not increase </w:t>
+        <w:t xml:space="preserve"> </w:t>
+      </w:r>
+      <w:r>
+        <w:t xml:space="preserve">Do not increase</w:t>
+      </w:r>
+      <w:r>
+        <w:t xml:space="preserve"> </w:t>
       </w:r>
       <w:r>
         <w:rPr>
@@ -8053,546 +8812,14 @@
         <w:t xml:space="preserve">retentionYears</w:t>
       </w:r>
       <w:r>
-        <w:t xml:space="preserve"> indefinitely as a substitute for a proper archive strategy. SQLite performance degrades with very large databases, and there is no built-in protection against file corruption on network shares.</w:t>
+        <w:t xml:space="preserve"> </w:t>
+      </w:r>
+      <w:r>
+        <w:t xml:space="preserve">indefinitely as a substitute for a proper archive strategy. SQLite performance degrades with very large databases, and there is no built-in protection against file corruption on network shares.</w:t>
       </w:r>
     </w:p>
     <w:bookmarkEnd w:id="61"/>
     <w:bookmarkEnd w:id="62"/>
-    <w:p>
-      <w:pPr>
-        <w:pStyle w:val="Heading1"/>
-      </w:pPr>
-      <w:r>
-        <w:t xml:space="preserve">6. Audit Event Catalog Maintenance (v3.1)</w:t>
-      </w:r>
-    </w:p>
-    <w:p>
-      <w:pPr>
-        <w:pStyle w:val="FirstParagraph"/>
-      </w:pPr>
-      <w:r>
-        <w:t xml:space="preserve">v3.1 ships activity_events.csv with 222 codes — every audit event category Anaplan publishes today. Anaplan continues to add new categories. This section covers the routine operations work to keep the catalog current and the loader-level schema evolution that makes the pipeline forward-compatible.</w:t>
-      </w:r>
-    </w:p>
-    <w:p>
-      <w:pPr>
-        <w:pStyle w:val="Heading2"/>
-      </w:pPr>
-      <w:r>
-        <w:t xml:space="preserve">6.1 Audit event catalog and refresh cadence</w:t>
-      </w:r>
-    </w:p>
-    <w:p>
-      <w:pPr>
-        <w:pStyle w:val="FirstParagraph"/>
-      </w:pPr>
-      <w:r>
-        <w:t xml:space="preserve">The activity-code catalog ships in src/anaplan_audit/data/activity_events.csv and is loaded into the Anaplan reporting model's act_codes list on every run. Categories tracked in v3.1:</w:t>
-      </w:r>
-    </w:p>
-    <w:tbl>
-      <w:tblPr>
-        <w:tblStyle w:val="Table"/>
-        <w:tblW w:type="pct" w:w="5000"/>
-        <w:tblLayout w:type="fixed"/>
-        <w:tblLook w:firstRow="1" w:lastRow="0" w:firstColumn="0" w:lastColumn="0" w:noHBand="0" w:noVBand="0" w:val="0020"/>
-      </w:tblPr>
-      <w:tblGrid>
-        <w:gridCol w:w="2200"/>
-        <w:gridCol w:w="2200"/>
-        <w:gridCol w:w="3520"/>
-      </w:tblGrid>
-      <w:tr>
-        <w:trPr>
-          <w:tblHeader w:val="on"/>
-        </w:trPr>
-        <w:tc>
-          <w:tcPr>
-            <w:tcW w:type="dxa" w:w="2200"/>
-          </w:tcPr>
-          <w:p>
-            <w:pPr>
-              <w:pStyle w:val="Compact"/>
-            </w:pPr>
-            <w:r>
-              <w:rPr>
-                <w:b/>
-                <w:bCs/>
-              </w:rPr>
-              <w:t xml:space="preserve">Category</w:t>
-            </w:r>
-          </w:p>
-        </w:tc>
-        <w:tc>
-          <w:tcPr>
-            <w:tcW w:type="dxa" w:w="2200"/>
-          </w:tcPr>
-          <w:p>
-            <w:pPr>
-              <w:pStyle w:val="Compact"/>
-            </w:pPr>
-            <w:r>
-              <w:rPr>
-                <w:b/>
-                <w:bCs/>
-              </w:rPr>
-              <w:t xml:space="preserve">Code range</w:t>
-            </w:r>
-          </w:p>
-        </w:tc>
-        <w:tc>
-          <w:tcPr>
-            <w:tcW w:type="dxa" w:w="3520"/>
-          </w:tcPr>
-          <w:p>
-            <w:pPr>
-              <w:pStyle w:val="Compact"/>
-            </w:pPr>
-            <w:r>
-              <w:rPr>
-                <w:b/>
-                <w:bCs/>
-              </w:rPr>
-              <w:t xml:space="preserve">Notes</w:t>
-            </w:r>
-          </w:p>
-        </w:tc>
-      </w:tr>
-      <w:tr>
-        <w:tc>
-          <w:tcPr>
-            <w:tcW w:type="dxa" w:w="2200"/>
-          </w:tcPr>
-          <w:p>
-            <w:pPr>
-              <w:pStyle w:val="Compact"/>
-            </w:pPr>
-            <w:r>
-              <w:t xml:space="preserve">User Activity</w:t>
-            </w:r>
-          </w:p>
-        </w:tc>
-        <w:tc>
-          <w:tcPr>
-            <w:tcW w:type="dxa" w:w="2200"/>
-          </w:tcPr>
-          <w:p>
-            <w:pPr>
-              <w:pStyle w:val="Compact"/>
-            </w:pPr>
-            <w:r>
-              <w:t xml:space="preserve">USR-1 … USR-74</w:t>
-            </w:r>
-          </w:p>
-        </w:tc>
-        <w:tc>
-          <w:tcPr>
-            <w:tcW w:type="dxa" w:w="3520"/>
-          </w:tcPr>
-          <w:p>
-            <w:pPr>
-              <w:pStyle w:val="Compact"/>
-            </w:pPr>
-            <w:r>
-              <w:t xml:space="preserve">Login, model access, exports, role changes, UX board/worksheet/report tracking, IP-list import/export, password change</w:t>
-            </w:r>
-          </w:p>
-        </w:tc>
-      </w:tr>
-      <w:tr>
-        <w:tc>
-          <w:tcPr>
-            <w:tcW w:type="dxa" w:w="2200"/>
-          </w:tcPr>
-          <w:p>
-            <w:pPr>
-              <w:pStyle w:val="Compact"/>
-            </w:pPr>
-            <w:r>
-              <w:t xml:space="preserve">Access Control</w:t>
-            </w:r>
-          </w:p>
-        </w:tc>
-        <w:tc>
-          <w:tcPr>
-            <w:tcW w:type="dxa" w:w="2200"/>
-          </w:tcPr>
-          <w:p>
-            <w:pPr>
-              <w:pStyle w:val="Compact"/>
-            </w:pPr>
-            <w:r>
-              <w:t xml:space="preserve">AUTHZ-0 … AUTHZ-7</w:t>
-            </w:r>
-          </w:p>
-        </w:tc>
-        <w:tc>
-          <w:tcPr>
-            <w:tcW w:type="dxa" w:w="3520"/>
-          </w:tcPr>
-          <w:p>
-            <w:pPr>
-              <w:pStyle w:val="Compact"/>
-            </w:pPr>
-            <w:r>
-              <w:t xml:space="preserve">Role assignment, access granted/denied</w:t>
-            </w:r>
-          </w:p>
-        </w:tc>
-      </w:tr>
-      <w:tr>
-        <w:tc>
-          <w:tcPr>
-            <w:tcW w:type="dxa" w:w="2200"/>
-          </w:tcPr>
-          <w:p>
-            <w:pPr>
-              <w:pStyle w:val="Compact"/>
-            </w:pPr>
-            <w:r>
-              <w:t xml:space="preserve">Connection Management</w:t>
-            </w:r>
-          </w:p>
-        </w:tc>
-        <w:tc>
-          <w:tcPr>
-            <w:tcW w:type="dxa" w:w="2200"/>
-          </w:tcPr>
-          <w:p>
-            <w:pPr>
-              <w:pStyle w:val="Compact"/>
-            </w:pPr>
-            <w:r>
-              <w:t xml:space="preserve">CONN-1 … CONN-7</w:t>
-            </w:r>
-          </w:p>
-        </w:tc>
-        <w:tc>
-          <w:tcPr>
-            <w:tcW w:type="dxa" w:w="3520"/>
-          </w:tcPr>
-          <w:p>
-            <w:pPr>
-              <w:pStyle w:val="Compact"/>
-            </w:pPr>
-            <w:r>
-              <w:t xml:space="preserve">SAML/SSO connection lifecycle</w:t>
-            </w:r>
-          </w:p>
-        </w:tc>
-      </w:tr>
-      <w:tr>
-        <w:tc>
-          <w:tcPr>
-            <w:tcW w:type="dxa" w:w="2200"/>
-          </w:tcPr>
-          <w:p>
-            <w:pPr>
-              <w:pStyle w:val="Compact"/>
-            </w:pPr>
-            <w:r>
-              <w:t xml:space="preserve">Encryption / BYOK</w:t>
-            </w:r>
-          </w:p>
-        </w:tc>
-        <w:tc>
-          <w:tcPr>
-            <w:tcW w:type="dxa" w:w="2200"/>
-          </w:tcPr>
-          <w:p>
-            <w:pPr>
-              <w:pStyle w:val="Compact"/>
-            </w:pPr>
-            <w:r>
-              <w:t xml:space="preserve">DSM-*</w:t>
-            </w:r>
-          </w:p>
-        </w:tc>
-        <w:tc>
-          <w:tcPr>
-            <w:tcW w:type="dxa" w:w="3520"/>
-          </w:tcPr>
-          <w:p>
-            <w:pPr>
-              <w:pStyle w:val="Compact"/>
-            </w:pPr>
-            <w:r>
-              <w:t xml:space="preserve">Key pair, symmetric key, guardpoints (with DSM-DAO* variants)</w:t>
-            </w:r>
-          </w:p>
-        </w:tc>
-      </w:tr>
-      <w:tr>
-        <w:tc>
-          <w:tcPr>
-            <w:tcW w:type="dxa" w:w="2200"/>
-          </w:tcPr>
-          <w:p>
-            <w:pPr>
-              <w:pStyle w:val="Compact"/>
-            </w:pPr>
-            <w:r>
-              <w:t xml:space="preserve">CloudWorks Integrations</w:t>
-            </w:r>
-          </w:p>
-        </w:tc>
-        <w:tc>
-          <w:tcPr>
-            <w:tcW w:type="dxa" w:w="2200"/>
-          </w:tcPr>
-          <w:p>
-            <w:pPr>
-              <w:pStyle w:val="Compact"/>
-            </w:pPr>
-            <w:r>
-              <w:t xml:space="preserve">INT-01 … INT-07</w:t>
-            </w:r>
-          </w:p>
-        </w:tc>
-        <w:tc>
-          <w:tcPr>
-            <w:tcW w:type="dxa" w:w="3520"/>
-          </w:tcPr>
-          <w:p>
-            <w:pPr>
-              <w:pStyle w:val="Compact"/>
-            </w:pPr>
-            <w:r>
-              <w:t xml:space="preserve">CloudWorks lifecycle</w:t>
-            </w:r>
-          </w:p>
-        </w:tc>
-      </w:tr>
-      <w:tr>
-        <w:tc>
-          <w:tcPr>
-            <w:tcW w:type="dxa" w:w="2200"/>
-          </w:tcPr>
-          <w:p>
-            <w:pPr>
-              <w:pStyle w:val="Compact"/>
-            </w:pPr>
-            <w:r>
-              <w:t xml:space="preserve">Anaplan Data Orchestrator</w:t>
-            </w:r>
-          </w:p>
-        </w:tc>
-        <w:tc>
-          <w:tcPr>
-            <w:tcW w:type="dxa" w:w="2200"/>
-          </w:tcPr>
-          <w:p>
-            <w:pPr>
-              <w:pStyle w:val="Compact"/>
-            </w:pPr>
-            <w:r>
-              <w:t xml:space="preserve">INT-50 … INT-66</w:t>
-            </w:r>
-          </w:p>
-        </w:tc>
-        <w:tc>
-          <w:tcPr>
-            <w:tcW w:type="dxa" w:w="3520"/>
-          </w:tcPr>
-          <w:p>
-            <w:pPr>
-              <w:pStyle w:val="Compact"/>
-            </w:pPr>
-            <w:r>
-              <w:t xml:space="preserve">ADO pipelines, dataspaces, schedules, connections (new in v3.1)</w:t>
-            </w:r>
-          </w:p>
-        </w:tc>
-      </w:tr>
-      <w:tr>
-        <w:tc>
-          <w:tcPr>
-            <w:tcW w:type="dxa" w:w="2200"/>
-          </w:tcPr>
-          <w:p>
-            <w:pPr>
-              <w:pStyle w:val="Compact"/>
-            </w:pPr>
-            <w:r>
-              <w:t xml:space="preserve">Workflow Tasks</w:t>
-            </w:r>
-          </w:p>
-        </w:tc>
-        <w:tc>
-          <w:tcPr>
-            <w:tcW w:type="dxa" w:w="2200"/>
-          </w:tcPr>
-          <w:p>
-            <w:pPr>
-              <w:pStyle w:val="Compact"/>
-            </w:pPr>
-            <w:r>
-              <w:t xml:space="preserve">WF-100 … WF-110</w:t>
-            </w:r>
-          </w:p>
-        </w:tc>
-        <w:tc>
-          <w:tcPr>
-            <w:tcW w:type="dxa" w:w="3520"/>
-          </w:tcPr>
-          <w:p>
-            <w:pPr>
-              <w:pStyle w:val="Compact"/>
-            </w:pPr>
-            <w:r>
-              <w:t xml:space="preserve">Task lifecycle (WF-108/109/110 added in v3.1)</w:t>
-            </w:r>
-          </w:p>
-        </w:tc>
-      </w:tr>
-      <w:tr>
-        <w:tc>
-          <w:tcPr>
-            <w:tcW w:type="dxa" w:w="2200"/>
-          </w:tcPr>
-          <w:p>
-            <w:pPr>
-              <w:pStyle w:val="Compact"/>
-            </w:pPr>
-            <w:r>
-              <w:t xml:space="preserve">Workflow Templates</w:t>
-            </w:r>
-          </w:p>
-        </w:tc>
-        <w:tc>
-          <w:tcPr>
-            <w:tcW w:type="dxa" w:w="2200"/>
-          </w:tcPr>
-          <w:p>
-            <w:pPr>
-              <w:pStyle w:val="Compact"/>
-            </w:pPr>
-            <w:r>
-              <w:t xml:space="preserve">WF-1000 … WF-1006</w:t>
-            </w:r>
-          </w:p>
-        </w:tc>
-        <w:tc>
-          <w:tcPr>
-            <w:tcW w:type="dxa" w:w="3520"/>
-          </w:tcPr>
-          <w:p>
-            <w:pPr>
-              <w:pStyle w:val="Compact"/>
-            </w:pPr>
-            <w:r>
-              <w:t xml:space="preserve">Template lifecycle (new in v3.1)</w:t>
-            </w:r>
-          </w:p>
-        </w:tc>
-      </w:tr>
-      <w:tr>
-        <w:tc>
-          <w:tcPr>
-            <w:tcW w:type="dxa" w:w="2200"/>
-          </w:tcPr>
-          <w:p>
-            <w:pPr>
-              <w:pStyle w:val="Compact"/>
-            </w:pPr>
-            <w:r>
-              <w:t xml:space="preserve">Comments</w:t>
-            </w:r>
-          </w:p>
-        </w:tc>
-        <w:tc>
-          <w:tcPr>
-            <w:tcW w:type="dxa" w:w="2200"/>
-          </w:tcPr>
-          <w:p>
-            <w:pPr>
-              <w:pStyle w:val="Compact"/>
-            </w:pPr>
-            <w:r>
-              <w:t xml:space="preserve">COMMENT-01 … COMMENT-03</w:t>
-            </w:r>
-          </w:p>
-        </w:tc>
-        <w:tc>
-          <w:tcPr>
-            <w:tcW w:type="dxa" w:w="3520"/>
-          </w:tcPr>
-          <w:p>
-            <w:pPr>
-              <w:pStyle w:val="Compact"/>
-            </w:pPr>
-            <w:r>
-              <w:t xml:space="preserve">Add/delete/export (new in v3.1)</w:t>
-            </w:r>
-          </w:p>
-        </w:tc>
-      </w:tr>
-      <w:tr>
-        <w:tc>
-          <w:tcPr>
-            <w:tcW w:type="dxa" w:w="2200"/>
-          </w:tcPr>
-          <w:p>
-            <w:pPr>
-              <w:pStyle w:val="Compact"/>
-            </w:pPr>
-            <w:r>
-              <w:t xml:space="preserve">Forecaster</w:t>
-            </w:r>
-          </w:p>
-        </w:tc>
-        <w:tc>
-          <w:tcPr>
-            <w:tcW w:type="dxa" w:w="2200"/>
-          </w:tcPr>
-          <w:p>
-            <w:pPr>
-              <w:pStyle w:val="Compact"/>
-            </w:pPr>
-            <w:r>
-              <w:t xml:space="preserve">FRCST-01 … FRCST-76</w:t>
-            </w:r>
-          </w:p>
-        </w:tc>
-        <w:tc>
-          <w:tcPr>
-            <w:tcW w:type="dxa" w:w="3520"/>
-          </w:tcPr>
-          <w:p>
-            <w:pPr>
-              <w:pStyle w:val="Compact"/>
-            </w:pPr>
-            <w:r>
-              <w:t xml:space="preserve">Replaces legacy PIQ-* (legacy PIQ-* retained for historical events)</w:t>
-            </w:r>
-          </w:p>
-        </w:tc>
-      </w:tr>
-    </w:tbl>
-    <w:p>
-      <w:pPr>
-        <w:pStyle w:val="FirstParagraph"/>
-      </w:pPr>
-      <w:r>
-        <w:t xml:space="preserve">Refresh process: when Anaplan publishes new codes, (1) edit activity_events.csv to add the new codes and human-readable messages; (2) re-deploy the solution (git pull &amp;&amp; uv sync); (3) the next scheduled run reloads the act_codes list in Anaplan automatically. Operators do not need to rebuild the reporting model when codes are added — the activity-code list grows on import.</w:t>
-      </w:r>
-    </w:p>
-    <w:p>
-      <w:pPr>
-        <w:pStyle w:val="Heading2"/>
-      </w:pPr>
-      <w:r>
-        <w:t xml:space="preserve">6.2 Schema evolution</w:t>
-      </w:r>
-    </w:p>
-    <w:p>
-      <w:pPr>
-        <w:pStyle w:val="FirstParagraph"/>
-      </w:pPr>
-      <w:r>
-        <w:t xml:space="preserve">Anaplan's additionalAttributes payload varies by event category. Each new category typically carries one or two new dotted keys (appId, pageId, pipelineId, taskId, …). v3.1's loader handles these automatically via ALTER TABLE events ADD COLUMN before every bulk insert. Operators see an events_schema_column_added log event the first time a new column is observed (see Section 4.3). No action is required.</w:t>
-      </w:r>
-    </w:p>
     <w:sectPr>
       <w:headerReference r:id="rId7" w:type="default"/>
       <w:footerReference r:id="rId8" w:type="default"/>

--- a/docs/operations-runbook.docx
+++ b/docs/operations-runbook.docx
@@ -1424,7 +1424,7 @@
         </w:numPr>
       </w:pPr>
       <w:r>
-        <w:t xml:space="preserve">Set</w:t>
+        <w:t xml:space="preserve">On success,</w:t>
       </w:r>
       <w:r>
         <w:t xml:space="preserve"> </w:t>
@@ -1433,25 +1433,58 @@
         <w:rPr>
           <w:rStyle w:val="VerbatimChar"/>
         </w:rPr>
+        <w:t xml:space="preserve">register</w:t>
+      </w:r>
+      <w:r>
+        <w:t xml:space="preserve"> </w:t>
+      </w:r>
+      <w:r>
+        <w:t xml:space="preserve">writes the client ID into</w:t>
+      </w:r>
+      <w:r>
+        <w:t xml:space="preserve"> </w:t>
+      </w:r>
+      <w:r>
+        <w:rPr>
+          <w:rStyle w:val="VerbatimChar"/>
+        </w:rPr>
+        <w:t xml:space="preserve">settings.json</w:t>
+      </w:r>
+      <w:r>
+        <w:t xml:space="preserve"> </w:t>
+      </w:r>
+      <w:r>
+        <w:t xml:space="preserve">as</w:t>
+      </w:r>
+      <w:r>
+        <w:t xml:space="preserve"> </w:t>
+      </w:r>
+      <w:r>
+        <w:rPr>
+          <w:rStyle w:val="VerbatimChar"/>
+        </w:rPr>
+        <w:t xml:space="preserve">oauthClientId</w:t>
+      </w:r>
+      <w:r>
+        <w:t xml:space="preserve"> </w:t>
+      </w:r>
+      <w:r>
+        <w:t xml:space="preserve">— the value the pipeline uses to refresh tokens on every run. Set</w:t>
+      </w:r>
+      <w:r>
+        <w:t xml:space="preserve"> </w:t>
+      </w:r>
+      <w:r>
+        <w:rPr>
+          <w:rStyle w:val="VerbatimChar"/>
+        </w:rPr>
         <w:t xml:space="preserve">authenticationMode: "OAuth"</w:t>
       </w:r>
       <w:r>
         <w:t xml:space="preserve"> </w:t>
       </w:r>
       <w:r>
-        <w:t xml:space="preserve">in</w:t>
-      </w:r>
-      <w:r>
-        <w:t xml:space="preserve"> </w:t>
-      </w:r>
-      <w:r>
-        <w:rPr>
-          <w:rStyle w:val="VerbatimChar"/>
-        </w:rPr>
-        <w:t xml:space="preserve">settings.json</w:t>
-      </w:r>
-      <w:r>
-        <w:t xml:space="preserve">. Subsequent runs are unattended.</w:t>
+        <w:t xml:space="preserve">and subsequent runs are unattended.</w:t>
       </w:r>
     </w:p>
     <w:p>
@@ -3795,7 +3828,7 @@
     <w:bookmarkEnd w:id="25"/>
     <w:bookmarkEnd w:id="26"/>
     <w:bookmarkEnd w:id="27"/>
-    <w:bookmarkStart w:id="33" w:name="Xd5b3d8a68c73b756968aad1dd84151376a19c17"/>
+    <w:bookmarkStart w:id="34" w:name="Xd5b3d8a68c73b756968aad1dd84151376a19c17"/>
     <w:p>
       <w:pPr>
         <w:pStyle w:val="Heading1"/>
@@ -3804,13 +3837,13 @@
         <w:t xml:space="preserve">5. Troubleshooting</w:t>
       </w:r>
     </w:p>
-    <w:bookmarkStart w:id="28" w:name="X2f171fe77e404c0666604cf12a9276f8b53db07"/>
+    <w:bookmarkStart w:id="28" w:name="X98bf106f864a7f97a90a5750b9bb35b065086ca"/>
     <w:p>
       <w:pPr>
         <w:pStyle w:val="Heading2"/>
       </w:pPr>
       <w:r>
-        <w:t xml:space="preserve">5.1 Zero records loaded — is this a failure?</w:t>
+        <w:t xml:space="preserve">5.0 Import completed but reported failure (v3.2+)</w:t>
       </w:r>
     </w:p>
     <w:p>
@@ -3818,7 +3851,7 @@
         <w:pStyle w:val="FirstParagraph"/>
       </w:pPr>
       <w:r>
-        <w:t xml:space="preserve">No.</w:t>
+        <w:t xml:space="preserve">As of v3.2,</w:t>
       </w:r>
       <w:r>
         <w:t xml:space="preserve"> </w:t>
@@ -3827,19 +3860,13 @@
         <w:rPr>
           <w:rStyle w:val="VerbatimChar"/>
         </w:rPr>
-        <w:t xml:space="preserve">audit_api_returned_zero_events</w:t>
-      </w:r>
-      <w:r>
-        <w:t xml:space="preserve"> </w:t>
-      </w:r>
-      <w:r>
-        <w:t xml:space="preserve">is a legitimate outcome when no</w:t>
-      </w:r>
-      <w:r>
-        <w:t xml:space="preserve"> </w:t>
-      </w:r>
-      <w:r>
-        <w:t xml:space="preserve">activity has occurred since</w:t>
+        <w:t xml:space="preserve">run_import</w:t>
+      </w:r>
+      <w:r>
+        <w:t xml:space="preserve"> </w:t>
+      </w:r>
+      <w:r>
+        <w:t xml:space="preserve">and</w:t>
       </w:r>
       <w:r>
         <w:t xml:space="preserve"> </w:t>
@@ -3848,65 +3875,41 @@
         <w:rPr>
           <w:rStyle w:val="VerbatimChar"/>
         </w:rPr>
-        <w:t xml:space="preserve">lastRun</w:t>
-      </w:r>
-      <w:r>
-        <w:t xml:space="preserve">. The SQL transform and upload</w:t>
-      </w:r>
-      <w:r>
-        <w:t xml:space="preserve"> </w:t>
-      </w:r>
-      <w:r>
-        <w:t xml:space="preserve">steps skip cleanly. Investigate only if zero counts persist for</w:t>
-      </w:r>
-      <w:r>
-        <w:t xml:space="preserve"> </w:t>
-      </w:r>
-      <w:r>
-        <w:t xml:space="preserve">multiple consecutive runs (likely indicates a config / auth issue,</w:t>
-      </w:r>
-      <w:r>
-        <w:t xml:space="preserve"> </w:t>
-      </w:r>
-      <w:r>
-        <w:t xml:space="preserve">not Anaplan inactivity).</w:t>
-      </w:r>
-    </w:p>
-    <w:bookmarkEnd w:id="28"/>
-    <w:bookmarkStart w:id="29" w:name="Xc1d87dd8e13197eb1bc5a01a5dc7ccaceccdc2b"/>
-    <w:p>
-      <w:pPr>
-        <w:pStyle w:val="Heading2"/>
-      </w:pPr>
-      <w:r>
-        <w:t xml:space="preserve">5.2</w:t>
-      </w:r>
-      <w:r>
-        <w:t xml:space="preserve"> </w:t>
-      </w:r>
-      <w:r>
-        <w:rPr>
-          <w:rStyle w:val="VerbatimChar"/>
-        </w:rPr>
-        <w:t xml:space="preserve">OperationalError: table events has no column named '&lt;...&gt;'</w:t>
-      </w:r>
-    </w:p>
-    <w:p>
-      <w:pPr>
-        <w:pStyle w:val="FirstParagraph"/>
-      </w:pPr>
+        <w:t xml:space="preserve">run_process</w:t>
+      </w:r>
+      <w:r>
+        <w:t xml:space="preserve"> </w:t>
+      </w:r>
+      <w:r>
+        <w:t xml:space="preserve">poll the Anaplan task to</w:t>
+      </w:r>
+      <w:r>
+        <w:t xml:space="preserve"> </w:t>
+      </w:r>
+      <w:r>
+        <w:t xml:space="preserve">completion and</w:t>
+      </w:r>
+      <w:r>
+        <w:t xml:space="preserve"> </w:t>
+      </w:r>
       <w:r>
         <w:rPr>
           <w:b/>
           <w:bCs/>
         </w:rPr>
-        <w:t xml:space="preserve">Pre-v3.1 only.</w:t>
-      </w:r>
-      <w:r>
-        <w:t xml:space="preserve"> </w:t>
-      </w:r>
-      <w:r>
-        <w:t xml:space="preserve">This error surfaced when Anaplan introduced a new</w:t>
+        <w:t xml:space="preserve">raise when the Anaplan-side result is unsuccessful</w:t>
+      </w:r>
+      <w:r>
+        <w:t xml:space="preserve"> </w:t>
+      </w:r>
+      <w:r>
+        <w:t xml:space="preserve">(exit code 4). Before v3.2 the pipeline reported success even when the</w:t>
+      </w:r>
+      <w:r>
+        <w:t xml:space="preserve"> </w:t>
+      </w:r>
+      <w:r>
+        <w:t xml:space="preserve">import loaded zero rows. If you see</w:t>
       </w:r>
       <w:r>
         <w:t xml:space="preserve"> </w:t>
@@ -3915,13 +3918,13 @@
         <w:rPr>
           <w:rStyle w:val="VerbatimChar"/>
         </w:rPr>
-        <w:t xml:space="preserve">additionalAttributes.*</w:t>
-      </w:r>
-      <w:r>
-        <w:t xml:space="preserve"> </w:t>
-      </w:r>
-      <w:r>
-        <w:t xml:space="preserve">key (a notable real-world example was</w:t>
+        <w:t xml:space="preserve">import_failed_in_anaplan</w:t>
+      </w:r>
+      <w:r>
+        <w:t xml:space="preserve"> </w:t>
+      </w:r>
+      <w:r>
+        <w:t xml:space="preserve">with</w:t>
       </w:r>
       <w:r>
         <w:t xml:space="preserve"> </w:t>
@@ -3930,10 +3933,46 @@
         <w:rPr>
           <w:rStyle w:val="VerbatimChar"/>
         </w:rPr>
-        <w:t xml:space="preserve">additionalAttributes.MEMBERSHIP</w:t>
-      </w:r>
-      <w:r>
-        <w:t xml:space="preserve">). v3.1 fixes this in</w:t>
+        <w:t xml:space="preserve">failure_dump_available: true</w:t>
+      </w:r>
+      <w:r>
+        <w:t xml:space="preserve">, open</w:t>
+      </w:r>
+      <w:r>
+        <w:t xml:space="preserve"> </w:t>
+      </w:r>
+      <w:r>
+        <w:t xml:space="preserve">the import action in the Anaplan model and download the failure dump —</w:t>
+      </w:r>
+      <w:r>
+        <w:t xml:space="preserve"> </w:t>
+      </w:r>
+      <w:r>
+        <w:t xml:space="preserve">the usual causes are column-mapping drift or list items missing from</w:t>
+      </w:r>
+      <w:r>
+        <w:t xml:space="preserve"> </w:t>
+      </w:r>
+      <w:r>
+        <w:t xml:space="preserve">the target model.</w:t>
+      </w:r>
+    </w:p>
+    <w:bookmarkEnd w:id="28"/>
+    <w:bookmarkStart w:id="29" w:name="X2f171fe77e404c0666604cf12a9276f8b53db07"/>
+    <w:p>
+      <w:pPr>
+        <w:pStyle w:val="Heading2"/>
+      </w:pPr>
+      <w:r>
+        <w:t xml:space="preserve">5.1 Zero records loaded — is this a failure?</w:t>
+      </w:r>
+    </w:p>
+    <w:p>
+      <w:pPr>
+        <w:pStyle w:val="FirstParagraph"/>
+      </w:pPr>
+      <w:r>
+        <w:t xml:space="preserve">No.</w:t>
       </w:r>
       <w:r>
         <w:t xml:space="preserve"> </w:t>
@@ -3942,13 +3981,19 @@
         <w:rPr>
           <w:rStyle w:val="VerbatimChar"/>
         </w:rPr>
-        <w:t xml:space="preserve">transform/loader.py</w:t>
-      </w:r>
-      <w:r>
-        <w:t xml:space="preserve"> </w:t>
-      </w:r>
-      <w:r>
-        <w:t xml:space="preserve">via</w:t>
+        <w:t xml:space="preserve">audit_api_returned_zero_events</w:t>
+      </w:r>
+      <w:r>
+        <w:t xml:space="preserve"> </w:t>
+      </w:r>
+      <w:r>
+        <w:t xml:space="preserve">is a legitimate outcome when no</w:t>
+      </w:r>
+      <w:r>
+        <w:t xml:space="preserve"> </w:t>
+      </w:r>
+      <w:r>
+        <w:t xml:space="preserve">activity has occurred since</w:t>
       </w:r>
       <w:r>
         <w:t xml:space="preserve"> </w:t>
@@ -3957,27 +4002,136 @@
         <w:rPr>
           <w:rStyle w:val="VerbatimChar"/>
         </w:rPr>
-        <w:t xml:space="preserve">_ensure_event_columns()</w:t>
-      </w:r>
-      <w:r>
-        <w:t xml:space="preserve">, which migrates</w:t>
-      </w:r>
-      <w:r>
-        <w:t xml:space="preserve"> </w:t>
-      </w:r>
-      <w:r>
-        <w:t xml:space="preserve">the events table on every write.</w:t>
-      </w:r>
-    </w:p>
-    <w:p>
-      <w:pPr>
-        <w:pStyle w:val="BodyText"/>
+        <w:t xml:space="preserve">lastRun</w:t>
+      </w:r>
+      <w:r>
+        <w:t xml:space="preserve">. The SQL transform and upload</w:t>
+      </w:r>
+      <w:r>
+        <w:t xml:space="preserve"> </w:t>
+      </w:r>
+      <w:r>
+        <w:t xml:space="preserve">steps skip cleanly. Investigate only if zero counts persist for</w:t>
+      </w:r>
+      <w:r>
+        <w:t xml:space="preserve"> </w:t>
+      </w:r>
+      <w:r>
+        <w:t xml:space="preserve">multiple consecutive runs (likely indicates a config / auth issue,</w:t>
+      </w:r>
+      <w:r>
+        <w:t xml:space="preserve"> </w:t>
+      </w:r>
+      <w:r>
+        <w:t xml:space="preserve">not Anaplan inactivity).</w:t>
+      </w:r>
+    </w:p>
+    <w:bookmarkEnd w:id="29"/>
+    <w:bookmarkStart w:id="30" w:name="Xc1d87dd8e13197eb1bc5a01a5dc7ccaceccdc2b"/>
+    <w:p>
+      <w:pPr>
+        <w:pStyle w:val="Heading2"/>
+      </w:pPr>
+      <w:r>
+        <w:t xml:space="preserve">5.2</w:t>
+      </w:r>
+      <w:r>
+        <w:t xml:space="preserve"> </w:t>
+      </w:r>
+      <w:r>
+        <w:rPr>
+          <w:rStyle w:val="VerbatimChar"/>
+        </w:rPr>
+        <w:t xml:space="preserve">OperationalError: table events has no column named '&lt;...&gt;'</w:t>
+      </w:r>
+    </w:p>
+    <w:p>
+      <w:pPr>
+        <w:pStyle w:val="FirstParagraph"/>
       </w:pPr>
       <w:r>
         <w:rPr>
           <w:b/>
           <w:bCs/>
         </w:rPr>
+        <w:t xml:space="preserve">Pre-v3.1 only.</w:t>
+      </w:r>
+      <w:r>
+        <w:t xml:space="preserve"> </w:t>
+      </w:r>
+      <w:r>
+        <w:t xml:space="preserve">This error surfaced when Anaplan introduced a new</w:t>
+      </w:r>
+      <w:r>
+        <w:t xml:space="preserve"> </w:t>
+      </w:r>
+      <w:r>
+        <w:rPr>
+          <w:rStyle w:val="VerbatimChar"/>
+        </w:rPr>
+        <w:t xml:space="preserve">additionalAttributes.*</w:t>
+      </w:r>
+      <w:r>
+        <w:t xml:space="preserve"> </w:t>
+      </w:r>
+      <w:r>
+        <w:t xml:space="preserve">key (a notable real-world example was</w:t>
+      </w:r>
+      <w:r>
+        <w:t xml:space="preserve"> </w:t>
+      </w:r>
+      <w:r>
+        <w:rPr>
+          <w:rStyle w:val="VerbatimChar"/>
+        </w:rPr>
+        <w:t xml:space="preserve">additionalAttributes.MEMBERSHIP</w:t>
+      </w:r>
+      <w:r>
+        <w:t xml:space="preserve">). v3.1 fixes this in</w:t>
+      </w:r>
+      <w:r>
+        <w:t xml:space="preserve"> </w:t>
+      </w:r>
+      <w:r>
+        <w:rPr>
+          <w:rStyle w:val="VerbatimChar"/>
+        </w:rPr>
+        <w:t xml:space="preserve">transform/loader.py</w:t>
+      </w:r>
+      <w:r>
+        <w:t xml:space="preserve"> </w:t>
+      </w:r>
+      <w:r>
+        <w:t xml:space="preserve">via</w:t>
+      </w:r>
+      <w:r>
+        <w:t xml:space="preserve"> </w:t>
+      </w:r>
+      <w:r>
+        <w:rPr>
+          <w:rStyle w:val="VerbatimChar"/>
+        </w:rPr>
+        <w:t xml:space="preserve">_ensure_event_columns()</w:t>
+      </w:r>
+      <w:r>
+        <w:t xml:space="preserve">, which migrates</w:t>
+      </w:r>
+      <w:r>
+        <w:t xml:space="preserve"> </w:t>
+      </w:r>
+      <w:r>
+        <w:t xml:space="preserve">the events table on every write.</w:t>
+      </w:r>
+    </w:p>
+    <w:p>
+      <w:pPr>
+        <w:pStyle w:val="BodyText"/>
+      </w:pPr>
+      <w:r>
+        <w:rPr>
+          <w:b/>
+          <w:bCs/>
+        </w:rPr>
         <w:t xml:space="preserve">Resolution:</w:t>
       </w:r>
       <w:r>
@@ -4072,8 +4226,8 @@
         <w:t xml:space="preserve">automatically and continue.</w:t>
       </w:r>
     </w:p>
-    <w:bookmarkEnd w:id="29"/>
-    <w:bookmarkStart w:id="30" w:name="X02516d3395e1aa1a625127c50314be9e60ab289"/>
+    <w:bookmarkEnd w:id="30"/>
+    <w:bookmarkStart w:id="31" w:name="X02516d3395e1aa1a625127c50314be9e60ab289"/>
     <w:p>
       <w:pPr>
         <w:pStyle w:val="Heading2"/>
@@ -4165,8 +4319,8 @@
         <w:t xml:space="preserve">to the database file.</w:t>
       </w:r>
     </w:p>
-    <w:bookmarkEnd w:id="30"/>
-    <w:bookmarkStart w:id="31" w:name="Xe67151528835781e13e48d4e9c1b367f249ceb8"/>
+    <w:bookmarkEnd w:id="31"/>
+    <w:bookmarkStart w:id="32" w:name="Xe67151528835781e13e48d4e9c1b367f249ceb8"/>
     <w:p>
       <w:pPr>
         <w:pStyle w:val="Heading2"/>
@@ -4292,8 +4446,8 @@
         <w:t xml:space="preserve">and re-register.</w:t>
       </w:r>
     </w:p>
-    <w:bookmarkEnd w:id="31"/>
-    <w:bookmarkStart w:id="32" w:name="X67788d67bb3a953b4eabdf354572d33c91d6fcd"/>
+    <w:bookmarkEnd w:id="32"/>
+    <w:bookmarkStart w:id="33" w:name="X67788d67bb3a953b4eabdf354572d33c91d6fcd"/>
     <w:p>
       <w:pPr>
         <w:pStyle w:val="Heading2"/>
@@ -4417,9 +4571,9 @@
         </w:pict>
       </w:r>
     </w:p>
-    <w:bookmarkEnd w:id="32"/>
     <w:bookmarkEnd w:id="33"/>
-    <w:bookmarkStart w:id="36" w:name="Xf16a23b0c56f84a63e9a367e5973e4d58012d90"/>
+    <w:bookmarkEnd w:id="34"/>
+    <w:bookmarkStart w:id="37" w:name="Xf16a23b0c56f84a63e9a367e5973e4d58012d90"/>
     <w:p>
       <w:pPr>
         <w:pStyle w:val="Heading1"/>
@@ -4428,7 +4582,7 @@
         <w:t xml:space="preserve">6. Audit Event Catalog Maintenance (v3.1)</w:t>
       </w:r>
     </w:p>
-    <w:bookmarkStart w:id="34" w:name="X5cce58fffe15d039d825ff5deb3f2b4477afcb9"/>
+    <w:bookmarkStart w:id="35" w:name="X5cce58fffe15d039d825ff5deb3f2b4477afcb9"/>
     <w:p>
       <w:pPr>
         <w:pStyle w:val="Heading2"/>
@@ -5075,8 +5229,8 @@
         <w:t xml:space="preserve">list in Anaplan automatically. No reporting-model rebuild required.</w:t>
       </w:r>
     </w:p>
-    <w:bookmarkEnd w:id="34"/>
-    <w:bookmarkStart w:id="35" w:name="X5850a44828369218f75592adaa4d7cbc67dd98b"/>
+    <w:bookmarkEnd w:id="35"/>
+    <w:bookmarkStart w:id="36" w:name="X5850a44828369218f75592adaa4d7cbc67dd98b"/>
     <w:p>
       <w:pPr>
         <w:pStyle w:val="Heading2"/>
@@ -5248,9 +5402,9 @@
         </w:pict>
       </w:r>
     </w:p>
-    <w:bookmarkEnd w:id="35"/>
     <w:bookmarkEnd w:id="36"/>
-    <w:bookmarkStart w:id="39" w:name="Xf29155b1a22f76fce977e6856f64d77a333f113"/>
+    <w:bookmarkEnd w:id="37"/>
+    <w:bookmarkStart w:id="40" w:name="Xf29155b1a22f76fce977e6856f64d77a333f113"/>
     <w:p>
       <w:pPr>
         <w:pStyle w:val="Heading1"/>
@@ -5487,7 +5641,7 @@
         </w:pict>
       </w:r>
     </w:p>
-    <w:bookmarkStart w:id="38" w:name="document-control"/>
+    <w:bookmarkStart w:id="39" w:name="document-control"/>
     <w:p>
       <w:pPr>
         <w:pStyle w:val="Heading2"/>
@@ -5580,7 +5734,7 @@
       <w:r>
         <w:t xml:space="preserve"> </w:t>
       </w:r>
-      <w:hyperlink r:id="rId37">
+      <w:hyperlink r:id="rId38">
         <w:r>
           <w:rPr>
             <w:rStyle w:val="Hyperlink"/>
@@ -5589,8 +5743,8 @@
         </w:r>
       </w:hyperlink>
     </w:p>
-    <w:bookmarkEnd w:id="38"/>
     <w:bookmarkEnd w:id="39"/>
+    <w:bookmarkEnd w:id="40"/>
     <w:sectPr>
       <w:footnotePr>
         <w:numRestart w:val="eachSect"/>

--- a/docs/operations-runbook.docx
+++ b/docs/operations-runbook.docx
@@ -126,7 +126,7 @@
               <w:pStyle w:val="Compact"/>
             </w:pPr>
             <w:r>
-              <w:t xml:space="preserve">Linux or macOS (POSIX</w:t>
+              <w:t xml:space="preserve">Linux, macOS, or Windows (v3.2.1+). The run lock uses</w:t>
             </w:r>
             <w:r>
               <w:t xml:space="preserve"> </w:t>
@@ -141,7 +141,22 @@
               <w:t xml:space="preserve"> </w:t>
             </w:r>
             <w:r>
-              <w:t xml:space="preserve">required for the run lock)</w:t>
+              <w:t xml:space="preserve">on POSIX and</w:t>
+            </w:r>
+            <w:r>
+              <w:t xml:space="preserve"> </w:t>
+            </w:r>
+            <w:r>
+              <w:rPr>
+                <w:rStyle w:val="VerbatimChar"/>
+              </w:rPr>
+              <w:t xml:space="preserve">msvcrt.locking</w:t>
+            </w:r>
+            <w:r>
+              <w:t xml:space="preserve"> </w:t>
+            </w:r>
+            <w:r>
+              <w:t xml:space="preserve">on Windows.</w:t>
             </w:r>
           </w:p>
         </w:tc>
@@ -1496,7 +1511,7 @@
     </w:p>
     <w:bookmarkEnd w:id="17"/>
     <w:bookmarkEnd w:id="18"/>
-    <w:bookmarkStart w:id="22" w:name="X31d2d0051b679038577b8d04a80a3552f269d5d"/>
+    <w:bookmarkStart w:id="23" w:name="X31d2d0051b679038577b8d04a80a3552f269d5d"/>
     <w:p>
       <w:pPr>
         <w:pStyle w:val="Heading1"/>
@@ -2271,13 +2286,278 @@
       </w:r>
     </w:p>
     <w:bookmarkEnd w:id="20"/>
-    <w:bookmarkStart w:id="21" w:name="X6e7c6da5025e0c6182faeb1f00dcda0a70c16ba"/>
+    <w:bookmarkStart w:id="21" w:name="X56e94ce2d6529c7c1187ad24c66256da1a460ab"/>
     <w:p>
       <w:pPr>
         <w:pStyle w:val="Heading2"/>
       </w:pPr>
       <w:r>
-        <w:t xml:space="preserve">3.3 Scheduling frequency recommendations</w:t>
+        <w:t xml:space="preserve">3.3 Windows — Task Scheduler (v3.2.1+)</w:t>
+      </w:r>
+    </w:p>
+    <w:p>
+      <w:pPr>
+        <w:numPr>
+          <w:ilvl w:val="0"/>
+          <w:numId w:val="1004"/>
+        </w:numPr>
+      </w:pPr>
+      <w:r>
+        <w:t xml:space="preserve">Open</w:t>
+      </w:r>
+      <w:r>
+        <w:t xml:space="preserve"> </w:t>
+      </w:r>
+      <w:r>
+        <w:rPr>
+          <w:b/>
+          <w:bCs/>
+        </w:rPr>
+        <w:t xml:space="preserve">Task Scheduler</w:t>
+      </w:r>
+      <w:r>
+        <w:t xml:space="preserve"> </w:t>
+      </w:r>
+      <w:r>
+        <w:t xml:space="preserve">and create a new Basic Task.</w:t>
+      </w:r>
+    </w:p>
+    <w:p>
+      <w:pPr>
+        <w:numPr>
+          <w:ilvl w:val="0"/>
+          <w:numId w:val="1004"/>
+        </w:numPr>
+      </w:pPr>
+      <w:r>
+        <w:t xml:space="preserve">Set the trigger to your preferred cadence (see 3.4).</w:t>
+      </w:r>
+    </w:p>
+    <w:p>
+      <w:pPr>
+        <w:numPr>
+          <w:ilvl w:val="0"/>
+          <w:numId w:val="1004"/>
+        </w:numPr>
+      </w:pPr>
+      <w:r>
+        <w:t xml:space="preserve">For the action, set</w:t>
+      </w:r>
+      <w:r>
+        <w:t xml:space="preserve"> </w:t>
+      </w:r>
+      <w:r>
+        <w:rPr>
+          <w:b/>
+          <w:bCs/>
+        </w:rPr>
+        <w:t xml:space="preserve">Program/script</w:t>
+      </w:r>
+      <w:r>
+        <w:t xml:space="preserve"> </w:t>
+      </w:r>
+      <w:r>
+        <w:t xml:space="preserve">to the full path of</w:t>
+      </w:r>
+      <w:r>
+        <w:t xml:space="preserve"> </w:t>
+      </w:r>
+      <w:r>
+        <w:rPr>
+          <w:rStyle w:val="VerbatimChar"/>
+        </w:rPr>
+        <w:t xml:space="preserve">uv</w:t>
+      </w:r>
+      <w:r>
+        <w:t xml:space="preserve"> </w:t>
+      </w:r>
+      <w:r>
+        <w:t xml:space="preserve">(typically</w:t>
+      </w:r>
+      <w:r>
+        <w:t xml:space="preserve"> </w:t>
+      </w:r>
+      <w:r>
+        <w:rPr>
+          <w:rStyle w:val="VerbatimChar"/>
+        </w:rPr>
+        <w:t xml:space="preserve">%USERPROFILE%\.local\bin\uv.exe</w:t>
+      </w:r>
+      <w:r>
+        <w:t xml:space="preserve">).</w:t>
+      </w:r>
+    </w:p>
+    <w:p>
+      <w:pPr>
+        <w:numPr>
+          <w:ilvl w:val="0"/>
+          <w:numId w:val="1004"/>
+        </w:numPr>
+      </w:pPr>
+      <w:r>
+        <w:t xml:space="preserve">Set</w:t>
+      </w:r>
+      <w:r>
+        <w:t xml:space="preserve"> </w:t>
+      </w:r>
+      <w:r>
+        <w:rPr>
+          <w:b/>
+          <w:bCs/>
+        </w:rPr>
+        <w:t xml:space="preserve">Add arguments</w:t>
+      </w:r>
+      <w:r>
+        <w:t xml:space="preserve"> </w:t>
+      </w:r>
+      <w:r>
+        <w:t xml:space="preserve">to:</w:t>
+      </w:r>
+    </w:p>
+    <w:p>
+      <w:pPr>
+        <w:pStyle w:val="SourceCode"/>
+        <w:numPr>
+          <w:ilvl w:val="0"/>
+          <w:numId w:val="1000"/>
+        </w:numPr>
+      </w:pPr>
+      <w:r>
+        <w:rPr>
+          <w:rStyle w:val="VerbatimChar"/>
+        </w:rPr>
+        <w:t xml:space="preserve">run anaplan-audit run</w:t>
+      </w:r>
+    </w:p>
+    <w:p>
+      <w:pPr>
+        <w:numPr>
+          <w:ilvl w:val="0"/>
+          <w:numId w:val="1004"/>
+        </w:numPr>
+      </w:pPr>
+      <w:r>
+        <w:t xml:space="preserve">Set</w:t>
+      </w:r>
+      <w:r>
+        <w:t xml:space="preserve"> </w:t>
+      </w:r>
+      <w:r>
+        <w:rPr>
+          <w:b/>
+          <w:bCs/>
+        </w:rPr>
+        <w:t xml:space="preserve">Start in</w:t>
+      </w:r>
+      <w:r>
+        <w:t xml:space="preserve"> </w:t>
+      </w:r>
+      <w:r>
+        <w:t xml:space="preserve">to the project directory (where</w:t>
+      </w:r>
+      <w:r>
+        <w:t xml:space="preserve"> </w:t>
+      </w:r>
+      <w:r>
+        <w:rPr>
+          <w:rStyle w:val="VerbatimChar"/>
+        </w:rPr>
+        <w:t xml:space="preserve">settings.json</w:t>
+      </w:r>
+      <w:r>
+        <w:t xml:space="preserve"> </w:t>
+      </w:r>
+      <w:r>
+        <w:t xml:space="preserve">lives).</w:t>
+      </w:r>
+    </w:p>
+    <w:p>
+      <w:pPr>
+        <w:numPr>
+          <w:ilvl w:val="0"/>
+          <w:numId w:val="1004"/>
+        </w:numPr>
+      </w:pPr>
+      <w:r>
+        <w:t xml:space="preserve">Under Settings, check "Run task as soon as possible after a</w:t>
+      </w:r>
+      <w:r>
+        <w:t xml:space="preserve"> </w:t>
+      </w:r>
+      <w:r>
+        <w:t xml:space="preserve">scheduled start is missed."</w:t>
+      </w:r>
+    </w:p>
+    <w:p>
+      <w:pPr>
+        <w:pStyle w:val="FirstParagraph"/>
+      </w:pPr>
+      <w:r>
+        <w:t xml:space="preserve">The run lock works on Windows via</w:t>
+      </w:r>
+      <w:r>
+        <w:t xml:space="preserve"> </w:t>
+      </w:r>
+      <w:r>
+        <w:rPr>
+          <w:rStyle w:val="VerbatimChar"/>
+        </w:rPr>
+        <w:t xml:space="preserve">msvcrt.locking</w:t>
+      </w:r>
+      <w:r>
+        <w:t xml:space="preserve">, so overlapping</w:t>
+      </w:r>
+      <w:r>
+        <w:t xml:space="preserve"> </w:t>
+      </w:r>
+      <w:r>
+        <w:t xml:space="preserve">scheduled starts exit cleanly with code 7 exactly as on Linux/macOS.</w:t>
+      </w:r>
+      <w:r>
+        <w:t xml:space="preserve"> </w:t>
+      </w:r>
+      <w:r>
+        <w:t xml:space="preserve">Logs go to stderr; redirect with</w:t>
+      </w:r>
+      <w:r>
+        <w:t xml:space="preserve"> </w:t>
+      </w:r>
+      <w:r>
+        <w:rPr>
+          <w:rStyle w:val="VerbatimChar"/>
+        </w:rPr>
+        <w:t xml:space="preserve">&gt;&gt; C:\logs\anaplan-audit.log 2&gt;&amp;1</w:t>
+      </w:r>
+      <w:r>
+        <w:t xml:space="preserve"> </w:t>
+      </w:r>
+      <w:r>
+        <w:t xml:space="preserve">via a</w:t>
+      </w:r>
+      <w:r>
+        <w:t xml:space="preserve"> </w:t>
+      </w:r>
+      <w:r>
+        <w:rPr>
+          <w:rStyle w:val="VerbatimChar"/>
+        </w:rPr>
+        <w:t xml:space="preserve">cmd /c</w:t>
+      </w:r>
+      <w:r>
+        <w:t xml:space="preserve"> </w:t>
+      </w:r>
+      <w:r>
+        <w:t xml:space="preserve">wrapper if you need a file.</w:t>
+      </w:r>
+    </w:p>
+    <w:bookmarkEnd w:id="21"/>
+    <w:bookmarkStart w:id="22" w:name="X93ac240175e48642c006b272ae1c7ad0cb1e129"/>
+    <w:p>
+      <w:pPr>
+        <w:pStyle w:val="Heading2"/>
+      </w:pPr>
+      <w:r>
+        <w:t xml:space="preserve">3.4 Scheduling frequency recommendations</w:t>
       </w:r>
     </w:p>
     <w:tbl>
@@ -2453,9 +2733,9 @@
         </w:pict>
       </w:r>
     </w:p>
-    <w:bookmarkEnd w:id="21"/>
     <w:bookmarkEnd w:id="22"/>
-    <w:bookmarkStart w:id="27" w:name="X51a4cd87aad347f5531d506c6ec793d18f5d86d"/>
+    <w:bookmarkEnd w:id="23"/>
+    <w:bookmarkStart w:id="28" w:name="X51a4cd87aad347f5531d506c6ec793d18f5d86d"/>
     <w:p>
       <w:pPr>
         <w:pStyle w:val="Heading1"/>
@@ -2464,7 +2744,7 @@
         <w:t xml:space="preserve">4. Monitoring and Logging</w:t>
       </w:r>
     </w:p>
-    <w:bookmarkStart w:id="23" w:name="X70ed159fb9680323d05f0f1a2f2dd266170a1ed"/>
+    <w:bookmarkStart w:id="24" w:name="X70ed159fb9680323d05f0f1a2f2dd266170a1ed"/>
     <w:p>
       <w:pPr>
         <w:pStyle w:val="Heading2"/>
@@ -2866,8 +3146,8 @@
         </w:tc>
       </w:tr>
     </w:tbl>
-    <w:bookmarkEnd w:id="23"/>
-    <w:bookmarkStart w:id="24" w:name="Xda5dcad8eaf260cd3c19147e1acd03008f9ab9d"/>
+    <w:bookmarkEnd w:id="24"/>
+    <w:bookmarkStart w:id="25" w:name="Xda5dcad8eaf260cd3c19147e1acd03008f9ab9d"/>
     <w:p>
       <w:pPr>
         <w:pStyle w:val="Heading2"/>
@@ -3242,8 +3522,8 @@
         <w:t xml:space="preserve">for rich console output during interactive runs.</w:t>
       </w:r>
     </w:p>
-    <w:bookmarkEnd w:id="24"/>
-    <w:bookmarkStart w:id="26" w:name="X8ae97c34b2e26d3e000fa641ebb3e0e1dd5adb0"/>
+    <w:bookmarkEnd w:id="25"/>
+    <w:bookmarkStart w:id="27" w:name="X8ae97c34b2e26d3e000fa641ebb3e0e1dd5adb0"/>
     <w:p>
       <w:pPr>
         <w:pStyle w:val="Heading2"/>
@@ -3664,7 +3944,7 @@
         </w:tc>
       </w:tr>
     </w:tbl>
-    <w:bookmarkStart w:id="25" w:name="Xaff29c66270d852138efb0a43a8b83145083dc0"/>
+    <w:bookmarkStart w:id="26" w:name="Xaff29c66270d852138efb0a43a8b83145083dc0"/>
     <w:p>
       <w:pPr>
         <w:pStyle w:val="Heading3"/>
@@ -3825,10 +4105,10 @@
         </w:pict>
       </w:r>
     </w:p>
-    <w:bookmarkEnd w:id="25"/>
     <w:bookmarkEnd w:id="26"/>
     <w:bookmarkEnd w:id="27"/>
-    <w:bookmarkStart w:id="34" w:name="Xd5b3d8a68c73b756968aad1dd84151376a19c17"/>
+    <w:bookmarkEnd w:id="28"/>
+    <w:bookmarkStart w:id="35" w:name="Xd5b3d8a68c73b756968aad1dd84151376a19c17"/>
     <w:p>
       <w:pPr>
         <w:pStyle w:val="Heading1"/>
@@ -3837,7 +4117,7 @@
         <w:t xml:space="preserve">5. Troubleshooting</w:t>
       </w:r>
     </w:p>
-    <w:bookmarkStart w:id="28" w:name="X98bf106f864a7f97a90a5750b9bb35b065086ca"/>
+    <w:bookmarkStart w:id="29" w:name="X98bf106f864a7f97a90a5750b9bb35b065086ca"/>
     <w:p>
       <w:pPr>
         <w:pStyle w:val="Heading2"/>
@@ -3957,8 +4237,8 @@
         <w:t xml:space="preserve">the target model.</w:t>
       </w:r>
     </w:p>
-    <w:bookmarkEnd w:id="28"/>
-    <w:bookmarkStart w:id="29" w:name="X2f171fe77e404c0666604cf12a9276f8b53db07"/>
+    <w:bookmarkEnd w:id="29"/>
+    <w:bookmarkStart w:id="30" w:name="X2f171fe77e404c0666604cf12a9276f8b53db07"/>
     <w:p>
       <w:pPr>
         <w:pStyle w:val="Heading2"/>
@@ -4026,8 +4306,8 @@
         <w:t xml:space="preserve">not Anaplan inactivity).</w:t>
       </w:r>
     </w:p>
-    <w:bookmarkEnd w:id="29"/>
-    <w:bookmarkStart w:id="30" w:name="Xc1d87dd8e13197eb1bc5a01a5dc7ccaceccdc2b"/>
+    <w:bookmarkEnd w:id="30"/>
+    <w:bookmarkStart w:id="31" w:name="Xc1d87dd8e13197eb1bc5a01a5dc7ccaceccdc2b"/>
     <w:p>
       <w:pPr>
         <w:pStyle w:val="Heading2"/>
@@ -4226,8 +4506,8 @@
         <w:t xml:space="preserve">automatically and continue.</w:t>
       </w:r>
     </w:p>
-    <w:bookmarkEnd w:id="30"/>
-    <w:bookmarkStart w:id="31" w:name="X02516d3395e1aa1a625127c50314be9e60ab289"/>
+    <w:bookmarkEnd w:id="31"/>
+    <w:bookmarkStart w:id="32" w:name="X02516d3395e1aa1a625127c50314be9e60ab289"/>
     <w:p>
       <w:pPr>
         <w:pStyle w:val="Heading2"/>
@@ -4262,89 +4542,89 @@
     <w:p>
       <w:pPr>
         <w:pStyle w:val="Compact"/>
-        <w:numPr>
-          <w:ilvl w:val="0"/>
-          <w:numId w:val="1004"/>
-        </w:numPr>
-      </w:pPr>
-      <w:r>
-        <w:t xml:space="preserve">A previous run is genuinely still in progress — wait for it.</w:t>
-      </w:r>
-    </w:p>
-    <w:p>
-      <w:pPr>
-        <w:pStyle w:val="Compact"/>
-        <w:numPr>
-          <w:ilvl w:val="0"/>
-          <w:numId w:val="1004"/>
-        </w:numPr>
-      </w:pPr>
-      <w:r>
-        <w:t xml:space="preserve">A previous run crashed without releasing the lock — verify no</w:t>
-      </w:r>
-      <w:r>
-        <w:t xml:space="preserve"> </w:t>
-      </w:r>
-      <w:r>
-        <w:rPr>
-          <w:rStyle w:val="VerbatimChar"/>
-        </w:rPr>
-        <w:t xml:space="preserve">python</w:t>
-      </w:r>
-      <w:r>
-        <w:t xml:space="preserve"> </w:t>
-      </w:r>
-      <w:r>
-        <w:t xml:space="preserve">process is active, then delete</w:t>
-      </w:r>
-      <w:r>
-        <w:t xml:space="preserve"> </w:t>
-      </w:r>
-      <w:r>
-        <w:rPr>
-          <w:rStyle w:val="VerbatimChar"/>
-        </w:rPr>
-        <w:t xml:space="preserve">anaplan_audit.lock</w:t>
-      </w:r>
-      <w:r>
-        <w:t xml:space="preserve"> </w:t>
-      </w:r>
-      <w:r>
-        <w:t xml:space="preserve">next</w:t>
-      </w:r>
-      <w:r>
-        <w:t xml:space="preserve"> </w:t>
-      </w:r>
-      <w:r>
-        <w:t xml:space="preserve">to the database file.</w:t>
-      </w:r>
-    </w:p>
-    <w:bookmarkEnd w:id="31"/>
-    <w:bookmarkStart w:id="32" w:name="Xe67151528835781e13e48d4e9c1b367f249ceb8"/>
-    <w:p>
-      <w:pPr>
-        <w:pStyle w:val="Heading2"/>
-      </w:pPr>
-      <w:r>
-        <w:t xml:space="preserve">5.4 OAuth token refresh fails</w:t>
-      </w:r>
-    </w:p>
-    <w:p>
-      <w:pPr>
         <w:numPr>
           <w:ilvl w:val="0"/>
           <w:numId w:val="1005"/>
         </w:numPr>
       </w:pPr>
       <w:r>
-        <w:t xml:space="preserve">Confirm the refresh token has not been revoked on the Anaplan side.</w:t>
-      </w:r>
-    </w:p>
-    <w:p>
-      <w:pPr>
+        <w:t xml:space="preserve">A previous run is genuinely still in progress — wait for it.</w:t>
+      </w:r>
+    </w:p>
+    <w:p>
+      <w:pPr>
+        <w:pStyle w:val="Compact"/>
         <w:numPr>
           <w:ilvl w:val="0"/>
           <w:numId w:val="1005"/>
+        </w:numPr>
+      </w:pPr>
+      <w:r>
+        <w:t xml:space="preserve">A previous run crashed without releasing the lock — verify no</w:t>
+      </w:r>
+      <w:r>
+        <w:t xml:space="preserve"> </w:t>
+      </w:r>
+      <w:r>
+        <w:rPr>
+          <w:rStyle w:val="VerbatimChar"/>
+        </w:rPr>
+        <w:t xml:space="preserve">python</w:t>
+      </w:r>
+      <w:r>
+        <w:t xml:space="preserve"> </w:t>
+      </w:r>
+      <w:r>
+        <w:t xml:space="preserve">process is active, then delete</w:t>
+      </w:r>
+      <w:r>
+        <w:t xml:space="preserve"> </w:t>
+      </w:r>
+      <w:r>
+        <w:rPr>
+          <w:rStyle w:val="VerbatimChar"/>
+        </w:rPr>
+        <w:t xml:space="preserve">anaplan_audit.lock</w:t>
+      </w:r>
+      <w:r>
+        <w:t xml:space="preserve"> </w:t>
+      </w:r>
+      <w:r>
+        <w:t xml:space="preserve">next</w:t>
+      </w:r>
+      <w:r>
+        <w:t xml:space="preserve"> </w:t>
+      </w:r>
+      <w:r>
+        <w:t xml:space="preserve">to the database file.</w:t>
+      </w:r>
+    </w:p>
+    <w:bookmarkEnd w:id="32"/>
+    <w:bookmarkStart w:id="33" w:name="Xe67151528835781e13e48d4e9c1b367f249ceb8"/>
+    <w:p>
+      <w:pPr>
+        <w:pStyle w:val="Heading2"/>
+      </w:pPr>
+      <w:r>
+        <w:t xml:space="preserve">5.4 OAuth token refresh fails</w:t>
+      </w:r>
+    </w:p>
+    <w:p>
+      <w:pPr>
+        <w:numPr>
+          <w:ilvl w:val="0"/>
+          <w:numId w:val="1006"/>
+        </w:numPr>
+      </w:pPr>
+      <w:r>
+        <w:t xml:space="preserve">Confirm the refresh token has not been revoked on the Anaplan side.</w:t>
+      </w:r>
+    </w:p>
+    <w:p>
+      <w:pPr>
+        <w:numPr>
+          <w:ilvl w:val="0"/>
+          <w:numId w:val="1006"/>
         </w:numPr>
       </w:pPr>
       <w:r>
@@ -4406,7 +4686,7 @@
       <w:pPr>
         <w:numPr>
           <w:ilvl w:val="0"/>
-          <w:numId w:val="1005"/>
+          <w:numId w:val="1006"/>
         </w:numPr>
       </w:pPr>
       <w:r>
@@ -4446,8 +4726,8 @@
         <w:t xml:space="preserve">and re-register.</w:t>
       </w:r>
     </w:p>
-    <w:bookmarkEnd w:id="32"/>
-    <w:bookmarkStart w:id="33" w:name="X67788d67bb3a953b4eabdf354572d33c91d6fcd"/>
+    <w:bookmarkEnd w:id="33"/>
+    <w:bookmarkStart w:id="34" w:name="X67788d67bb3a953b4eabdf354572d33c91d6fcd"/>
     <w:p>
       <w:pPr>
         <w:pStyle w:val="Heading2"/>
@@ -4461,7 +4741,7 @@
         <w:pStyle w:val="Compact"/>
         <w:numPr>
           <w:ilvl w:val="0"/>
-          <w:numId w:val="1006"/>
+          <w:numId w:val="1007"/>
         </w:numPr>
       </w:pPr>
       <w:r>
@@ -4488,7 +4768,7 @@
         <w:pStyle w:val="Compact"/>
         <w:numPr>
           <w:ilvl w:val="0"/>
-          <w:numId w:val="1006"/>
+          <w:numId w:val="1007"/>
         </w:numPr>
       </w:pPr>
       <w:r>
@@ -4515,7 +4795,7 @@
         <w:pStyle w:val="Compact"/>
         <w:numPr>
           <w:ilvl w:val="0"/>
-          <w:numId w:val="1006"/>
+          <w:numId w:val="1007"/>
         </w:numPr>
       </w:pPr>
       <w:r>
@@ -4571,9 +4851,9 @@
         </w:pict>
       </w:r>
     </w:p>
-    <w:bookmarkEnd w:id="33"/>
     <w:bookmarkEnd w:id="34"/>
-    <w:bookmarkStart w:id="37" w:name="Xf16a23b0c56f84a63e9a367e5973e4d58012d90"/>
+    <w:bookmarkEnd w:id="35"/>
+    <w:bookmarkStart w:id="38" w:name="Xf16a23b0c56f84a63e9a367e5973e4d58012d90"/>
     <w:p>
       <w:pPr>
         <w:pStyle w:val="Heading1"/>
@@ -4582,7 +4862,7 @@
         <w:t xml:space="preserve">6. Audit Event Catalog Maintenance (v3.1)</w:t>
       </w:r>
     </w:p>
-    <w:bookmarkStart w:id="35" w:name="X5cce58fffe15d039d825ff5deb3f2b4477afcb9"/>
+    <w:bookmarkStart w:id="36" w:name="X5cce58fffe15d039d825ff5deb3f2b4477afcb9"/>
     <w:p>
       <w:pPr>
         <w:pStyle w:val="Heading2"/>
@@ -5156,7 +5436,7 @@
         <w:pStyle w:val="Compact"/>
         <w:numPr>
           <w:ilvl w:val="0"/>
-          <w:numId w:val="1007"/>
+          <w:numId w:val="1008"/>
         </w:numPr>
       </w:pPr>
       <w:r>
@@ -5176,478 +5456,6 @@
       </w:r>
       <w:r>
         <w:t xml:space="preserve">to add the new codes and human-readable messages.</w:t>
-      </w:r>
-    </w:p>
-    <w:p>
-      <w:pPr>
-        <w:pStyle w:val="Compact"/>
-        <w:numPr>
-          <w:ilvl w:val="0"/>
-          <w:numId w:val="1007"/>
-        </w:numPr>
-      </w:pPr>
-      <w:r>
-        <w:t xml:space="preserve">Re-deploy:</w:t>
-      </w:r>
-      <w:r>
-        <w:t xml:space="preserve"> </w:t>
-      </w:r>
-      <w:r>
-        <w:rPr>
-          <w:rStyle w:val="VerbatimChar"/>
-        </w:rPr>
-        <w:t xml:space="preserve">git pull &amp;&amp; uv sync</w:t>
-      </w:r>
-      <w:r>
-        <w:t xml:space="preserve">.</w:t>
-      </w:r>
-    </w:p>
-    <w:p>
-      <w:pPr>
-        <w:pStyle w:val="Compact"/>
-        <w:numPr>
-          <w:ilvl w:val="0"/>
-          <w:numId w:val="1007"/>
-        </w:numPr>
-      </w:pPr>
-      <w:r>
-        <w:t xml:space="preserve">The next scheduled run reloads the</w:t>
-      </w:r>
-      <w:r>
-        <w:t xml:space="preserve"> </w:t>
-      </w:r>
-      <w:r>
-        <w:rPr>
-          <w:rStyle w:val="VerbatimChar"/>
-        </w:rPr>
-        <w:t xml:space="preserve">act_codes</w:t>
-      </w:r>
-      <w:r>
-        <w:t xml:space="preserve"> </w:t>
-      </w:r>
-      <w:r>
-        <w:t xml:space="preserve">list in Anaplan automatically. No reporting-model rebuild required.</w:t>
-      </w:r>
-    </w:p>
-    <w:bookmarkEnd w:id="35"/>
-    <w:bookmarkStart w:id="36" w:name="X5850a44828369218f75592adaa4d7cbc67dd98b"/>
-    <w:p>
-      <w:pPr>
-        <w:pStyle w:val="Heading2"/>
-      </w:pPr>
-      <w:r>
-        <w:t xml:space="preserve">6.2 Schema evolution</w:t>
-      </w:r>
-    </w:p>
-    <w:p>
-      <w:pPr>
-        <w:pStyle w:val="FirstParagraph"/>
-      </w:pPr>
-      <w:r>
-        <w:t xml:space="preserve">Anaplan's</w:t>
-      </w:r>
-      <w:r>
-        <w:t xml:space="preserve"> </w:t>
-      </w:r>
-      <w:r>
-        <w:rPr>
-          <w:rStyle w:val="VerbatimChar"/>
-        </w:rPr>
-        <w:t xml:space="preserve">additionalAttributes</w:t>
-      </w:r>
-      <w:r>
-        <w:t xml:space="preserve"> </w:t>
-      </w:r>
-      <w:r>
-        <w:t xml:space="preserve">payload varies by event category.</w:t>
-      </w:r>
-      <w:r>
-        <w:t xml:space="preserve"> </w:t>
-      </w:r>
-      <w:r>
-        <w:t xml:space="preserve">Each new category typically carries one or two new dotted keys</w:t>
-      </w:r>
-      <w:r>
-        <w:t xml:space="preserve"> </w:t>
-      </w:r>
-      <w:r>
-        <w:t xml:space="preserve">(</w:t>
-      </w:r>
-      <w:r>
-        <w:rPr>
-          <w:rStyle w:val="VerbatimChar"/>
-        </w:rPr>
-        <w:t xml:space="preserve">appId</w:t>
-      </w:r>
-      <w:r>
-        <w:t xml:space="preserve">,</w:t>
-      </w:r>
-      <w:r>
-        <w:t xml:space="preserve"> </w:t>
-      </w:r>
-      <w:r>
-        <w:rPr>
-          <w:rStyle w:val="VerbatimChar"/>
-        </w:rPr>
-        <w:t xml:space="preserve">pageId</w:t>
-      </w:r>
-      <w:r>
-        <w:t xml:space="preserve">,</w:t>
-      </w:r>
-      <w:r>
-        <w:t xml:space="preserve"> </w:t>
-      </w:r>
-      <w:r>
-        <w:rPr>
-          <w:rStyle w:val="VerbatimChar"/>
-        </w:rPr>
-        <w:t xml:space="preserve">pipelineId</w:t>
-      </w:r>
-      <w:r>
-        <w:t xml:space="preserve">,</w:t>
-      </w:r>
-      <w:r>
-        <w:t xml:space="preserve"> </w:t>
-      </w:r>
-      <w:r>
-        <w:rPr>
-          <w:rStyle w:val="VerbatimChar"/>
-        </w:rPr>
-        <w:t xml:space="preserve">taskId</w:t>
-      </w:r>
-      <w:r>
-        <w:t xml:space="preserve">, …). v3.1's loader</w:t>
-      </w:r>
-      <w:r>
-        <w:t xml:space="preserve"> </w:t>
-      </w:r>
-      <w:r>
-        <w:t xml:space="preserve">handles these automatically via</w:t>
-      </w:r>
-      <w:r>
-        <w:t xml:space="preserve"> </w:t>
-      </w:r>
-      <w:r>
-        <w:rPr>
-          <w:rStyle w:val="VerbatimChar"/>
-        </w:rPr>
-        <w:t xml:space="preserve">ALTER TABLE events ADD COLUMN</w:t>
-      </w:r>
-      <w:r>
-        <w:t xml:space="preserve"> </w:t>
-      </w:r>
-      <w:r>
-        <w:t xml:space="preserve">before every bulk insert.</w:t>
-      </w:r>
-    </w:p>
-    <w:p>
-      <w:pPr>
-        <w:pStyle w:val="BodyText"/>
-      </w:pPr>
-      <w:r>
-        <w:t xml:space="preserve">What operators see: an</w:t>
-      </w:r>
-      <w:r>
-        <w:t xml:space="preserve"> </w:t>
-      </w:r>
-      <w:r>
-        <w:rPr>
-          <w:rStyle w:val="VerbatimChar"/>
-        </w:rPr>
-        <w:t xml:space="preserve">events_schema_column_added</w:t>
-      </w:r>
-      <w:r>
-        <w:t xml:space="preserve"> </w:t>
-      </w:r>
-      <w:r>
-        <w:t xml:space="preserve">log event the</w:t>
-      </w:r>
-      <w:r>
-        <w:t xml:space="preserve"> </w:t>
-      </w:r>
-      <w:r>
-        <w:t xml:space="preserve">first time a new column is observed (see Section 4.3). No action is</w:t>
-      </w:r>
-      <w:r>
-        <w:t xml:space="preserve"> </w:t>
-      </w:r>
-      <w:r>
-        <w:t xml:space="preserve">required.</w:t>
-      </w:r>
-    </w:p>
-    <w:p>
-      <w:pPr>
-        <w:pStyle w:val="BodyText"/>
-      </w:pPr>
-      <w:r>
-        <w:t xml:space="preserve">If you want to surface the new attribute in the Audit Reporting</w:t>
-      </w:r>
-      <w:r>
-        <w:t xml:space="preserve"> </w:t>
-      </w:r>
-      <w:r>
-        <w:t xml:space="preserve">Model, see the Anaplan Model Setup Guide for the optional v3.1 line</w:t>
-      </w:r>
-      <w:r>
-        <w:t xml:space="preserve"> </w:t>
-      </w:r>
-      <w:r>
-        <w:t xml:space="preserve">items.</w:t>
-      </w:r>
-    </w:p>
-    <w:p>
-      <w:r>
-        <w:pict>
-          <v:rect style="width:0;height:1.5pt" o:hralign="center" o:hrstd="t" o:hr="t"/>
-        </w:pict>
-      </w:r>
-    </w:p>
-    <w:bookmarkEnd w:id="36"/>
-    <w:bookmarkEnd w:id="37"/>
-    <w:bookmarkStart w:id="40" w:name="Xf29155b1a22f76fce977e6856f64d77a333f113"/>
-    <w:p>
-      <w:pPr>
-        <w:pStyle w:val="Heading1"/>
-      </w:pPr>
-      <w:r>
-        <w:t xml:space="preserve">7. Long-Term Data Retention</w:t>
-      </w:r>
-    </w:p>
-    <w:p>
-      <w:pPr>
-        <w:pStyle w:val="FirstParagraph"/>
-      </w:pPr>
-      <w:r>
-        <w:t xml:space="preserve">SQLite is a local file database — it has no replication, no high</w:t>
-      </w:r>
-      <w:r>
-        <w:t xml:space="preserve"> </w:t>
-      </w:r>
-      <w:r>
-        <w:t xml:space="preserve">availability, and no built-in archiving. The default</w:t>
-      </w:r>
-      <w:r>
-        <w:t xml:space="preserve"> </w:t>
-      </w:r>
-      <w:r>
-        <w:rPr>
-          <w:rStyle w:val="VerbatimChar"/>
-        </w:rPr>
-        <w:t xml:space="preserve">retentionYears: 2</w:t>
-      </w:r>
-      <w:r>
-        <w:t xml:space="preserve"> </w:t>
-      </w:r>
-      <w:r>
-        <w:t xml:space="preserve">setting balances storage growth against practical</w:t>
-      </w:r>
-      <w:r>
-        <w:t xml:space="preserve"> </w:t>
-      </w:r>
-      <w:r>
-        <w:t xml:space="preserve">analytics needs, but organisations with compliance requirements or</w:t>
-      </w:r>
-      <w:r>
-        <w:t xml:space="preserve"> </w:t>
-      </w:r>
-      <w:r>
-        <w:t xml:space="preserve">multi-year trend analysis needs should plan for long-term storage</w:t>
-      </w:r>
-      <w:r>
-        <w:t xml:space="preserve"> </w:t>
-      </w:r>
-      <w:r>
-        <w:t xml:space="preserve">before data is purged.</w:t>
-      </w:r>
-    </w:p>
-    <w:p>
-      <w:pPr>
-        <w:pStyle w:val="BodyText"/>
-      </w:pPr>
-      <w:r>
-        <w:rPr>
-          <w:b/>
-          <w:bCs/>
-        </w:rPr>
-        <w:t xml:space="preserve">Recommended approach.</w:t>
-      </w:r>
-      <w:r>
-        <w:t xml:space="preserve"> </w:t>
-      </w:r>
-      <w:r>
-        <w:t xml:space="preserve">Schedule a periodic extract of</w:t>
-      </w:r>
-      <w:r>
-        <w:t xml:space="preserve"> </w:t>
-      </w:r>
-      <w:r>
-        <w:rPr>
-          <w:rStyle w:val="VerbatimChar"/>
-        </w:rPr>
-        <w:t xml:space="preserve">model_history_normalized</w:t>
-      </w:r>
-      <w:r>
-        <w:t xml:space="preserve"> </w:t>
-      </w:r>
-      <w:r>
-        <w:t xml:space="preserve">and</w:t>
-      </w:r>
-      <w:r>
-        <w:t xml:space="preserve"> </w:t>
-      </w:r>
-      <w:r>
-        <w:rPr>
-          <w:rStyle w:val="VerbatimChar"/>
-        </w:rPr>
-        <w:t xml:space="preserve">model_history_list</w:t>
-      </w:r>
-      <w:r>
-        <w:t xml:space="preserve"> </w:t>
-      </w:r>
-      <w:r>
-        <w:t xml:space="preserve">to an external</w:t>
-      </w:r>
-      <w:r>
-        <w:t xml:space="preserve"> </w:t>
-      </w:r>
-      <w:r>
-        <w:t xml:space="preserve">SQL database or data warehouse (PostgreSQL, Snowflake, BigQuery,</w:t>
-      </w:r>
-      <w:r>
-        <w:t xml:space="preserve"> </w:t>
-      </w:r>
-      <w:r>
-        <w:t xml:space="preserve">Azure SQL, etc.) using the same column schema. The extract should</w:t>
-      </w:r>
-      <w:r>
-        <w:t xml:space="preserve"> </w:t>
-      </w:r>
-      <w:r>
-        <w:t xml:space="preserve">run before</w:t>
-      </w:r>
-      <w:r>
-        <w:t xml:space="preserve"> </w:t>
-      </w:r>
-      <w:r>
-        <w:rPr>
-          <w:rStyle w:val="VerbatimChar"/>
-        </w:rPr>
-        <w:t xml:space="preserve">purge_old_history()</w:t>
-      </w:r>
-      <w:r>
-        <w:t xml:space="preserve"> </w:t>
-      </w:r>
-      <w:r>
-        <w:t xml:space="preserve">is triggered — i.e., at least once</w:t>
-      </w:r>
-      <w:r>
-        <w:t xml:space="preserve"> </w:t>
-      </w:r>
-      <w:r>
-        <w:t xml:space="preserve">per</w:t>
-      </w:r>
-      <w:r>
-        <w:t xml:space="preserve"> </w:t>
-      </w:r>
-      <w:r>
-        <w:rPr>
-          <w:rStyle w:val="VerbatimChar"/>
-        </w:rPr>
-        <w:t xml:space="preserve">retentionYears</w:t>
-      </w:r>
-      <w:r>
-        <w:t xml:space="preserve"> </w:t>
-      </w:r>
-      <w:r>
-        <w:t xml:space="preserve">window. The</w:t>
-      </w:r>
-      <w:r>
-        <w:t xml:space="preserve"> </w:t>
-      </w:r>
-      <w:r>
-        <w:rPr>
-          <w:rStyle w:val="VerbatimChar"/>
-        </w:rPr>
-        <w:t xml:space="preserve">captured_at</w:t>
-      </w:r>
-      <w:r>
-        <w:t xml:space="preserve"> </w:t>
-      </w:r>
-      <w:r>
-        <w:t xml:space="preserve">column can be used as</w:t>
-      </w:r>
-      <w:r>
-        <w:t xml:space="preserve"> </w:t>
-      </w:r>
-      <w:r>
-        <w:t xml:space="preserve">a watermark for incremental extracts.</w:t>
-      </w:r>
-    </w:p>
-    <w:p>
-      <w:pPr>
-        <w:pStyle w:val="BodyText"/>
-      </w:pPr>
-      <w:r>
-        <w:rPr>
-          <w:b/>
-          <w:bCs/>
-        </w:rPr>
-        <w:t xml:space="preserve">What NOT to do.</w:t>
-      </w:r>
-      <w:r>
-        <w:t xml:space="preserve"> </w:t>
-      </w:r>
-      <w:r>
-        <w:t xml:space="preserve">Do not increase</w:t>
-      </w:r>
-      <w:r>
-        <w:t xml:space="preserve"> </w:t>
-      </w:r>
-      <w:r>
-        <w:rPr>
-          <w:rStyle w:val="VerbatimChar"/>
-        </w:rPr>
-        <w:t xml:space="preserve">retentionYears</w:t>
-      </w:r>
-      <w:r>
-        <w:t xml:space="preserve"> </w:t>
-      </w:r>
-      <w:r>
-        <w:t xml:space="preserve">indefinitely as</w:t>
-      </w:r>
-      <w:r>
-        <w:t xml:space="preserve"> </w:t>
-      </w:r>
-      <w:r>
-        <w:t xml:space="preserve">a substitute for a proper archive strategy. SQLite performance</w:t>
-      </w:r>
-      <w:r>
-        <w:t xml:space="preserve"> </w:t>
-      </w:r>
-      <w:r>
-        <w:t xml:space="preserve">degrades with very large databases, and there is no built-in</w:t>
-      </w:r>
-      <w:r>
-        <w:t xml:space="preserve"> </w:t>
-      </w:r>
-      <w:r>
-        <w:t xml:space="preserve">protection against file corruption on network shares.</w:t>
-      </w:r>
-    </w:p>
-    <w:p>
-      <w:r>
-        <w:pict>
-          <v:rect style="width:0;height:1.5pt" o:hralign="center" o:hrstd="t" o:hr="t"/>
-        </w:pict>
-      </w:r>
-    </w:p>
-    <w:bookmarkStart w:id="39" w:name="document-control"/>
-    <w:p>
-      <w:pPr>
-        <w:pStyle w:val="Heading2"/>
-      </w:pPr>
-      <w:r>
-        <w:t xml:space="preserve">Document control</w:t>
       </w:r>
     </w:p>
     <w:p>
@@ -5659,17 +5467,19 @@
         </w:numPr>
       </w:pPr>
       <w:r>
-        <w:rPr>
-          <w:b/>
-          <w:bCs/>
-        </w:rPr>
-        <w:t xml:space="preserve">Maintainer:</w:t>
-      </w:r>
-      <w:r>
-        <w:t xml:space="preserve"> </w:t>
-      </w:r>
-      <w:r>
-        <w:t xml:space="preserve">Jon Ferneau (OEG Data Integration)</w:t>
+        <w:t xml:space="preserve">Re-deploy:</w:t>
+      </w:r>
+      <w:r>
+        <w:t xml:space="preserve"> </w:t>
+      </w:r>
+      <w:r>
+        <w:rPr>
+          <w:rStyle w:val="VerbatimChar"/>
+        </w:rPr>
+        <w:t xml:space="preserve">git pull &amp;&amp; uv sync</w:t>
+      </w:r>
+      <w:r>
+        <w:t xml:space="preserve">.</w:t>
       </w:r>
     </w:p>
     <w:p>
@@ -5681,17 +5491,443 @@
         </w:numPr>
       </w:pPr>
       <w:r>
+        <w:t xml:space="preserve">The next scheduled run reloads the</w:t>
+      </w:r>
+      <w:r>
+        <w:t xml:space="preserve"> </w:t>
+      </w:r>
+      <w:r>
+        <w:rPr>
+          <w:rStyle w:val="VerbatimChar"/>
+        </w:rPr>
+        <w:t xml:space="preserve">act_codes</w:t>
+      </w:r>
+      <w:r>
+        <w:t xml:space="preserve"> </w:t>
+      </w:r>
+      <w:r>
+        <w:t xml:space="preserve">list in Anaplan automatically. No reporting-model rebuild required.</w:t>
+      </w:r>
+    </w:p>
+    <w:bookmarkEnd w:id="36"/>
+    <w:bookmarkStart w:id="37" w:name="X5850a44828369218f75592adaa4d7cbc67dd98b"/>
+    <w:p>
+      <w:pPr>
+        <w:pStyle w:val="Heading2"/>
+      </w:pPr>
+      <w:r>
+        <w:t xml:space="preserve">6.2 Schema evolution</w:t>
+      </w:r>
+    </w:p>
+    <w:p>
+      <w:pPr>
+        <w:pStyle w:val="FirstParagraph"/>
+      </w:pPr>
+      <w:r>
+        <w:t xml:space="preserve">Anaplan's</w:t>
+      </w:r>
+      <w:r>
+        <w:t xml:space="preserve"> </w:t>
+      </w:r>
+      <w:r>
+        <w:rPr>
+          <w:rStyle w:val="VerbatimChar"/>
+        </w:rPr>
+        <w:t xml:space="preserve">additionalAttributes</w:t>
+      </w:r>
+      <w:r>
+        <w:t xml:space="preserve"> </w:t>
+      </w:r>
+      <w:r>
+        <w:t xml:space="preserve">payload varies by event category.</w:t>
+      </w:r>
+      <w:r>
+        <w:t xml:space="preserve"> </w:t>
+      </w:r>
+      <w:r>
+        <w:t xml:space="preserve">Each new category typically carries one or two new dotted keys</w:t>
+      </w:r>
+      <w:r>
+        <w:t xml:space="preserve"> </w:t>
+      </w:r>
+      <w:r>
+        <w:t xml:space="preserve">(</w:t>
+      </w:r>
+      <w:r>
+        <w:rPr>
+          <w:rStyle w:val="VerbatimChar"/>
+        </w:rPr>
+        <w:t xml:space="preserve">appId</w:t>
+      </w:r>
+      <w:r>
+        <w:t xml:space="preserve">,</w:t>
+      </w:r>
+      <w:r>
+        <w:t xml:space="preserve"> </w:t>
+      </w:r>
+      <w:r>
+        <w:rPr>
+          <w:rStyle w:val="VerbatimChar"/>
+        </w:rPr>
+        <w:t xml:space="preserve">pageId</w:t>
+      </w:r>
+      <w:r>
+        <w:t xml:space="preserve">,</w:t>
+      </w:r>
+      <w:r>
+        <w:t xml:space="preserve"> </w:t>
+      </w:r>
+      <w:r>
+        <w:rPr>
+          <w:rStyle w:val="VerbatimChar"/>
+        </w:rPr>
+        <w:t xml:space="preserve">pipelineId</w:t>
+      </w:r>
+      <w:r>
+        <w:t xml:space="preserve">,</w:t>
+      </w:r>
+      <w:r>
+        <w:t xml:space="preserve"> </w:t>
+      </w:r>
+      <w:r>
+        <w:rPr>
+          <w:rStyle w:val="VerbatimChar"/>
+        </w:rPr>
+        <w:t xml:space="preserve">taskId</w:t>
+      </w:r>
+      <w:r>
+        <w:t xml:space="preserve">, …). v3.1's loader</w:t>
+      </w:r>
+      <w:r>
+        <w:t xml:space="preserve"> </w:t>
+      </w:r>
+      <w:r>
+        <w:t xml:space="preserve">handles these automatically via</w:t>
+      </w:r>
+      <w:r>
+        <w:t xml:space="preserve"> </w:t>
+      </w:r>
+      <w:r>
+        <w:rPr>
+          <w:rStyle w:val="VerbatimChar"/>
+        </w:rPr>
+        <w:t xml:space="preserve">ALTER TABLE events ADD COLUMN</w:t>
+      </w:r>
+      <w:r>
+        <w:t xml:space="preserve"> </w:t>
+      </w:r>
+      <w:r>
+        <w:t xml:space="preserve">before every bulk insert.</w:t>
+      </w:r>
+    </w:p>
+    <w:p>
+      <w:pPr>
+        <w:pStyle w:val="BodyText"/>
+      </w:pPr>
+      <w:r>
+        <w:t xml:space="preserve">What operators see: an</w:t>
+      </w:r>
+      <w:r>
+        <w:t xml:space="preserve"> </w:t>
+      </w:r>
+      <w:r>
+        <w:rPr>
+          <w:rStyle w:val="VerbatimChar"/>
+        </w:rPr>
+        <w:t xml:space="preserve">events_schema_column_added</w:t>
+      </w:r>
+      <w:r>
+        <w:t xml:space="preserve"> </w:t>
+      </w:r>
+      <w:r>
+        <w:t xml:space="preserve">log event the</w:t>
+      </w:r>
+      <w:r>
+        <w:t xml:space="preserve"> </w:t>
+      </w:r>
+      <w:r>
+        <w:t xml:space="preserve">first time a new column is observed (see Section 4.3). No action is</w:t>
+      </w:r>
+      <w:r>
+        <w:t xml:space="preserve"> </w:t>
+      </w:r>
+      <w:r>
+        <w:t xml:space="preserve">required.</w:t>
+      </w:r>
+    </w:p>
+    <w:p>
+      <w:pPr>
+        <w:pStyle w:val="BodyText"/>
+      </w:pPr>
+      <w:r>
+        <w:t xml:space="preserve">If you want to surface the new attribute in the Audit Reporting</w:t>
+      </w:r>
+      <w:r>
+        <w:t xml:space="preserve"> </w:t>
+      </w:r>
+      <w:r>
+        <w:t xml:space="preserve">Model, see the Anaplan Model Setup Guide for the optional v3.1 line</w:t>
+      </w:r>
+      <w:r>
+        <w:t xml:space="preserve"> </w:t>
+      </w:r>
+      <w:r>
+        <w:t xml:space="preserve">items.</w:t>
+      </w:r>
+    </w:p>
+    <w:p>
+      <w:r>
+        <w:pict>
+          <v:rect style="width:0;height:1.5pt" o:hralign="center" o:hrstd="t" o:hr="t"/>
+        </w:pict>
+      </w:r>
+    </w:p>
+    <w:bookmarkEnd w:id="37"/>
+    <w:bookmarkEnd w:id="38"/>
+    <w:bookmarkStart w:id="41" w:name="Xf29155b1a22f76fce977e6856f64d77a333f113"/>
+    <w:p>
+      <w:pPr>
+        <w:pStyle w:val="Heading1"/>
+      </w:pPr>
+      <w:r>
+        <w:t xml:space="preserve">7. Long-Term Data Retention</w:t>
+      </w:r>
+    </w:p>
+    <w:p>
+      <w:pPr>
+        <w:pStyle w:val="FirstParagraph"/>
+      </w:pPr>
+      <w:r>
+        <w:t xml:space="preserve">SQLite is a local file database — it has no replication, no high</w:t>
+      </w:r>
+      <w:r>
+        <w:t xml:space="preserve"> </w:t>
+      </w:r>
+      <w:r>
+        <w:t xml:space="preserve">availability, and no built-in archiving. The default</w:t>
+      </w:r>
+      <w:r>
+        <w:t xml:space="preserve"> </w:t>
+      </w:r>
+      <w:r>
+        <w:rPr>
+          <w:rStyle w:val="VerbatimChar"/>
+        </w:rPr>
+        <w:t xml:space="preserve">retentionYears: 2</w:t>
+      </w:r>
+      <w:r>
+        <w:t xml:space="preserve"> </w:t>
+      </w:r>
+      <w:r>
+        <w:t xml:space="preserve">setting balances storage growth against practical</w:t>
+      </w:r>
+      <w:r>
+        <w:t xml:space="preserve"> </w:t>
+      </w:r>
+      <w:r>
+        <w:t xml:space="preserve">analytics needs, but organisations with compliance requirements or</w:t>
+      </w:r>
+      <w:r>
+        <w:t xml:space="preserve"> </w:t>
+      </w:r>
+      <w:r>
+        <w:t xml:space="preserve">multi-year trend analysis needs should plan for long-term storage</w:t>
+      </w:r>
+      <w:r>
+        <w:t xml:space="preserve"> </w:t>
+      </w:r>
+      <w:r>
+        <w:t xml:space="preserve">before data is purged.</w:t>
+      </w:r>
+    </w:p>
+    <w:p>
+      <w:pPr>
+        <w:pStyle w:val="BodyText"/>
+      </w:pPr>
+      <w:r>
         <w:rPr>
           <w:b/>
           <w:bCs/>
         </w:rPr>
-        <w:t xml:space="preserve">Original v1 author credit:</w:t>
-      </w:r>
-      <w:r>
-        <w:t xml:space="preserve"> </w:t>
-      </w:r>
-      <w:r>
-        <w:t xml:space="preserve">Quin Eddy, Chris Stauffer (Anaplan OEG, 2023)</w:t>
+        <w:t xml:space="preserve">Recommended approach.</w:t>
+      </w:r>
+      <w:r>
+        <w:t xml:space="preserve"> </w:t>
+      </w:r>
+      <w:r>
+        <w:t xml:space="preserve">Schedule a periodic extract of</w:t>
+      </w:r>
+      <w:r>
+        <w:t xml:space="preserve"> </w:t>
+      </w:r>
+      <w:r>
+        <w:rPr>
+          <w:rStyle w:val="VerbatimChar"/>
+        </w:rPr>
+        <w:t xml:space="preserve">model_history_normalized</w:t>
+      </w:r>
+      <w:r>
+        <w:t xml:space="preserve"> </w:t>
+      </w:r>
+      <w:r>
+        <w:t xml:space="preserve">and</w:t>
+      </w:r>
+      <w:r>
+        <w:t xml:space="preserve"> </w:t>
+      </w:r>
+      <w:r>
+        <w:rPr>
+          <w:rStyle w:val="VerbatimChar"/>
+        </w:rPr>
+        <w:t xml:space="preserve">model_history_list</w:t>
+      </w:r>
+      <w:r>
+        <w:t xml:space="preserve"> </w:t>
+      </w:r>
+      <w:r>
+        <w:t xml:space="preserve">to an external</w:t>
+      </w:r>
+      <w:r>
+        <w:t xml:space="preserve"> </w:t>
+      </w:r>
+      <w:r>
+        <w:t xml:space="preserve">SQL database or data warehouse (PostgreSQL, Snowflake, BigQuery,</w:t>
+      </w:r>
+      <w:r>
+        <w:t xml:space="preserve"> </w:t>
+      </w:r>
+      <w:r>
+        <w:t xml:space="preserve">Azure SQL, etc.) using the same column schema. The extract should</w:t>
+      </w:r>
+      <w:r>
+        <w:t xml:space="preserve"> </w:t>
+      </w:r>
+      <w:r>
+        <w:t xml:space="preserve">run before</w:t>
+      </w:r>
+      <w:r>
+        <w:t xml:space="preserve"> </w:t>
+      </w:r>
+      <w:r>
+        <w:rPr>
+          <w:rStyle w:val="VerbatimChar"/>
+        </w:rPr>
+        <w:t xml:space="preserve">purge_old_history()</w:t>
+      </w:r>
+      <w:r>
+        <w:t xml:space="preserve"> </w:t>
+      </w:r>
+      <w:r>
+        <w:t xml:space="preserve">is triggered — i.e., at least once</w:t>
+      </w:r>
+      <w:r>
+        <w:t xml:space="preserve"> </w:t>
+      </w:r>
+      <w:r>
+        <w:t xml:space="preserve">per</w:t>
+      </w:r>
+      <w:r>
+        <w:t xml:space="preserve"> </w:t>
+      </w:r>
+      <w:r>
+        <w:rPr>
+          <w:rStyle w:val="VerbatimChar"/>
+        </w:rPr>
+        <w:t xml:space="preserve">retentionYears</w:t>
+      </w:r>
+      <w:r>
+        <w:t xml:space="preserve"> </w:t>
+      </w:r>
+      <w:r>
+        <w:t xml:space="preserve">window. The</w:t>
+      </w:r>
+      <w:r>
+        <w:t xml:space="preserve"> </w:t>
+      </w:r>
+      <w:r>
+        <w:rPr>
+          <w:rStyle w:val="VerbatimChar"/>
+        </w:rPr>
+        <w:t xml:space="preserve">captured_at</w:t>
+      </w:r>
+      <w:r>
+        <w:t xml:space="preserve"> </w:t>
+      </w:r>
+      <w:r>
+        <w:t xml:space="preserve">column can be used as</w:t>
+      </w:r>
+      <w:r>
+        <w:t xml:space="preserve"> </w:t>
+      </w:r>
+      <w:r>
+        <w:t xml:space="preserve">a watermark for incremental extracts.</w:t>
+      </w:r>
+    </w:p>
+    <w:p>
+      <w:pPr>
+        <w:pStyle w:val="BodyText"/>
+      </w:pPr>
+      <w:r>
+        <w:rPr>
+          <w:b/>
+          <w:bCs/>
+        </w:rPr>
+        <w:t xml:space="preserve">What NOT to do.</w:t>
+      </w:r>
+      <w:r>
+        <w:t xml:space="preserve"> </w:t>
+      </w:r>
+      <w:r>
+        <w:t xml:space="preserve">Do not increase</w:t>
+      </w:r>
+      <w:r>
+        <w:t xml:space="preserve"> </w:t>
+      </w:r>
+      <w:r>
+        <w:rPr>
+          <w:rStyle w:val="VerbatimChar"/>
+        </w:rPr>
+        <w:t xml:space="preserve">retentionYears</w:t>
+      </w:r>
+      <w:r>
+        <w:t xml:space="preserve"> </w:t>
+      </w:r>
+      <w:r>
+        <w:t xml:space="preserve">indefinitely as</w:t>
+      </w:r>
+      <w:r>
+        <w:t xml:space="preserve"> </w:t>
+      </w:r>
+      <w:r>
+        <w:t xml:space="preserve">a substitute for a proper archive strategy. SQLite performance</w:t>
+      </w:r>
+      <w:r>
+        <w:t xml:space="preserve"> </w:t>
+      </w:r>
+      <w:r>
+        <w:t xml:space="preserve">degrades with very large databases, and there is no built-in</w:t>
+      </w:r>
+      <w:r>
+        <w:t xml:space="preserve"> </w:t>
+      </w:r>
+      <w:r>
+        <w:t xml:space="preserve">protection against file corruption on network shares.</w:t>
+      </w:r>
+    </w:p>
+    <w:p>
+      <w:r>
+        <w:pict>
+          <v:rect style="width:0;height:1.5pt" o:hralign="center" o:hrstd="t" o:hr="t"/>
+        </w:pict>
+      </w:r>
+    </w:p>
+    <w:bookmarkStart w:id="40" w:name="document-control"/>
+    <w:p>
+      <w:pPr>
+        <w:pStyle w:val="Heading2"/>
+      </w:pPr>
+      <w:r>
+        <w:t xml:space="preserve">Document control</w:t>
       </w:r>
     </w:p>
     <w:p>
@@ -5699,7 +5935,7 @@
         <w:pStyle w:val="Compact"/>
         <w:numPr>
           <w:ilvl w:val="0"/>
-          <w:numId w:val="1008"/>
+          <w:numId w:val="1009"/>
         </w:numPr>
       </w:pPr>
       <w:r>
@@ -5707,13 +5943,13 @@
           <w:b/>
           <w:bCs/>
         </w:rPr>
-        <w:t xml:space="preserve">v3.1 release:</w:t>
-      </w:r>
-      <w:r>
-        <w:t xml:space="preserve"> </w:t>
-      </w:r>
-      <w:r>
-        <w:t xml:space="preserve">June 2026</w:t>
+        <w:t xml:space="preserve">Maintainer:</w:t>
+      </w:r>
+      <w:r>
+        <w:t xml:space="preserve"> </w:t>
+      </w:r>
+      <w:r>
+        <w:t xml:space="preserve">Jon Ferneau (OEG Data Integration)</w:t>
       </w:r>
     </w:p>
     <w:p>
@@ -5721,7 +5957,7 @@
         <w:pStyle w:val="Compact"/>
         <w:numPr>
           <w:ilvl w:val="0"/>
-          <w:numId w:val="1008"/>
+          <w:numId w:val="1009"/>
         </w:numPr>
       </w:pPr>
       <w:r>
@@ -5729,12 +5965,56 @@
           <w:b/>
           <w:bCs/>
         </w:rPr>
+        <w:t xml:space="preserve">Original v1 author credit:</w:t>
+      </w:r>
+      <w:r>
+        <w:t xml:space="preserve"> </w:t>
+      </w:r>
+      <w:r>
+        <w:t xml:space="preserve">Quin Eddy, Chris Stauffer (Anaplan OEG, 2023)</w:t>
+      </w:r>
+    </w:p>
+    <w:p>
+      <w:pPr>
+        <w:pStyle w:val="Compact"/>
+        <w:numPr>
+          <w:ilvl w:val="0"/>
+          <w:numId w:val="1009"/>
+        </w:numPr>
+      </w:pPr>
+      <w:r>
+        <w:rPr>
+          <w:b/>
+          <w:bCs/>
+        </w:rPr>
+        <w:t xml:space="preserve">v3.1 release:</w:t>
+      </w:r>
+      <w:r>
+        <w:t xml:space="preserve"> </w:t>
+      </w:r>
+      <w:r>
+        <w:t xml:space="preserve">June 2026</w:t>
+      </w:r>
+    </w:p>
+    <w:p>
+      <w:pPr>
+        <w:pStyle w:val="Compact"/>
+        <w:numPr>
+          <w:ilvl w:val="0"/>
+          <w:numId w:val="1009"/>
+        </w:numPr>
+      </w:pPr>
+      <w:r>
+        <w:rPr>
+          <w:b/>
+          <w:bCs/>
+        </w:rPr>
         <w:t xml:space="preserve">Repository:</w:t>
       </w:r>
       <w:r>
         <w:t xml:space="preserve"> </w:t>
       </w:r>
-      <w:hyperlink r:id="rId38">
+      <w:hyperlink r:id="rId39">
         <w:r>
           <w:rPr>
             <w:rStyle w:val="Hyperlink"/>
@@ -5743,8 +6023,8 @@
         </w:r>
       </w:hyperlink>
     </w:p>
-    <w:bookmarkEnd w:id="39"/>
     <w:bookmarkEnd w:id="40"/>
+    <w:bookmarkEnd w:id="41"/>
     <w:sectPr>
       <w:footnotePr>
         <w:numRestart w:val="eachSect"/>
@@ -6137,9 +6417,6 @@
     </w:lvlOverride>
   </w:num>
   <w:num w:numId="1004">
-    <w:abstractNumId w:val="991"/>
-  </w:num>
-  <w:num w:numId="1005">
     <w:abstractNumId w:val="99411"/>
     <w:lvlOverride w:ilvl="0">
       <w:startOverride w:val="1"/>
@@ -6169,10 +6446,10 @@
       <w:startOverride w:val="1"/>
     </w:lvlOverride>
   </w:num>
-  <w:num w:numId="1006">
+  <w:num w:numId="1005">
     <w:abstractNumId w:val="991"/>
   </w:num>
-  <w:num w:numId="1007">
+  <w:num w:numId="1006">
     <w:abstractNumId w:val="99411"/>
     <w:lvlOverride w:ilvl="0">
       <w:startOverride w:val="1"/>
@@ -6202,7 +6479,40 @@
       <w:startOverride w:val="1"/>
     </w:lvlOverride>
   </w:num>
+  <w:num w:numId="1007">
+    <w:abstractNumId w:val="991"/>
+  </w:num>
   <w:num w:numId="1008">
+    <w:abstractNumId w:val="99411"/>
+    <w:lvlOverride w:ilvl="0">
+      <w:startOverride w:val="1"/>
+    </w:lvlOverride>
+    <w:lvlOverride w:ilvl="1">
+      <w:startOverride w:val="1"/>
+    </w:lvlOverride>
+    <w:lvlOverride w:ilvl="2">
+      <w:startOverride w:val="1"/>
+    </w:lvlOverride>
+    <w:lvlOverride w:ilvl="3">
+      <w:startOverride w:val="1"/>
+    </w:lvlOverride>
+    <w:lvlOverride w:ilvl="4">
+      <w:startOverride w:val="1"/>
+    </w:lvlOverride>
+    <w:lvlOverride w:ilvl="5">
+      <w:startOverride w:val="1"/>
+    </w:lvlOverride>
+    <w:lvlOverride w:ilvl="6">
+      <w:startOverride w:val="1"/>
+    </w:lvlOverride>
+    <w:lvlOverride w:ilvl="7">
+      <w:startOverride w:val="1"/>
+    </w:lvlOverride>
+    <w:lvlOverride w:ilvl="8">
+      <w:startOverride w:val="1"/>
+    </w:lvlOverride>
+  </w:num>
+  <w:num w:numId="1009">
     <w:abstractNumId w:val="991"/>
   </w:num>
 </w:numbering>

--- a/docs/operations-runbook.docx
+++ b/docs/operations-runbook.docx
@@ -1239,7 +1239,7 @@
         </w:numPr>
       </w:pPr>
       <w:r>
-        <w:t xml:space="preserve">If the private key is passphrase-protected, append</w:t>
+        <w:t xml:space="preserve">If the private key is passphrase-protected, set</w:t>
       </w:r>
       <w:r>
         <w:t xml:space="preserve"> </w:t>
@@ -1248,13 +1248,64 @@
         <w:rPr>
           <w:rStyle w:val="VerbatimChar"/>
         </w:rPr>
-        <w:t xml:space="preserve">:&lt;passphrase&gt;</w:t>
-      </w:r>
-      <w:r>
-        <w:t xml:space="preserve"> </w:t>
-      </w:r>
-      <w:r>
-        <w:t xml:space="preserve">to</w:t>
+        <w:t xml:space="preserve">certPassphrase</w:t>
+      </w:r>
+      <w:r>
+        <w:t xml:space="preserve">:</w:t>
+      </w:r>
+    </w:p>
+    <w:p>
+      <w:pPr>
+        <w:pStyle w:val="SourceCode"/>
+        <w:numPr>
+          <w:ilvl w:val="0"/>
+          <w:numId w:val="1000"/>
+        </w:numPr>
+      </w:pPr>
+      <w:r>
+        <w:rPr>
+          <w:rStyle w:val="StringTok"/>
+        </w:rPr>
+        <w:t xml:space="preserve">"certPassphrase"</w:t>
+      </w:r>
+      <w:r>
+        <w:rPr>
+          <w:rStyle w:val="ErrorTok"/>
+        </w:rPr>
+        <w:t xml:space="preserve">:</w:t>
+      </w:r>
+      <w:r>
+        <w:rPr>
+          <w:rStyle w:val="NormalTok"/>
+        </w:rPr>
+        <w:t xml:space="preserve"> </w:t>
+      </w:r>
+      <w:r>
+        <w:rPr>
+          <w:rStyle w:val="StringTok"/>
+        </w:rPr>
+        <w:t xml:space="preserve">"your-passphrase"</w:t>
+      </w:r>
+    </w:p>
+    <w:p>
+      <w:pPr>
+        <w:numPr>
+          <w:ilvl w:val="0"/>
+          <w:numId w:val="1000"/>
+        </w:numPr>
+      </w:pPr>
+      <w:r>
+        <w:rPr>
+          <w:b/>
+          <w:bCs/>
+        </w:rPr>
+        <w:t xml:space="preserve">Windows note:</w:t>
+      </w:r>
+      <w:r>
+        <w:t xml:space="preserve"> </w:t>
+      </w:r>
+      <w:r>
+        <w:t xml:space="preserve">always use</w:t>
       </w:r>
       <w:r>
         <w:t xml:space="preserve"> </w:t>
@@ -1263,10 +1314,49 @@
         <w:rPr>
           <w:rStyle w:val="VerbatimChar"/>
         </w:rPr>
-        <w:t xml:space="preserve">certPrivatePath</w:t>
-      </w:r>
-      <w:r>
-        <w:t xml:space="preserve">.</w:t>
+        <w:t xml:space="preserve">certPassphrase</w:t>
+      </w:r>
+      <w:r>
+        <w:t xml:space="preserve"> </w:t>
+      </w:r>
+      <w:r>
+        <w:t xml:space="preserve">on Windows. The legacy</w:t>
+      </w:r>
+      <w:r>
+        <w:t xml:space="preserve"> </w:t>
+      </w:r>
+      <w:r>
+        <w:t xml:space="preserve">inline form (</w:t>
+      </w:r>
+      <w:r>
+        <w:rPr>
+          <w:rStyle w:val="VerbatimChar"/>
+        </w:rPr>
+        <w:t xml:space="preserve">"certPrivatePath": "path:passphrase"</w:t>
+      </w:r>
+      <w:r>
+        <w:t xml:space="preserve">) is still</w:t>
+      </w:r>
+      <w:r>
+        <w:t xml:space="preserve"> </w:t>
+      </w:r>
+      <w:r>
+        <w:t xml:space="preserve">supported and now parses safely around drive letters</w:t>
+      </w:r>
+      <w:r>
+        <w:t xml:space="preserve"> </w:t>
+      </w:r>
+      <w:r>
+        <w:t xml:space="preserve">(</w:t>
+      </w:r>
+      <w:r>
+        <w:rPr>
+          <w:rStyle w:val="VerbatimChar"/>
+        </w:rPr>
+        <w:t xml:space="preserve">C:\certs\key.pem</w:t>
+      </w:r>
+      <w:r>
+        <w:t xml:space="preserve">), but the dedicated field is unambiguous.</w:t>
       </w:r>
     </w:p>
     <w:bookmarkEnd w:id="16"/>

--- a/docs/operations-runbook.docx
+++ b/docs/operations-runbook.docx
@@ -2814,6 +2814,200 @@
       </w:r>
       <w:r>
         <w:t xml:space="preserve">process exits cleanly with code 7 instead of corrupting the database.</w:t>
+      </w:r>
+    </w:p>
+    <w:p>
+      <w:pPr>
+        <w:pStyle w:val="BodyText"/>
+      </w:pPr>
+      <w:r>
+        <w:rPr>
+          <w:b/>
+          <w:bCs/>
+        </w:rPr>
+        <w:t xml:space="preserve">One settings file per tenant.</w:t>
+      </w:r>
+      <w:r>
+        <w:t xml:space="preserve"> </w:t>
+      </w:r>
+      <w:r>
+        <w:t xml:space="preserve">Each run targets a single Anaplan</w:t>
+      </w:r>
+      <w:r>
+        <w:t xml:space="preserve"> </w:t>
+      </w:r>
+      <w:r>
+        <w:t xml:space="preserve">tenant. To cover multiple tenants, keep a separate settings file per</w:t>
+      </w:r>
+      <w:r>
+        <w:t xml:space="preserve"> </w:t>
+      </w:r>
+      <w:r>
+        <w:t xml:space="preserve">tenant and schedule each with</w:t>
+      </w:r>
+      <w:r>
+        <w:t xml:space="preserve"> </w:t>
+      </w:r>
+      <w:r>
+        <w:rPr>
+          <w:rStyle w:val="VerbatimChar"/>
+        </w:rPr>
+        <w:t xml:space="preserve">--config /path/to/that-tenant.json</w:t>
+      </w:r>
+      <w:r>
+        <w:t xml:space="preserve">.</w:t>
+      </w:r>
+      <w:r>
+        <w:t xml:space="preserve"> </w:t>
+      </w:r>
+      <w:r>
+        <w:t xml:space="preserve">The run lock is keyed to the database file, so give each tenant its</w:t>
+      </w:r>
+      <w:r>
+        <w:t xml:space="preserve"> </w:t>
+      </w:r>
+      <w:r>
+        <w:t xml:space="preserve">own</w:t>
+      </w:r>
+      <w:r>
+        <w:t xml:space="preserve"> </w:t>
+      </w:r>
+      <w:r>
+        <w:rPr>
+          <w:rStyle w:val="VerbatimChar"/>
+        </w:rPr>
+        <w:t xml:space="preserve">database</w:t>
+      </w:r>
+      <w:r>
+        <w:t xml:space="preserve"> </w:t>
+      </w:r>
+      <w:r>
+        <w:t xml:space="preserve">path too.</w:t>
+      </w:r>
+    </w:p>
+    <w:p>
+      <w:pPr>
+        <w:pStyle w:val="BodyText"/>
+      </w:pPr>
+      <w:r>
+        <w:rPr>
+          <w:b/>
+          <w:bCs/>
+        </w:rPr>
+        <w:t xml:space="preserve">Large tenants —</w:t>
+      </w:r>
+      <w:r>
+        <w:rPr>
+          <w:b/>
+          <w:bCs/>
+        </w:rPr>
+        <w:t xml:space="preserve"> </w:t>
+      </w:r>
+      <w:r>
+        <w:rPr>
+          <w:rStyle w:val="VerbatimChar"/>
+          <w:b/>
+          <w:bCs/>
+        </w:rPr>
+        <w:t xml:space="preserve">exportTimeoutSeconds</w:t>
+      </w:r>
+      <w:r>
+        <w:rPr>
+          <w:b/>
+          <w:bCs/>
+        </w:rPr>
+        <w:t xml:space="preserve">.</w:t>
+      </w:r>
+      <w:r>
+        <w:t xml:space="preserve"> </w:t>
+      </w:r>
+      <w:r>
+        <w:t xml:space="preserve">The Model History export</w:t>
+      </w:r>
+      <w:r>
+        <w:t xml:space="preserve"> </w:t>
+      </w:r>
+      <w:r>
+        <w:t xml:space="preserve">timeout (default 600s / 10 min) is applied</w:t>
+      </w:r>
+      <w:r>
+        <w:t xml:space="preserve"> </w:t>
+      </w:r>
+      <w:r>
+        <w:rPr>
+          <w:i/>
+          <w:iCs/>
+        </w:rPr>
+        <w:t xml:space="preserve">per model</w:t>
+      </w:r>
+      <w:r>
+        <w:t xml:space="preserve">. A very large</w:t>
+      </w:r>
+      <w:r>
+        <w:t xml:space="preserve"> </w:t>
+      </w:r>
+      <w:r>
+        <w:t xml:space="preserve">single model can exceed it; the export is skipped and logged as</w:t>
+      </w:r>
+      <w:r>
+        <w:t xml:space="preserve"> </w:t>
+      </w:r>
+      <w:r>
+        <w:rPr>
+          <w:rStyle w:val="VerbatimChar"/>
+        </w:rPr>
+        <w:t xml:space="preserve">model_history_export_timeout</w:t>
+      </w:r>
+      <w:r>
+        <w:t xml:space="preserve"> </w:t>
+      </w:r>
+      <w:r>
+        <w:t xml:space="preserve">(the audit run is unaffected). If you</w:t>
+      </w:r>
+      <w:r>
+        <w:t xml:space="preserve"> </w:t>
+      </w:r>
+      <w:r>
+        <w:t xml:space="preserve">see that event, raise</w:t>
+      </w:r>
+      <w:r>
+        <w:t xml:space="preserve"> </w:t>
+      </w:r>
+      <w:r>
+        <w:rPr>
+          <w:rStyle w:val="VerbatimChar"/>
+        </w:rPr>
+        <w:t xml:space="preserve">modelHistory.exportTimeoutSeconds</w:t>
+      </w:r>
+      <w:r>
+        <w:t xml:space="preserve"> </w:t>
+      </w:r>
+      <w:r>
+        <w:t xml:space="preserve">in</w:t>
+      </w:r>
+      <w:r>
+        <w:t xml:space="preserve"> </w:t>
+      </w:r>
+      <w:r>
+        <w:rPr>
+          <w:rStyle w:val="VerbatimChar"/>
+        </w:rPr>
+        <w:t xml:space="preserve">settings.json</w:t>
+      </w:r>
+      <w:r>
+        <w:t xml:space="preserve">. For reference, a model producing ~890,000 history</w:t>
+      </w:r>
+      <w:r>
+        <w:t xml:space="preserve"> </w:t>
+      </w:r>
+      <w:r>
+        <w:t xml:space="preserve">rows exported and loaded in well under 10 minutes, so the default</w:t>
+      </w:r>
+      <w:r>
+        <w:t xml:space="preserve"> </w:t>
+      </w:r>
+      <w:r>
+        <w:t xml:space="preserve">suits most models.</w:t>
       </w:r>
     </w:p>
     <w:p>

--- a/docs/operations-runbook.docx
+++ b/docs/operations-runbook.docx
@@ -477,20 +477,22 @@
         </w:rPr>
         <w:t xml:space="preserve"> anaplan-audit-with-history</w:t>
       </w:r>
-      <w:r>
-        <w:br/>
-      </w:r>
-      <w:r>
-        <w:rPr>
-          <w:rStyle w:val="ExtensionTok"/>
-        </w:rPr>
-        <w:t xml:space="preserve">uv</w:t>
-      </w:r>
-      <w:r>
-        <w:rPr>
-          <w:rStyle w:val="NormalTok"/>
-        </w:rPr>
-        <w:t xml:space="preserve"> sync</w:t>
+    </w:p>
+    <w:p>
+      <w:pPr>
+        <w:numPr>
+          <w:ilvl w:val="0"/>
+          <w:numId w:val="1000"/>
+        </w:numPr>
+      </w:pPr>
+      <w:r>
+        <w:t xml:space="preserve">(Or download the source zip from the latest GitHub release and unzip</w:t>
+      </w:r>
+      <w:r>
+        <w:t xml:space="preserve"> </w:t>
+      </w:r>
+      <w:r>
+        <w:t xml:space="preserve">it — no git required.)</w:t>
       </w:r>
     </w:p>
     <w:p>
@@ -501,7 +503,41 @@
         </w:numPr>
       </w:pPr>
       <w:r>
-        <w:t xml:space="preserve">Copy and configure settings:</w:t>
+        <w:rPr>
+          <w:b/>
+          <w:bCs/>
+        </w:rPr>
+        <w:t xml:space="preserve">Recommended — one-command setup.</w:t>
+      </w:r>
+      <w:r>
+        <w:t xml:space="preserve"> </w:t>
+      </w:r>
+      <w:r>
+        <w:t xml:space="preserve">From the project folder, run the</w:t>
+      </w:r>
+      <w:r>
+        <w:t xml:space="preserve"> </w:t>
+      </w:r>
+      <w:r>
+        <w:t xml:space="preserve">bootstrap script for your platform. It installs</w:t>
+      </w:r>
+      <w:r>
+        <w:t xml:space="preserve"> </w:t>
+      </w:r>
+      <w:r>
+        <w:rPr>
+          <w:rStyle w:val="VerbatimChar"/>
+        </w:rPr>
+        <w:t xml:space="preserve">uv</w:t>
+      </w:r>
+      <w:r>
+        <w:t xml:space="preserve">, Python 3.13,</w:t>
+      </w:r>
+      <w:r>
+        <w:t xml:space="preserve"> </w:t>
+      </w:r>
+      <w:r>
+        <w:t xml:space="preserve">and all dependencies, then offers to launch the config wizard:</w:t>
       </w:r>
     </w:p>
     <w:p>
@@ -516,31 +552,117 @@
         <w:rPr>
           <w:rStyle w:val="FunctionTok"/>
         </w:rPr>
-        <w:t xml:space="preserve">cp</w:t>
-      </w:r>
-      <w:r>
-        <w:rPr>
-          <w:rStyle w:val="NormalTok"/>
-        </w:rPr>
-        <w:t xml:space="preserve"> settings.json.example settings.json</w:t>
+        <w:t xml:space="preserve">bash</w:t>
+      </w:r>
+      <w:r>
+        <w:rPr>
+          <w:rStyle w:val="NormalTok"/>
+        </w:rPr>
+        <w:t xml:space="preserve"> setup.sh                                          </w:t>
+      </w:r>
+      <w:r>
+        <w:rPr>
+          <w:rStyle w:val="CommentTok"/>
+        </w:rPr>
+        <w:t xml:space="preserve"># macOS / Linux</w:t>
       </w:r>
       <w:r>
         <w:br/>
       </w:r>
       <w:r>
         <w:rPr>
+          <w:rStyle w:val="ExtensionTok"/>
+        </w:rPr>
+        <w:t xml:space="preserve">powershell</w:t>
+      </w:r>
+      <w:r>
+        <w:rPr>
+          <w:rStyle w:val="NormalTok"/>
+        </w:rPr>
+        <w:t xml:space="preserve"> </w:t>
+      </w:r>
+      <w:r>
+        <w:rPr>
+          <w:rStyle w:val="AttributeTok"/>
+        </w:rPr>
+        <w:t xml:space="preserve">-ExecutionPolicy</w:t>
+      </w:r>
+      <w:r>
+        <w:rPr>
+          <w:rStyle w:val="NormalTok"/>
+        </w:rPr>
+        <w:t xml:space="preserve"> Bypass </w:t>
+      </w:r>
+      <w:r>
+        <w:rPr>
+          <w:rStyle w:val="AttributeTok"/>
+        </w:rPr>
+        <w:t xml:space="preserve">-File</w:t>
+      </w:r>
+      <w:r>
+        <w:rPr>
+          <w:rStyle w:val="NormalTok"/>
+        </w:rPr>
+        <w:t xml:space="preserve"> setup.ps1     </w:t>
+      </w:r>
+      <w:r>
+        <w:rPr>
           <w:rStyle w:val="CommentTok"/>
         </w:rPr>
-        <w:t xml:space="preserve"># Edit settings.json — see Section 2 for authentication and</w:t>
-      </w:r>
-      <w:r>
-        <w:br/>
-      </w:r>
-      <w:r>
-        <w:rPr>
-          <w:rStyle w:val="CommentTok"/>
-        </w:rPr>
-        <w:t xml:space="preserve"># the Technical Reference for the full field list</w:t>
+        <w:t xml:space="preserve"># Windows</w:t>
+      </w:r>
+    </w:p>
+    <w:p>
+      <w:pPr>
+        <w:numPr>
+          <w:ilvl w:val="0"/>
+          <w:numId w:val="1000"/>
+        </w:numPr>
+      </w:pPr>
+      <w:r>
+        <w:t xml:space="preserve">The script is idempotent (safe to re-run) and needs no pre-installed</w:t>
+      </w:r>
+      <w:r>
+        <w:t xml:space="preserve"> </w:t>
+      </w:r>
+      <w:r>
+        <w:t xml:space="preserve">Python or</w:t>
+      </w:r>
+      <w:r>
+        <w:t xml:space="preserve"> </w:t>
+      </w:r>
+      <w:r>
+        <w:rPr>
+          <w:rStyle w:val="VerbatimChar"/>
+        </w:rPr>
+        <w:t xml:space="preserve">uv</w:t>
+      </w:r>
+      <w:r>
+        <w:t xml:space="preserve">. To do it manually instead:</w:t>
+      </w:r>
+      <w:r>
+        <w:t xml:space="preserve"> </w:t>
+      </w:r>
+      <w:r>
+        <w:rPr>
+          <w:rStyle w:val="VerbatimChar"/>
+        </w:rPr>
+        <w:t xml:space="preserve">uv sync</w:t>
+      </w:r>
+      <w:r>
+        <w:t xml:space="preserve">, then</w:t>
+      </w:r>
+      <w:r>
+        <w:t xml:space="preserve"> </w:t>
+      </w:r>
+      <w:r>
+        <w:rPr>
+          <w:rStyle w:val="VerbatimChar"/>
+        </w:rPr>
+        <w:t xml:space="preserve">cp settings.json.example settings.json</w:t>
+      </w:r>
+      <w:r>
+        <w:t xml:space="preserve">.</w:t>
       </w:r>
     </w:p>
     <w:p>
@@ -551,7 +673,7 @@
         </w:numPr>
       </w:pPr>
       <w:r>
-        <w:t xml:space="preserve">Validate configuration:</w:t>
+        <w:t xml:space="preserve">Configure and validate:</w:t>
       </w:r>
     </w:p>
     <w:p>
@@ -572,7 +694,34 @@
         <w:rPr>
           <w:rStyle w:val="NormalTok"/>
         </w:rPr>
-        <w:t xml:space="preserve"> run anaplan-audit validate-config</w:t>
+        <w:t xml:space="preserve"> run anaplan-audit init             </w:t>
+      </w:r>
+      <w:r>
+        <w:rPr>
+          <w:rStyle w:val="CommentTok"/>
+        </w:rPr>
+        <w:t xml:space="preserve"># interactive config wizard</w:t>
+      </w:r>
+      <w:r>
+        <w:br/>
+      </w:r>
+      <w:r>
+        <w:rPr>
+          <w:rStyle w:val="ExtensionTok"/>
+        </w:rPr>
+        <w:t xml:space="preserve">uv</w:t>
+      </w:r>
+      <w:r>
+        <w:rPr>
+          <w:rStyle w:val="NormalTok"/>
+        </w:rPr>
+        <w:t xml:space="preserve"> run anaplan-audit validate-config  </w:t>
+      </w:r>
+      <w:r>
+        <w:rPr>
+          <w:rStyle w:val="CommentTok"/>
+        </w:rPr>
+        <w:t xml:space="preserve"># confirm settings + auth</w:t>
       </w:r>
     </w:p>
     <w:p>
@@ -634,17 +783,29 @@
         <w:rPr>
           <w:rStyle w:val="AttributeTok"/>
         </w:rPr>
+        <w:t xml:space="preserve">--limit</w:t>
+      </w:r>
+      <w:r>
+        <w:rPr>
+          <w:rStyle w:val="NormalTok"/>
+        </w:rPr>
+        <w:t xml:space="preserve"> 500 </w:t>
+      </w:r>
+      <w:r>
+        <w:rPr>
+          <w:rStyle w:val="AttributeTok"/>
+        </w:rPr>
         <w:t xml:space="preserve">--verbose</w:t>
       </w:r>
     </w:p>
     <w:bookmarkEnd w:id="11"/>
-    <w:bookmarkStart w:id="12" w:name="X846a55e8d4813f484c57107ad6d74df51973ad3"/>
+    <w:bookmarkStart w:id="12" w:name="X4ef600a683e739a785d0c7c254f1453c1ce6d99"/>
     <w:p>
       <w:pPr>
         <w:pStyle w:val="Heading2"/>
       </w:pPr>
       <w:r>
-        <w:t xml:space="preserve">1.3 Verify the v3.1 release is installed</w:t>
+        <w:t xml:space="preserve">1.3 Verify the release is installed</w:t>
       </w:r>
     </w:p>
     <w:p>
@@ -670,7 +831,7 @@
         <w:rPr>
           <w:rStyle w:val="CommentTok"/>
         </w:rPr>
-        <w:t xml:space="preserve"># anaplan-audit-history 3.1.0</w:t>
+        <w:t xml:space="preserve"># anaplan-audit-history 3.2.2</w:t>
       </w:r>
     </w:p>
     <w:p>
